--- a/Tyler/Go Backend/Tyler_Roberts.docx
+++ b/Tyler/Go Backend/Tyler_Roberts.docx
@@ -44,7 +44,7 @@
           <w:sz w:val="19"/>
           <w:szCs w:val="19"/>
         </w:rPr>
-        <w:t>tylerroberts.dev@oudook.com | linkedin.com/in/tyler-roberts-3b839b3a9/ | Florida, United States | +1 (321) 376-7095</w:t>
+        <w:t>tylerrdev@outlook.com | linkedin.com/in/tyler-roberts-76a8193b2/ | Florida, United States | +1 (321) 376-7095</w:t>
       </w:r>
     </w:p>
     <w:p>

--- a/Tyler/Go Backend/Tyler_Roberts.docx
+++ b/Tyler/Go Backend/Tyler_Roberts.docx
@@ -32,6 +32,30 @@
         </w:rPr>
         <w:t>Senior Software Engineer</w:t>
       </w:r>
+      <w:r>
+        <w:rPr>
+          <w:rFonts w:ascii="Arial" w:eastAsia="Arial" w:hAnsi="Arial" w:cs="Arial"/>
+          <w:b/>
+          <w:bCs/>
+          <w:color w:val="6F8F6B"/>
+          <w:sz w:val="22"/>
+          <w:szCs w:val="22"/>
+        </w:rPr>
+        <w:t xml:space="preserve"> - </w:t>
+      </w:r>
+      <w:bookmarkStart w:id="0" w:name="_GoBack"/>
+      <w:bookmarkEnd w:id="0"/>
+      <w:r>
+        <w:rPr>
+          <w:rFonts w:ascii="Arial" w:eastAsia="Arial" w:hAnsi="Arial" w:cs="Arial"/>
+          <w:b/>
+          <w:bCs/>
+          <w:color w:val="6F8F6B"/>
+          <w:sz w:val="22"/>
+          <w:szCs w:val="22"/>
+        </w:rPr>
+        <w:t>Go</w:t>
+      </w:r>
     </w:p>
     <w:p>
       <w:pPr>
@@ -44,7 +68,7 @@
           <w:sz w:val="19"/>
           <w:szCs w:val="19"/>
         </w:rPr>
-        <w:t>tylerrdev@outlook.com | linkedin.com/in/tyler-roberts-76a8193b2/ | Florida, United States | +1 (321) 376-7095</w:t>
+        <w:t>tyler.r.dev@outlook.com | linkedin.com/in/tyler-r-5788a13ba | Florida, United States | +1 (321) 376-7095</w:t>
       </w:r>
     </w:p>
     <w:p>
@@ -54,8 +78,6 @@
         </w:pBdr>
         <w:spacing w:before="120" w:after="80"/>
       </w:pPr>
-      <w:bookmarkStart w:id="0" w:name="_GoBack"/>
-      <w:bookmarkEnd w:id="0"/>
       <w:r>
         <w:rPr>
           <w:b/>
@@ -73,247 +95,88 @@
         <w:jc w:val="both"/>
         <w:rPr>
           <w:rFonts w:ascii="Arial" w:hAnsi="Arial" w:cs="Arial"/>
-        </w:rPr>
-      </w:pPr>
-      <w:r>
-        <w:rPr>
-          <w:rFonts w:ascii="Arial" w:hAnsi="Arial" w:cs="Arial"/>
-        </w:rPr>
-        <w:t xml:space="preserve">Senior Software Engineer with </w:t>
-      </w:r>
-      <w:r>
-        <w:rPr>
-          <w:rStyle w:val="Strong"/>
-          <w:rFonts w:ascii="Arial" w:hAnsi="Arial" w:cs="Arial"/>
-        </w:rPr>
-        <w:t>9+ years</w:t>
-      </w:r>
-      <w:r>
-        <w:rPr>
-          <w:rFonts w:ascii="Arial" w:hAnsi="Arial" w:cs="Arial"/>
-        </w:rPr>
-        <w:t xml:space="preserve"> building and owning </w:t>
-      </w:r>
-      <w:r>
-        <w:rPr>
-          <w:rStyle w:val="Strong"/>
-          <w:rFonts w:ascii="Arial" w:hAnsi="Arial" w:cs="Arial"/>
-        </w:rPr>
-        <w:t>cloud-native backend platforms</w:t>
-      </w:r>
-      <w:r>
-        <w:rPr>
-          <w:rFonts w:ascii="Arial" w:hAnsi="Arial" w:cs="Arial"/>
-        </w:rPr>
-        <w:t xml:space="preserve"> with </w:t>
-      </w:r>
-      <w:r>
-        <w:rPr>
-          <w:rStyle w:val="Strong"/>
-          <w:rFonts w:ascii="Arial" w:hAnsi="Arial" w:cs="Arial"/>
-        </w:rPr>
-        <w:t>Go</w:t>
-      </w:r>
-      <w:r>
-        <w:rPr>
-          <w:rFonts w:ascii="Arial" w:hAnsi="Arial" w:cs="Arial"/>
-        </w:rPr>
-        <w:t xml:space="preserve">, </w:t>
-      </w:r>
-      <w:r>
-        <w:rPr>
-          <w:rStyle w:val="Strong"/>
-          <w:rFonts w:ascii="Arial" w:hAnsi="Arial" w:cs="Arial"/>
-        </w:rPr>
-        <w:t>AWS</w:t>
-      </w:r>
-      <w:r>
-        <w:rPr>
-          <w:rFonts w:ascii="Arial" w:hAnsi="Arial" w:cs="Arial"/>
-        </w:rPr>
-        <w:t xml:space="preserve">, and </w:t>
-      </w:r>
-      <w:r>
-        <w:rPr>
-          <w:rStyle w:val="Strong"/>
-          <w:rFonts w:ascii="Arial" w:hAnsi="Arial" w:cs="Arial"/>
-        </w:rPr>
-        <w:t>distributed systems</w:t>
-      </w:r>
-      <w:r>
-        <w:rPr>
-          <w:rFonts w:ascii="Arial" w:hAnsi="Arial" w:cs="Arial"/>
-        </w:rPr>
-        <w:t xml:space="preserve"> patterns. Strong track record designing production-grade </w:t>
-      </w:r>
-      <w:r>
-        <w:rPr>
-          <w:rStyle w:val="Strong"/>
-          <w:rFonts w:ascii="Arial" w:hAnsi="Arial" w:cs="Arial"/>
-        </w:rPr>
-        <w:t>microservices</w:t>
-      </w:r>
-      <w:r>
-        <w:rPr>
-          <w:rFonts w:ascii="Arial" w:hAnsi="Arial" w:cs="Arial"/>
-        </w:rPr>
-        <w:t xml:space="preserve">, scalable </w:t>
-      </w:r>
-      <w:r>
-        <w:rPr>
-          <w:rStyle w:val="Strong"/>
-          <w:rFonts w:ascii="Arial" w:hAnsi="Arial" w:cs="Arial"/>
-        </w:rPr>
-        <w:t>REST/gRPC APIs</w:t>
-      </w:r>
-      <w:r>
-        <w:rPr>
-          <w:rFonts w:ascii="Arial" w:hAnsi="Arial" w:cs="Arial"/>
-        </w:rPr>
-        <w:t xml:space="preserve">, and </w:t>
-      </w:r>
-      <w:r>
-        <w:rPr>
-          <w:rStyle w:val="Strong"/>
-          <w:rFonts w:ascii="Arial" w:hAnsi="Arial" w:cs="Arial"/>
-        </w:rPr>
-        <w:t>event-driven</w:t>
-      </w:r>
-      <w:r>
-        <w:rPr>
-          <w:rFonts w:ascii="Arial" w:hAnsi="Arial" w:cs="Arial"/>
-        </w:rPr>
-        <w:t xml:space="preserve"> pipelines focused on </w:t>
-      </w:r>
-      <w:r>
-        <w:rPr>
-          <w:rStyle w:val="Strong"/>
-          <w:rFonts w:ascii="Arial" w:hAnsi="Arial" w:cs="Arial"/>
-        </w:rPr>
-        <w:t>reliability</w:t>
-      </w:r>
-      <w:r>
-        <w:rPr>
-          <w:rFonts w:ascii="Arial" w:hAnsi="Arial" w:cs="Arial"/>
-        </w:rPr>
-        <w:t xml:space="preserve">, </w:t>
-      </w:r>
-      <w:r>
-        <w:rPr>
-          <w:rStyle w:val="Strong"/>
-          <w:rFonts w:ascii="Arial" w:hAnsi="Arial" w:cs="Arial"/>
-        </w:rPr>
-        <w:t>latency</w:t>
-      </w:r>
-      <w:r>
-        <w:rPr>
-          <w:rFonts w:ascii="Arial" w:hAnsi="Arial" w:cs="Arial"/>
-        </w:rPr>
-        <w:t xml:space="preserve">, and </w:t>
-      </w:r>
-      <w:r>
-        <w:rPr>
-          <w:rStyle w:val="Strong"/>
-          <w:rFonts w:ascii="Arial" w:hAnsi="Arial" w:cs="Arial"/>
-        </w:rPr>
-        <w:t>operational excellence</w:t>
-      </w:r>
-      <w:r>
-        <w:rPr>
-          <w:rFonts w:ascii="Arial" w:hAnsi="Arial" w:cs="Arial"/>
-        </w:rPr>
-        <w:t xml:space="preserve">. Experienced delivering resilient </w:t>
-      </w:r>
-      <w:r>
-        <w:rPr>
-          <w:rStyle w:val="Strong"/>
-          <w:rFonts w:ascii="Arial" w:hAnsi="Arial" w:cs="Arial"/>
-        </w:rPr>
-        <w:t>B2B integrations</w:t>
-      </w:r>
-      <w:r>
-        <w:rPr>
-          <w:rFonts w:ascii="Arial" w:hAnsi="Arial" w:cs="Arial"/>
-        </w:rPr>
-        <w:t xml:space="preserve"> (webhooks + batch), tuning performance across </w:t>
-      </w:r>
-      <w:r>
-        <w:rPr>
-          <w:rStyle w:val="Strong"/>
-          <w:rFonts w:ascii="Arial" w:hAnsi="Arial" w:cs="Arial"/>
-        </w:rPr>
-        <w:t>PostgreSQL/MySQL</w:t>
-      </w:r>
-      <w:r>
-        <w:rPr>
-          <w:rFonts w:ascii="Arial" w:hAnsi="Arial" w:cs="Arial"/>
-        </w:rPr>
-        <w:t xml:space="preserve">, and implementing </w:t>
-      </w:r>
-      <w:r>
-        <w:rPr>
-          <w:rStyle w:val="Strong"/>
-          <w:rFonts w:ascii="Arial" w:hAnsi="Arial" w:cs="Arial"/>
-        </w:rPr>
-        <w:t>observability-first</w:t>
-      </w:r>
-      <w:r>
-        <w:rPr>
-          <w:rFonts w:ascii="Arial" w:hAnsi="Arial" w:cs="Arial"/>
-        </w:rPr>
-        <w:t xml:space="preserve"> development with </w:t>
-      </w:r>
-      <w:r>
-        <w:rPr>
-          <w:rStyle w:val="Strong"/>
-          <w:rFonts w:ascii="Arial" w:hAnsi="Arial" w:cs="Arial"/>
-        </w:rPr>
-        <w:t>structured logging</w:t>
-      </w:r>
-      <w:r>
-        <w:rPr>
-          <w:rFonts w:ascii="Arial" w:hAnsi="Arial" w:cs="Arial"/>
-        </w:rPr>
-        <w:t xml:space="preserve">, </w:t>
-      </w:r>
-      <w:r>
-        <w:rPr>
-          <w:rStyle w:val="Strong"/>
-          <w:rFonts w:ascii="Arial" w:hAnsi="Arial" w:cs="Arial"/>
-        </w:rPr>
-        <w:t>metrics</w:t>
-      </w:r>
-      <w:r>
-        <w:rPr>
-          <w:rFonts w:ascii="Arial" w:hAnsi="Arial" w:cs="Arial"/>
-        </w:rPr>
-        <w:t xml:space="preserve">, </w:t>
-      </w:r>
-      <w:r>
-        <w:rPr>
-          <w:rStyle w:val="Strong"/>
-          <w:rFonts w:ascii="Arial" w:hAnsi="Arial" w:cs="Arial"/>
-        </w:rPr>
-        <w:t>tracing</w:t>
-      </w:r>
-      <w:r>
-        <w:rPr>
-          <w:rFonts w:ascii="Arial" w:hAnsi="Arial" w:cs="Arial"/>
-        </w:rPr>
-        <w:t xml:space="preserve">, and </w:t>
-      </w:r>
-      <w:r>
-        <w:rPr>
-          <w:rStyle w:val="Strong"/>
-          <w:rFonts w:ascii="Arial" w:hAnsi="Arial" w:cs="Arial"/>
-        </w:rPr>
-        <w:t>SLO/SLI</w:t>
-      </w:r>
-      <w:r>
-        <w:rPr>
-          <w:rFonts w:ascii="Arial" w:hAnsi="Arial" w:cs="Arial"/>
-        </w:rPr>
-        <w:t xml:space="preserve"> operations. Comfortable owning services end-to-end across architecture, delivery, security, and incident response while partnering with product and stakeholders to translate ambiguous requirements into secure, scalable systems.</w:t>
+          <w:sz w:val="22"/>
+        </w:rPr>
+      </w:pPr>
+      <w:r>
+        <w:rPr>
+          <w:sz w:val="22"/>
+        </w:rPr>
+        <w:t xml:space="preserve">Senior Software Engineer with 9+ years building backend platforms across </w:t>
+      </w:r>
+      <w:r>
+        <w:rPr>
+          <w:rStyle w:val="Strong"/>
+          <w:sz w:val="22"/>
+        </w:rPr>
+        <w:t>SaaS, cloud infrastructure, data integration, and high-availability product engineering</w:t>
+      </w:r>
+      <w:r>
+        <w:rPr>
+          <w:sz w:val="22"/>
+        </w:rPr>
+        <w:t xml:space="preserve">, specializing in </w:t>
+      </w:r>
+      <w:r>
+        <w:rPr>
+          <w:rStyle w:val="Strong"/>
+          <w:sz w:val="22"/>
+        </w:rPr>
+        <w:t xml:space="preserve">Go v1.17–v1.22, </w:t>
+      </w:r>
+      <w:proofErr w:type="spellStart"/>
+      <w:r>
+        <w:rPr>
+          <w:rStyle w:val="Strong"/>
+          <w:sz w:val="22"/>
+        </w:rPr>
+        <w:t>gRPC</w:t>
+      </w:r>
+      <w:proofErr w:type="spellEnd"/>
+      <w:r>
+        <w:rPr>
+          <w:rStyle w:val="Strong"/>
+          <w:sz w:val="22"/>
+        </w:rPr>
+        <w:t xml:space="preserve">, REST, PostgreSQL v11–v16, </w:t>
+      </w:r>
+      <w:proofErr w:type="spellStart"/>
+      <w:r>
+        <w:rPr>
+          <w:rStyle w:val="Strong"/>
+          <w:sz w:val="22"/>
+        </w:rPr>
+        <w:t>Redis</w:t>
+      </w:r>
+      <w:proofErr w:type="spellEnd"/>
+      <w:r>
+        <w:rPr>
+          <w:rStyle w:val="Strong"/>
+          <w:sz w:val="22"/>
+        </w:rPr>
+        <w:t xml:space="preserve"> v5–v7, Kafka, </w:t>
+      </w:r>
+      <w:proofErr w:type="spellStart"/>
+      <w:r>
+        <w:rPr>
+          <w:rStyle w:val="Strong"/>
+          <w:sz w:val="22"/>
+        </w:rPr>
+        <w:t>RabbitMQ</w:t>
+      </w:r>
+      <w:proofErr w:type="spellEnd"/>
+      <w:r>
+        <w:rPr>
+          <w:rStyle w:val="Strong"/>
+          <w:sz w:val="22"/>
+        </w:rPr>
+        <w:t>, Docker, Kubernetes v1.21–v1.29, and AWS</w:t>
+      </w:r>
+      <w:r>
+        <w:rPr>
+          <w:sz w:val="22"/>
+        </w:rPr>
+        <w:t xml:space="preserve"> to deliver resilient distributed services, low-latency APIs, and operationally mature event pipelines. Strong history of resolving production bottlenecks, stabilizing flaky integrations, modernizing legacy services, improving observability, and implementing secure multi-tenant backend capabilities that raise throughput, reduce incidents, and support reliable product delivery at scale.</w:t>
       </w:r>
     </w:p>
     <w:p>
@@ -339,88 +202,66 @@
         <w:pStyle w:val="NormalWeb"/>
         <w:numPr>
           <w:ilvl w:val="0"/>
-          <w:numId w:val="4"/>
+          <w:numId w:val="15"/>
         </w:numPr>
         <w:jc w:val="both"/>
         <w:rPr>
-          <w:rFonts w:ascii="Arial" w:hAnsi="Arial" w:cs="Arial"/>
-          <w:sz w:val="20"/>
-        </w:rPr>
-      </w:pPr>
-      <w:r>
-        <w:rPr>
-          <w:rStyle w:val="Strong"/>
-          <w:rFonts w:ascii="Arial" w:hAnsi="Arial" w:cs="Arial"/>
-          <w:sz w:val="20"/>
-        </w:rPr>
-        <w:t>Backend &amp; APIs</w:t>
-      </w:r>
-      <w:r>
-        <w:rPr>
-          <w:rFonts w:ascii="Arial" w:hAnsi="Arial" w:cs="Arial"/>
-          <w:sz w:val="20"/>
-        </w:rPr>
-        <w:t xml:space="preserve"> — </w:t>
-      </w:r>
-      <w:r>
-        <w:rPr>
-          <w:rStyle w:val="Strong"/>
-          <w:rFonts w:ascii="Arial" w:hAnsi="Arial" w:cs="Arial"/>
-          <w:sz w:val="20"/>
-        </w:rPr>
-        <w:t>Go</w:t>
-      </w:r>
-      <w:r>
-        <w:rPr>
-          <w:rFonts w:ascii="Arial" w:hAnsi="Arial" w:cs="Arial"/>
-          <w:sz w:val="20"/>
-        </w:rPr>
-        <w:t xml:space="preserve">, concurrency patterns (goroutines/channels/context), </w:t>
-      </w:r>
-      <w:r>
-        <w:rPr>
-          <w:rStyle w:val="Strong"/>
-          <w:rFonts w:ascii="Arial" w:hAnsi="Arial" w:cs="Arial"/>
-          <w:sz w:val="20"/>
-        </w:rPr>
-        <w:t>REST</w:t>
-      </w:r>
-      <w:r>
-        <w:rPr>
-          <w:rFonts w:ascii="Arial" w:hAnsi="Arial" w:cs="Arial"/>
-          <w:sz w:val="20"/>
-        </w:rPr>
-        <w:t xml:space="preserve">, </w:t>
-      </w:r>
-      <w:r>
-        <w:rPr>
-          <w:rStyle w:val="Strong"/>
-          <w:rFonts w:ascii="Arial" w:hAnsi="Arial" w:cs="Arial"/>
-          <w:sz w:val="20"/>
-        </w:rPr>
-        <w:t>gRPC/Protobuf</w:t>
-      </w:r>
-      <w:r>
-        <w:rPr>
-          <w:rFonts w:ascii="Arial" w:hAnsi="Arial" w:cs="Arial"/>
-          <w:sz w:val="20"/>
-        </w:rPr>
-        <w:t xml:space="preserve">, microservices, distributed systems, background workers, webhooks, idempotency, retries/backoff, circuit breakers, rate limiting, </w:t>
-      </w:r>
-      <w:r>
-        <w:rPr>
-          <w:rStyle w:val="Strong"/>
-          <w:rFonts w:ascii="Arial" w:hAnsi="Arial" w:cs="Arial"/>
-          <w:sz w:val="20"/>
-        </w:rPr>
-        <w:t>OpenAPI</w:t>
-      </w:r>
-      <w:r>
-        <w:rPr>
-          <w:rFonts w:ascii="Arial" w:hAnsi="Arial" w:cs="Arial"/>
-          <w:sz w:val="20"/>
-        </w:rPr>
-        <w:t xml:space="preserve"> documentation, schema design, SQL access patterns (sqlc/pgx/GORM), service frameworks (Gin/Echo/Chi/Go kit), CLI tooling (Cobra), DI (Wire)</w:t>
+          <w:sz w:val="22"/>
+        </w:rPr>
+      </w:pPr>
+      <w:r>
+        <w:rPr>
+          <w:rStyle w:val="Strong"/>
+          <w:sz w:val="22"/>
+        </w:rPr>
+        <w:t>Languages &amp; Backend:</w:t>
+      </w:r>
+      <w:r>
+        <w:rPr>
+          <w:sz w:val="22"/>
+        </w:rPr>
+        <w:t xml:space="preserve"> </w:t>
+      </w:r>
+      <w:r>
+        <w:rPr>
+          <w:rStyle w:val="Strong"/>
+          <w:sz w:val="22"/>
+        </w:rPr>
+        <w:t>Go v1.17–v1.22</w:t>
+      </w:r>
+      <w:r>
+        <w:rPr>
+          <w:sz w:val="22"/>
+        </w:rPr>
+        <w:t xml:space="preserve">, SQL, Python, Bash, </w:t>
+      </w:r>
+      <w:proofErr w:type="spellStart"/>
+      <w:r>
+        <w:rPr>
+          <w:sz w:val="22"/>
+        </w:rPr>
+        <w:t>microservices</w:t>
+      </w:r>
+      <w:proofErr w:type="spellEnd"/>
+      <w:r>
+        <w:rPr>
+          <w:sz w:val="22"/>
+        </w:rPr>
+        <w:t xml:space="preserve">, concurrency, </w:t>
+      </w:r>
+      <w:proofErr w:type="spellStart"/>
+      <w:r>
+        <w:rPr>
+          <w:sz w:val="22"/>
+        </w:rPr>
+        <w:t>goroutines</w:t>
+      </w:r>
+      <w:proofErr w:type="spellEnd"/>
+      <w:r>
+        <w:rPr>
+          <w:sz w:val="22"/>
+        </w:rPr>
+        <w:t>, channels, context propagation, background workers, service decomposition, distributed systems</w:t>
       </w:r>
     </w:p>
     <w:p>
@@ -428,223 +269,162 @@
         <w:pStyle w:val="NormalWeb"/>
         <w:numPr>
           <w:ilvl w:val="0"/>
-          <w:numId w:val="4"/>
+          <w:numId w:val="15"/>
         </w:numPr>
         <w:jc w:val="both"/>
         <w:rPr>
-          <w:rFonts w:ascii="Arial" w:hAnsi="Arial" w:cs="Arial"/>
-          <w:sz w:val="20"/>
-        </w:rPr>
-      </w:pPr>
-      <w:r>
-        <w:rPr>
-          <w:rStyle w:val="Strong"/>
-          <w:rFonts w:ascii="Arial" w:hAnsi="Arial" w:cs="Arial"/>
-          <w:sz w:val="20"/>
-        </w:rPr>
-        <w:t>Data, Messaging &amp; Search</w:t>
-      </w:r>
-      <w:r>
-        <w:rPr>
-          <w:rFonts w:ascii="Arial" w:hAnsi="Arial" w:cs="Arial"/>
-          <w:sz w:val="20"/>
-        </w:rPr>
-        <w:t xml:space="preserve"> — Relational: </w:t>
-      </w:r>
-      <w:r>
-        <w:rPr>
-          <w:rStyle w:val="Strong"/>
-          <w:rFonts w:ascii="Arial" w:hAnsi="Arial" w:cs="Arial"/>
-          <w:sz w:val="20"/>
-        </w:rPr>
-        <w:t>PostgreSQL</w:t>
-      </w:r>
-      <w:r>
-        <w:rPr>
-          <w:rFonts w:ascii="Arial" w:hAnsi="Arial" w:cs="Arial"/>
-          <w:sz w:val="20"/>
+          <w:sz w:val="22"/>
+        </w:rPr>
+      </w:pPr>
+      <w:r>
+        <w:rPr>
+          <w:rStyle w:val="Strong"/>
+          <w:sz w:val="22"/>
+        </w:rPr>
+        <w:t>Backend Frameworks &amp; API Design:</w:t>
+      </w:r>
+      <w:r>
+        <w:rPr>
+          <w:sz w:val="22"/>
+        </w:rPr>
+        <w:t xml:space="preserve"> </w:t>
+      </w:r>
+      <w:r>
+        <w:rPr>
+          <w:rStyle w:val="Strong"/>
+          <w:sz w:val="22"/>
+        </w:rPr>
+        <w:t>Gin</w:t>
+      </w:r>
+      <w:r>
+        <w:rPr>
+          <w:sz w:val="22"/>
         </w:rPr>
         <w:t xml:space="preserve">, </w:t>
       </w:r>
       <w:r>
         <w:rPr>
           <w:rStyle w:val="Strong"/>
-          <w:rFonts w:ascii="Arial" w:hAnsi="Arial" w:cs="Arial"/>
-          <w:sz w:val="20"/>
-        </w:rPr>
-        <w:t>MySQL</w:t>
-      </w:r>
-      <w:r>
-        <w:rPr>
-          <w:rFonts w:ascii="Arial" w:hAnsi="Arial" w:cs="Arial"/>
-          <w:sz w:val="20"/>
+          <w:sz w:val="22"/>
+        </w:rPr>
+        <w:t>Echo</w:t>
+      </w:r>
+      <w:r>
+        <w:rPr>
+          <w:sz w:val="22"/>
         </w:rPr>
         <w:t xml:space="preserve">, </w:t>
       </w:r>
       <w:r>
         <w:rPr>
           <w:rStyle w:val="Strong"/>
-          <w:rFonts w:ascii="Arial" w:hAnsi="Arial" w:cs="Arial"/>
-          <w:sz w:val="20"/>
-        </w:rPr>
-        <w:t>SQL Server</w:t>
-      </w:r>
-      <w:r>
-        <w:rPr>
-          <w:rFonts w:ascii="Arial" w:hAnsi="Arial" w:cs="Arial"/>
-          <w:sz w:val="20"/>
-        </w:rPr>
-        <w:t xml:space="preserve"> | NoSQL: </w:t>
-      </w:r>
-      <w:r>
-        <w:rPr>
-          <w:rStyle w:val="Strong"/>
-          <w:rFonts w:ascii="Arial" w:hAnsi="Arial" w:cs="Arial"/>
-          <w:sz w:val="20"/>
-        </w:rPr>
-        <w:t>Redis</w:t>
-      </w:r>
-      <w:r>
-        <w:rPr>
-          <w:rFonts w:ascii="Arial" w:hAnsi="Arial" w:cs="Arial"/>
-          <w:sz w:val="20"/>
+          <w:sz w:val="22"/>
+        </w:rPr>
+        <w:t>Chi</w:t>
+      </w:r>
+      <w:r>
+        <w:rPr>
+          <w:sz w:val="22"/>
+        </w:rPr>
+        <w:t xml:space="preserve">, Go kit, </w:t>
+      </w:r>
+      <w:r>
+        <w:rPr>
+          <w:rStyle w:val="Strong"/>
+          <w:sz w:val="22"/>
+        </w:rPr>
+        <w:t>REST</w:t>
+      </w:r>
+      <w:r>
+        <w:rPr>
+          <w:sz w:val="22"/>
         </w:rPr>
         <w:t xml:space="preserve">, </w:t>
       </w:r>
-      <w:r>
-        <w:rPr>
-          <w:rStyle w:val="Strong"/>
-          <w:rFonts w:ascii="Arial" w:hAnsi="Arial" w:cs="Arial"/>
-          <w:sz w:val="20"/>
-        </w:rPr>
-        <w:t>MongoDB</w:t>
-      </w:r>
-      <w:r>
-        <w:rPr>
-          <w:rFonts w:ascii="Arial" w:hAnsi="Arial" w:cs="Arial"/>
-          <w:sz w:val="20"/>
+      <w:proofErr w:type="spellStart"/>
+      <w:r>
+        <w:rPr>
+          <w:rStyle w:val="Strong"/>
+          <w:sz w:val="22"/>
+        </w:rPr>
+        <w:t>gRPC</w:t>
+      </w:r>
+      <w:proofErr w:type="spellEnd"/>
+      <w:r>
+        <w:rPr>
+          <w:sz w:val="22"/>
         </w:rPr>
         <w:t xml:space="preserve">, </w:t>
       </w:r>
-      <w:r>
-        <w:rPr>
-          <w:rStyle w:val="Strong"/>
-          <w:rFonts w:ascii="Arial" w:hAnsi="Arial" w:cs="Arial"/>
-          <w:sz w:val="20"/>
-        </w:rPr>
-        <w:t>DynamoDB</w:t>
-      </w:r>
-      <w:r>
-        <w:rPr>
-          <w:rFonts w:ascii="Arial" w:hAnsi="Arial" w:cs="Arial"/>
-          <w:sz w:val="20"/>
-        </w:rPr>
-        <w:t xml:space="preserve"> | Queues/streams: </w:t>
-      </w:r>
-      <w:r>
-        <w:rPr>
-          <w:rStyle w:val="Strong"/>
-          <w:rFonts w:ascii="Arial" w:hAnsi="Arial" w:cs="Arial"/>
-          <w:sz w:val="20"/>
-        </w:rPr>
-        <w:t>AWS SQS/SNS</w:t>
-      </w:r>
-      <w:r>
-        <w:rPr>
-          <w:rFonts w:ascii="Arial" w:hAnsi="Arial" w:cs="Arial"/>
-          <w:sz w:val="20"/>
+      <w:proofErr w:type="spellStart"/>
+      <w:r>
+        <w:rPr>
+          <w:sz w:val="22"/>
+        </w:rPr>
+        <w:t>Protobuf</w:t>
+      </w:r>
+      <w:proofErr w:type="spellEnd"/>
+      <w:r>
+        <w:rPr>
+          <w:sz w:val="22"/>
         </w:rPr>
         <w:t xml:space="preserve">, </w:t>
       </w:r>
-      <w:r>
-        <w:rPr>
-          <w:rStyle w:val="Strong"/>
-          <w:rFonts w:ascii="Arial" w:hAnsi="Arial" w:cs="Arial"/>
-          <w:sz w:val="20"/>
-        </w:rPr>
-        <w:t>Kafka</w:t>
-      </w:r>
-      <w:r>
-        <w:rPr>
-          <w:rFonts w:ascii="Arial" w:hAnsi="Arial" w:cs="Arial"/>
-          <w:sz w:val="20"/>
+      <w:proofErr w:type="spellStart"/>
+      <w:r>
+        <w:rPr>
+          <w:sz w:val="22"/>
+        </w:rPr>
+        <w:t>OpenAPI</w:t>
+      </w:r>
+      <w:proofErr w:type="spellEnd"/>
+      <w:r>
+        <w:rPr>
+          <w:sz w:val="22"/>
         </w:rPr>
         <w:t xml:space="preserve">, </w:t>
       </w:r>
-      <w:r>
-        <w:rPr>
-          <w:rStyle w:val="Strong"/>
-          <w:rFonts w:ascii="Arial" w:hAnsi="Arial" w:cs="Arial"/>
-          <w:sz w:val="20"/>
-        </w:rPr>
-        <w:t>RabbitMQ</w:t>
-      </w:r>
-      <w:r>
-        <w:rPr>
-          <w:rFonts w:ascii="Arial" w:hAnsi="Arial" w:cs="Arial"/>
-          <w:sz w:val="20"/>
-        </w:rPr>
-        <w:t xml:space="preserve"> | Search: </w:t>
-      </w:r>
-      <w:r>
-        <w:rPr>
-          <w:rStyle w:val="Strong"/>
-          <w:rFonts w:ascii="Arial" w:hAnsi="Arial" w:cs="Arial"/>
-          <w:sz w:val="20"/>
-        </w:rPr>
-        <w:t>Elasticsearch</w:t>
-      </w:r>
-      <w:r>
-        <w:rPr>
-          <w:rFonts w:ascii="Arial" w:hAnsi="Arial" w:cs="Arial"/>
-          <w:sz w:val="20"/>
-        </w:rPr>
-        <w:t xml:space="preserve">, </w:t>
-      </w:r>
-      <w:r>
-        <w:rPr>
-          <w:rStyle w:val="Strong"/>
-          <w:rFonts w:ascii="Arial" w:hAnsi="Arial" w:cs="Arial"/>
-          <w:sz w:val="20"/>
-        </w:rPr>
-        <w:t>OpenSearch</w:t>
-      </w:r>
-      <w:r>
-        <w:rPr>
-          <w:rFonts w:ascii="Arial" w:hAnsi="Arial" w:cs="Arial"/>
-          <w:sz w:val="20"/>
-        </w:rPr>
-        <w:t xml:space="preserve"> | Analytics: </w:t>
-      </w:r>
-      <w:r>
-        <w:rPr>
-          <w:rStyle w:val="Strong"/>
-          <w:rFonts w:ascii="Arial" w:hAnsi="Arial" w:cs="Arial"/>
-          <w:sz w:val="20"/>
-        </w:rPr>
-        <w:t>Redshift</w:t>
-      </w:r>
-      <w:r>
-        <w:rPr>
-          <w:rFonts w:ascii="Arial" w:hAnsi="Arial" w:cs="Arial"/>
-          <w:sz w:val="20"/>
-        </w:rPr>
-        <w:t xml:space="preserve">, </w:t>
-      </w:r>
-      <w:r>
-        <w:rPr>
-          <w:rStyle w:val="Strong"/>
-          <w:rFonts w:ascii="Arial" w:hAnsi="Arial" w:cs="Arial"/>
-          <w:sz w:val="20"/>
-        </w:rPr>
-        <w:t>BigQuery</w:t>
-      </w:r>
-      <w:r>
-        <w:rPr>
-          <w:rFonts w:ascii="Arial" w:hAnsi="Arial" w:cs="Arial"/>
-          <w:sz w:val="20"/>
-        </w:rPr>
-        <w:t xml:space="preserve"> (consumer/integrator via event/analytics pipelines)</w:t>
+      <w:proofErr w:type="spellStart"/>
+      <w:r>
+        <w:rPr>
+          <w:sz w:val="22"/>
+        </w:rPr>
+        <w:t>webhook</w:t>
+      </w:r>
+      <w:proofErr w:type="spellEnd"/>
+      <w:r>
+        <w:rPr>
+          <w:sz w:val="22"/>
+        </w:rPr>
+        <w:t xml:space="preserve"> processing, </w:t>
+      </w:r>
+      <w:proofErr w:type="spellStart"/>
+      <w:r>
+        <w:rPr>
+          <w:sz w:val="22"/>
+        </w:rPr>
+        <w:t>idempotency</w:t>
+      </w:r>
+      <w:proofErr w:type="spellEnd"/>
+      <w:r>
+        <w:rPr>
+          <w:sz w:val="22"/>
+        </w:rPr>
+        <w:t xml:space="preserve">, retries with </w:t>
+      </w:r>
+      <w:proofErr w:type="spellStart"/>
+      <w:r>
+        <w:rPr>
+          <w:sz w:val="22"/>
+        </w:rPr>
+        <w:t>backoff</w:t>
+      </w:r>
+      <w:proofErr w:type="spellEnd"/>
+      <w:r>
+        <w:rPr>
+          <w:sz w:val="22"/>
+        </w:rPr>
+        <w:t>, circuit breakers, rate limiting, service contracts, batch processing</w:t>
       </w:r>
     </w:p>
     <w:p>
@@ -652,485 +432,379 @@
         <w:pStyle w:val="NormalWeb"/>
         <w:numPr>
           <w:ilvl w:val="0"/>
-          <w:numId w:val="4"/>
+          <w:numId w:val="15"/>
         </w:numPr>
         <w:jc w:val="both"/>
         <w:rPr>
-          <w:rFonts w:ascii="Arial" w:hAnsi="Arial" w:cs="Arial"/>
-          <w:sz w:val="20"/>
-        </w:rPr>
-      </w:pPr>
-      <w:r>
-        <w:rPr>
-          <w:rStyle w:val="Strong"/>
-          <w:rFonts w:ascii="Arial" w:hAnsi="Arial" w:cs="Arial"/>
-          <w:sz w:val="20"/>
-        </w:rPr>
-        <w:t>Cloud &amp; DevOps</w:t>
-      </w:r>
-      <w:r>
-        <w:rPr>
-          <w:rFonts w:ascii="Arial" w:hAnsi="Arial" w:cs="Arial"/>
-          <w:sz w:val="20"/>
-        </w:rPr>
-        <w:t xml:space="preserve"> — </w:t>
-      </w:r>
-      <w:r>
-        <w:rPr>
-          <w:rStyle w:val="Strong"/>
-          <w:rFonts w:ascii="Arial" w:hAnsi="Arial" w:cs="Arial"/>
-          <w:sz w:val="20"/>
-        </w:rPr>
-        <w:t>AWS (primary): EKS, ECS, EC2, Lambda, API Gateway, S3, CloudFront, RDS, DynamoDB, ElastiCache, EventBridge, Step Functions, IAM</w:t>
-      </w:r>
-      <w:r>
-        <w:rPr>
-          <w:rFonts w:ascii="Arial" w:hAnsi="Arial" w:cs="Arial"/>
-          <w:sz w:val="20"/>
-        </w:rPr>
-        <w:t xml:space="preserve"> | Azure: </w:t>
-      </w:r>
-      <w:r>
-        <w:rPr>
-          <w:rStyle w:val="Strong"/>
-          <w:rFonts w:ascii="Arial" w:hAnsi="Arial" w:cs="Arial"/>
-          <w:sz w:val="20"/>
-        </w:rPr>
-        <w:t>AKS, App Service, Azure SQL, Service Bus, Key Vault, Application Insights</w:t>
-      </w:r>
-      <w:r>
-        <w:rPr>
-          <w:rFonts w:ascii="Arial" w:hAnsi="Arial" w:cs="Arial"/>
-          <w:sz w:val="20"/>
-        </w:rPr>
-        <w:t xml:space="preserve"> | GCP: </w:t>
-      </w:r>
-      <w:r>
-        <w:rPr>
-          <w:rStyle w:val="Strong"/>
-          <w:rFonts w:ascii="Arial" w:hAnsi="Arial" w:cs="Arial"/>
-          <w:sz w:val="20"/>
-        </w:rPr>
-        <w:t>GKE, Cloud Run, Pub/Sub, Cloud Storage, BigQuery</w:t>
-      </w:r>
-      <w:r>
-        <w:rPr>
-          <w:rFonts w:ascii="Arial" w:hAnsi="Arial" w:cs="Arial"/>
-          <w:sz w:val="20"/>
-        </w:rPr>
-        <w:t xml:space="preserve"> | </w:t>
-      </w:r>
-      <w:r>
-        <w:rPr>
-          <w:rStyle w:val="Strong"/>
-          <w:rFonts w:ascii="Arial" w:hAnsi="Arial" w:cs="Arial"/>
-          <w:sz w:val="20"/>
-        </w:rPr>
-        <w:t>Docker</w:t>
-      </w:r>
-      <w:r>
-        <w:rPr>
-          <w:rFonts w:ascii="Arial" w:hAnsi="Arial" w:cs="Arial"/>
-          <w:sz w:val="20"/>
+          <w:sz w:val="22"/>
+        </w:rPr>
+      </w:pPr>
+      <w:r>
+        <w:rPr>
+          <w:rStyle w:val="Strong"/>
+          <w:sz w:val="22"/>
+        </w:rPr>
+        <w:t>Data, Messaging &amp; Search:</w:t>
+      </w:r>
+      <w:r>
+        <w:rPr>
+          <w:sz w:val="22"/>
+        </w:rPr>
+        <w:t xml:space="preserve"> </w:t>
+      </w:r>
+      <w:r>
+        <w:rPr>
+          <w:rStyle w:val="Strong"/>
+          <w:sz w:val="22"/>
+        </w:rPr>
+        <w:t>PostgreSQL v11–v16</w:t>
+      </w:r>
+      <w:r>
+        <w:rPr>
+          <w:sz w:val="22"/>
+        </w:rPr>
+        <w:t xml:space="preserve">, MySQL v5.7–v8.0, SQL Server, </w:t>
+      </w:r>
+      <w:proofErr w:type="spellStart"/>
+      <w:r>
+        <w:rPr>
+          <w:rStyle w:val="Strong"/>
+          <w:sz w:val="22"/>
+        </w:rPr>
+        <w:t>Redis</w:t>
+      </w:r>
+      <w:proofErr w:type="spellEnd"/>
+      <w:r>
+        <w:rPr>
+          <w:rStyle w:val="Strong"/>
+          <w:sz w:val="22"/>
+        </w:rPr>
+        <w:t xml:space="preserve"> v5–v7</w:t>
+      </w:r>
+      <w:r>
+        <w:rPr>
+          <w:sz w:val="22"/>
+        </w:rPr>
+        <w:t xml:space="preserve">, MongoDB, </w:t>
+      </w:r>
+      <w:proofErr w:type="spellStart"/>
+      <w:r>
+        <w:rPr>
+          <w:sz w:val="22"/>
+        </w:rPr>
+        <w:t>DynamoDB</w:t>
+      </w:r>
+      <w:proofErr w:type="spellEnd"/>
+      <w:r>
+        <w:rPr>
+          <w:sz w:val="22"/>
         </w:rPr>
         <w:t xml:space="preserve">, </w:t>
       </w:r>
       <w:r>
         <w:rPr>
           <w:rStyle w:val="Strong"/>
-          <w:rFonts w:ascii="Arial" w:hAnsi="Arial" w:cs="Arial"/>
-          <w:sz w:val="20"/>
-        </w:rPr>
-        <w:t>Kubernetes</w:t>
-      </w:r>
-      <w:r>
-        <w:rPr>
-          <w:rFonts w:ascii="Arial" w:hAnsi="Arial" w:cs="Arial"/>
-          <w:sz w:val="20"/>
+          <w:sz w:val="22"/>
+        </w:rPr>
+        <w:t>Kafka</w:t>
+      </w:r>
+      <w:r>
+        <w:rPr>
+          <w:sz w:val="22"/>
         </w:rPr>
         <w:t xml:space="preserve">, </w:t>
       </w:r>
-      <w:r>
-        <w:rPr>
-          <w:rStyle w:val="Strong"/>
-          <w:rFonts w:ascii="Arial" w:hAnsi="Arial" w:cs="Arial"/>
-          <w:sz w:val="20"/>
-        </w:rPr>
-        <w:t>Helm</w:t>
-      </w:r>
-      <w:r>
-        <w:rPr>
-          <w:rFonts w:ascii="Arial" w:hAnsi="Arial" w:cs="Arial"/>
-          <w:sz w:val="20"/>
-        </w:rPr>
-        <w:t xml:space="preserve">, </w:t>
-      </w:r>
-      <w:r>
-        <w:rPr>
-          <w:rStyle w:val="Strong"/>
-          <w:rFonts w:ascii="Arial" w:hAnsi="Arial" w:cs="Arial"/>
-          <w:sz w:val="20"/>
-        </w:rPr>
-        <w:t>Argo CD</w:t>
-      </w:r>
-      <w:r>
-        <w:rPr>
-          <w:rFonts w:ascii="Arial" w:hAnsi="Arial" w:cs="Arial"/>
-          <w:sz w:val="20"/>
-        </w:rPr>
-        <w:t xml:space="preserve">, </w:t>
-      </w:r>
-      <w:r>
-        <w:rPr>
-          <w:rStyle w:val="Strong"/>
-          <w:rFonts w:ascii="Arial" w:hAnsi="Arial" w:cs="Arial"/>
-          <w:sz w:val="20"/>
-        </w:rPr>
-        <w:t>GitOps</w:t>
-      </w:r>
-      <w:r>
-        <w:rPr>
-          <w:rFonts w:ascii="Arial" w:hAnsi="Arial" w:cs="Arial"/>
-          <w:sz w:val="20"/>
-        </w:rPr>
-        <w:t xml:space="preserve">, </w:t>
-      </w:r>
-      <w:r>
-        <w:rPr>
-          <w:rStyle w:val="Strong"/>
-          <w:rFonts w:ascii="Arial" w:hAnsi="Arial" w:cs="Arial"/>
-          <w:sz w:val="20"/>
-        </w:rPr>
-        <w:t>Terraform</w:t>
-      </w:r>
-      <w:r>
-        <w:rPr>
-          <w:rFonts w:ascii="Arial" w:hAnsi="Arial" w:cs="Arial"/>
-          <w:sz w:val="20"/>
-        </w:rPr>
-        <w:t xml:space="preserve">, </w:t>
-      </w:r>
-      <w:r>
-        <w:rPr>
-          <w:rStyle w:val="Strong"/>
-          <w:rFonts w:ascii="Arial" w:hAnsi="Arial" w:cs="Arial"/>
-          <w:sz w:val="20"/>
-        </w:rPr>
-        <w:t>CloudFormation</w:t>
-      </w:r>
-      <w:r>
-        <w:rPr>
-          <w:rFonts w:ascii="Arial" w:hAnsi="Arial" w:cs="Arial"/>
-          <w:sz w:val="20"/>
-        </w:rPr>
-        <w:t xml:space="preserve">, CI/CD: </w:t>
-      </w:r>
-      <w:r>
-        <w:rPr>
-          <w:rStyle w:val="Strong"/>
-          <w:rFonts w:ascii="Arial" w:hAnsi="Arial" w:cs="Arial"/>
-          <w:sz w:val="20"/>
-        </w:rPr>
-        <w:t>GitHub Actions, GitLab CI, Jenkins, Azure DevOps, CircleCI</w:t>
-      </w:r>
+      <w:proofErr w:type="spellStart"/>
+      <w:r>
+        <w:rPr>
+          <w:rStyle w:val="Strong"/>
+          <w:sz w:val="22"/>
+        </w:rPr>
+        <w:t>RabbitMQ</w:t>
+      </w:r>
+      <w:proofErr w:type="spellEnd"/>
+      <w:r>
+        <w:rPr>
+          <w:sz w:val="22"/>
+        </w:rPr>
+        <w:t xml:space="preserve">, AWS SQS/SNS, </w:t>
+      </w:r>
+      <w:proofErr w:type="spellStart"/>
+      <w:r>
+        <w:rPr>
+          <w:sz w:val="22"/>
+        </w:rPr>
+        <w:t>Elasticsearch</w:t>
+      </w:r>
+      <w:proofErr w:type="spellEnd"/>
+      <w:r>
+        <w:rPr>
+          <w:sz w:val="22"/>
+        </w:rPr>
+        <w:t xml:space="preserve">, OpenSearch, Redshift, </w:t>
+      </w:r>
+      <w:proofErr w:type="spellStart"/>
+      <w:r>
+        <w:rPr>
+          <w:sz w:val="22"/>
+        </w:rPr>
+        <w:t>BigQuery</w:t>
+      </w:r>
+      <w:proofErr w:type="spellEnd"/>
     </w:p>
     <w:p>
       <w:pPr>
         <w:pStyle w:val="NormalWeb"/>
         <w:numPr>
           <w:ilvl w:val="0"/>
-          <w:numId w:val="4"/>
+          <w:numId w:val="15"/>
         </w:numPr>
         <w:jc w:val="both"/>
         <w:rPr>
-          <w:rFonts w:ascii="Arial" w:hAnsi="Arial" w:cs="Arial"/>
-          <w:sz w:val="20"/>
-        </w:rPr>
-      </w:pPr>
-      <w:r>
-        <w:rPr>
-          <w:rStyle w:val="Strong"/>
-          <w:rFonts w:ascii="Arial" w:hAnsi="Arial" w:cs="Arial"/>
-          <w:sz w:val="20"/>
-        </w:rPr>
-        <w:t>Observability, Quality &amp; Security</w:t>
-      </w:r>
-      <w:r>
-        <w:rPr>
-          <w:rFonts w:ascii="Arial" w:hAnsi="Arial" w:cs="Arial"/>
-          <w:sz w:val="20"/>
-        </w:rPr>
-        <w:t xml:space="preserve"> — </w:t>
-      </w:r>
-      <w:r>
-        <w:rPr>
-          <w:rStyle w:val="Strong"/>
-          <w:rFonts w:ascii="Arial" w:hAnsi="Arial" w:cs="Arial"/>
-          <w:sz w:val="20"/>
+          <w:sz w:val="22"/>
+        </w:rPr>
+      </w:pPr>
+      <w:r>
+        <w:rPr>
+          <w:rStyle w:val="Strong"/>
+          <w:sz w:val="22"/>
+        </w:rPr>
+        <w:t>Cloud &amp; DevOps:</w:t>
+      </w:r>
+      <w:r>
+        <w:rPr>
+          <w:sz w:val="22"/>
+        </w:rPr>
+        <w:t xml:space="preserve"> </w:t>
+      </w:r>
+      <w:r>
+        <w:rPr>
+          <w:rStyle w:val="Strong"/>
+          <w:sz w:val="22"/>
+        </w:rPr>
+        <w:t>AWS</w:t>
+      </w:r>
+      <w:r>
+        <w:rPr>
+          <w:sz w:val="22"/>
+        </w:rPr>
+        <w:t xml:space="preserve">, EKS, ECS, EC2, Lambda, API Gateway, S3, RDS, </w:t>
+      </w:r>
+      <w:proofErr w:type="spellStart"/>
+      <w:r>
+        <w:rPr>
+          <w:sz w:val="22"/>
+        </w:rPr>
+        <w:t>DynamoDB</w:t>
+      </w:r>
+      <w:proofErr w:type="spellEnd"/>
+      <w:r>
+        <w:rPr>
+          <w:sz w:val="22"/>
+        </w:rPr>
+        <w:t xml:space="preserve">, </w:t>
+      </w:r>
+      <w:proofErr w:type="spellStart"/>
+      <w:r>
+        <w:rPr>
+          <w:sz w:val="22"/>
+        </w:rPr>
+        <w:t>ElastiCache</w:t>
+      </w:r>
+      <w:proofErr w:type="spellEnd"/>
+      <w:r>
+        <w:rPr>
+          <w:sz w:val="22"/>
+        </w:rPr>
+        <w:t xml:space="preserve">, </w:t>
+      </w:r>
+      <w:proofErr w:type="spellStart"/>
+      <w:r>
+        <w:rPr>
+          <w:sz w:val="22"/>
+        </w:rPr>
+        <w:t>EventBridge</w:t>
+      </w:r>
+      <w:proofErr w:type="spellEnd"/>
+      <w:r>
+        <w:rPr>
+          <w:sz w:val="22"/>
+        </w:rPr>
+        <w:t xml:space="preserve">, Step Functions, IAM, Docker, </w:t>
+      </w:r>
+      <w:r>
+        <w:rPr>
+          <w:rStyle w:val="Strong"/>
+          <w:sz w:val="22"/>
+        </w:rPr>
+        <w:t>Kubernetes v1.21–v1.29</w:t>
+      </w:r>
+      <w:r>
+        <w:rPr>
+          <w:sz w:val="22"/>
+        </w:rPr>
+        <w:t xml:space="preserve">, Helm, Argo CD, </w:t>
+      </w:r>
+      <w:proofErr w:type="spellStart"/>
+      <w:r>
+        <w:rPr>
+          <w:sz w:val="22"/>
+        </w:rPr>
+        <w:t>GitOps</w:t>
+      </w:r>
+      <w:proofErr w:type="spellEnd"/>
+      <w:r>
+        <w:rPr>
+          <w:sz w:val="22"/>
+        </w:rPr>
+        <w:t xml:space="preserve">, Terraform, </w:t>
+      </w:r>
+      <w:proofErr w:type="spellStart"/>
+      <w:r>
+        <w:rPr>
+          <w:sz w:val="22"/>
+        </w:rPr>
+        <w:t>CloudFormation</w:t>
+      </w:r>
+      <w:proofErr w:type="spellEnd"/>
+      <w:r>
+        <w:rPr>
+          <w:sz w:val="22"/>
+        </w:rPr>
+        <w:t xml:space="preserve">, GitHub Actions, </w:t>
+      </w:r>
+      <w:proofErr w:type="spellStart"/>
+      <w:r>
+        <w:rPr>
+          <w:sz w:val="22"/>
+        </w:rPr>
+        <w:t>GitLab</w:t>
+      </w:r>
+      <w:proofErr w:type="spellEnd"/>
+      <w:r>
+        <w:rPr>
+          <w:sz w:val="22"/>
+        </w:rPr>
+        <w:t xml:space="preserve"> CI, Jenkins</w:t>
+      </w:r>
+    </w:p>
+    <w:p>
+      <w:pPr>
+        <w:pStyle w:val="NormalWeb"/>
+        <w:numPr>
+          <w:ilvl w:val="0"/>
+          <w:numId w:val="15"/>
+        </w:numPr>
+        <w:jc w:val="both"/>
+      </w:pPr>
+      <w:r>
+        <w:rPr>
+          <w:rStyle w:val="Strong"/>
+          <w:sz w:val="22"/>
+        </w:rPr>
+        <w:t>Observability, Quality &amp; Security:</w:t>
+      </w:r>
+      <w:r>
+        <w:rPr>
+          <w:sz w:val="22"/>
+        </w:rPr>
+        <w:t xml:space="preserve"> </w:t>
+      </w:r>
+      <w:proofErr w:type="spellStart"/>
+      <w:r>
+        <w:rPr>
+          <w:rStyle w:val="Strong"/>
+          <w:sz w:val="22"/>
         </w:rPr>
         <w:t>OpenTelemetry</w:t>
       </w:r>
-      <w:r>
-        <w:rPr>
-          <w:rFonts w:ascii="Arial" w:hAnsi="Arial" w:cs="Arial"/>
-          <w:sz w:val="20"/>
+      <w:proofErr w:type="spellEnd"/>
+      <w:r>
+        <w:rPr>
+          <w:sz w:val="22"/>
+        </w:rPr>
+        <w:t xml:space="preserve">, Prometheus, </w:t>
+      </w:r>
+      <w:proofErr w:type="spellStart"/>
+      <w:r>
+        <w:rPr>
+          <w:sz w:val="22"/>
+        </w:rPr>
+        <w:t>Grafana</w:t>
+      </w:r>
+      <w:proofErr w:type="spellEnd"/>
+      <w:r>
+        <w:rPr>
+          <w:sz w:val="22"/>
         </w:rPr>
         <w:t xml:space="preserve">, </w:t>
       </w:r>
-      <w:r>
-        <w:rPr>
-          <w:rStyle w:val="Strong"/>
-          <w:rFonts w:ascii="Arial" w:hAnsi="Arial" w:cs="Arial"/>
-          <w:sz w:val="20"/>
+      <w:proofErr w:type="spellStart"/>
+      <w:r>
+        <w:rPr>
+          <w:sz w:val="22"/>
         </w:rPr>
         <w:t>Datadog</w:t>
       </w:r>
-      <w:r>
-        <w:rPr>
-          <w:rFonts w:ascii="Arial" w:hAnsi="Arial" w:cs="Arial"/>
-          <w:sz w:val="20"/>
+      <w:proofErr w:type="spellEnd"/>
+      <w:r>
+        <w:rPr>
+          <w:sz w:val="22"/>
+        </w:rPr>
+        <w:t xml:space="preserve">, ELK/EFK, </w:t>
+      </w:r>
+      <w:proofErr w:type="spellStart"/>
+      <w:r>
+        <w:rPr>
+          <w:sz w:val="22"/>
+        </w:rPr>
+        <w:t>CloudWatch</w:t>
+      </w:r>
+      <w:proofErr w:type="spellEnd"/>
+      <w:r>
+        <w:rPr>
+          <w:sz w:val="22"/>
+        </w:rPr>
+        <w:t xml:space="preserve">, structured logging, distributed tracing, API contract testing, integration testing, </w:t>
+      </w:r>
+      <w:r>
+        <w:rPr>
+          <w:rStyle w:val="Strong"/>
+          <w:sz w:val="22"/>
+        </w:rPr>
+        <w:t>OAuth2</w:t>
+      </w:r>
+      <w:r>
+        <w:rPr>
+          <w:sz w:val="22"/>
         </w:rPr>
         <w:t xml:space="preserve">, </w:t>
       </w:r>
       <w:r>
         <w:rPr>
           <w:rStyle w:val="Strong"/>
-          <w:rFonts w:ascii="Arial" w:hAnsi="Arial" w:cs="Arial"/>
-          <w:sz w:val="20"/>
-        </w:rPr>
-        <w:t>Prometheus</w:t>
-      </w:r>
-      <w:r>
-        <w:rPr>
-          <w:rFonts w:ascii="Arial" w:hAnsi="Arial" w:cs="Arial"/>
-          <w:sz w:val="20"/>
+          <w:sz w:val="22"/>
+        </w:rPr>
+        <w:t>OpenID Connect</w:t>
+      </w:r>
+      <w:r>
+        <w:rPr>
+          <w:sz w:val="22"/>
         </w:rPr>
         <w:t xml:space="preserve">, </w:t>
       </w:r>
       <w:r>
         <w:rPr>
           <w:rStyle w:val="Strong"/>
-          <w:rFonts w:ascii="Arial" w:hAnsi="Arial" w:cs="Arial"/>
-          <w:sz w:val="20"/>
-        </w:rPr>
-        <w:t>Grafana</w:t>
-      </w:r>
-      <w:r>
-        <w:rPr>
-          <w:rFonts w:ascii="Arial" w:hAnsi="Arial" w:cs="Arial"/>
-          <w:sz w:val="20"/>
-        </w:rPr>
-        <w:t xml:space="preserve">, </w:t>
-      </w:r>
-      <w:r>
-        <w:rPr>
-          <w:rStyle w:val="Strong"/>
-          <w:rFonts w:ascii="Arial" w:hAnsi="Arial" w:cs="Arial"/>
-          <w:sz w:val="20"/>
-        </w:rPr>
-        <w:t>ELK/EFK</w:t>
-      </w:r>
-      <w:r>
-        <w:rPr>
-          <w:rFonts w:ascii="Arial" w:hAnsi="Arial" w:cs="Arial"/>
-          <w:sz w:val="20"/>
-        </w:rPr>
-        <w:t xml:space="preserve">, </w:t>
-      </w:r>
-      <w:r>
-        <w:rPr>
-          <w:rStyle w:val="Strong"/>
-          <w:rFonts w:ascii="Arial" w:hAnsi="Arial" w:cs="Arial"/>
-          <w:sz w:val="20"/>
-        </w:rPr>
-        <w:t>CloudWatch</w:t>
-      </w:r>
-      <w:r>
-        <w:rPr>
-          <w:rFonts w:ascii="Arial" w:hAnsi="Arial" w:cs="Arial"/>
-          <w:sz w:val="20"/>
-        </w:rPr>
-        <w:t xml:space="preserve">, structured logging | Testing: </w:t>
-      </w:r>
-      <w:r>
-        <w:rPr>
-          <w:rStyle w:val="Strong"/>
-          <w:rFonts w:ascii="Arial" w:hAnsi="Arial" w:cs="Arial"/>
-          <w:sz w:val="20"/>
-        </w:rPr>
-        <w:t>Jest</w:t>
-      </w:r>
-      <w:r>
-        <w:rPr>
-          <w:rFonts w:ascii="Arial" w:hAnsi="Arial" w:cs="Arial"/>
-          <w:sz w:val="20"/>
-        </w:rPr>
-        <w:t xml:space="preserve">, </w:t>
-      </w:r>
-      <w:r>
-        <w:rPr>
-          <w:rStyle w:val="Strong"/>
-          <w:rFonts w:ascii="Arial" w:hAnsi="Arial" w:cs="Arial"/>
-          <w:sz w:val="20"/>
-        </w:rPr>
-        <w:t>Mocha</w:t>
-      </w:r>
-      <w:r>
-        <w:rPr>
-          <w:rFonts w:ascii="Arial" w:hAnsi="Arial" w:cs="Arial"/>
-          <w:sz w:val="20"/>
-        </w:rPr>
-        <w:t xml:space="preserve">, </w:t>
-      </w:r>
-      <w:r>
-        <w:rPr>
-          <w:rStyle w:val="Strong"/>
-          <w:rFonts w:ascii="Arial" w:hAnsi="Arial" w:cs="Arial"/>
-          <w:sz w:val="20"/>
-        </w:rPr>
-        <w:t>Chai</w:t>
-      </w:r>
-      <w:r>
-        <w:rPr>
-          <w:rFonts w:ascii="Arial" w:hAnsi="Arial" w:cs="Arial"/>
-          <w:sz w:val="20"/>
-        </w:rPr>
-        <w:t xml:space="preserve">, </w:t>
-      </w:r>
-      <w:r>
-        <w:rPr>
-          <w:rStyle w:val="Strong"/>
-          <w:rFonts w:ascii="Arial" w:hAnsi="Arial" w:cs="Arial"/>
-          <w:sz w:val="20"/>
-        </w:rPr>
-        <w:t>React Testing Library</w:t>
-      </w:r>
-      <w:r>
-        <w:rPr>
-          <w:rFonts w:ascii="Arial" w:hAnsi="Arial" w:cs="Arial"/>
-          <w:sz w:val="20"/>
-        </w:rPr>
-        <w:t xml:space="preserve">, </w:t>
-      </w:r>
-      <w:r>
-        <w:rPr>
-          <w:rStyle w:val="Strong"/>
-          <w:rFonts w:ascii="Arial" w:hAnsi="Arial" w:cs="Arial"/>
-          <w:sz w:val="20"/>
-        </w:rPr>
-        <w:t>Cypress</w:t>
-      </w:r>
-      <w:r>
-        <w:rPr>
-          <w:rFonts w:ascii="Arial" w:hAnsi="Arial" w:cs="Arial"/>
-          <w:sz w:val="20"/>
-        </w:rPr>
-        <w:t xml:space="preserve">, </w:t>
-      </w:r>
-      <w:r>
-        <w:rPr>
-          <w:rStyle w:val="Strong"/>
-          <w:rFonts w:ascii="Arial" w:hAnsi="Arial" w:cs="Arial"/>
-          <w:sz w:val="20"/>
-        </w:rPr>
-        <w:t>Playwright</w:t>
-      </w:r>
-      <w:r>
-        <w:rPr>
-          <w:rFonts w:ascii="Arial" w:hAnsi="Arial" w:cs="Arial"/>
-          <w:sz w:val="20"/>
-        </w:rPr>
-        <w:t xml:space="preserve">, API contract tests (Pact-style) | Security: </w:t>
-      </w:r>
-      <w:r>
-        <w:rPr>
-          <w:rStyle w:val="Strong"/>
-          <w:rFonts w:ascii="Arial" w:hAnsi="Arial" w:cs="Arial"/>
-          <w:sz w:val="20"/>
-        </w:rPr>
-        <w:t>OAuth2</w:t>
-      </w:r>
-      <w:r>
-        <w:rPr>
-          <w:rFonts w:ascii="Arial" w:hAnsi="Arial" w:cs="Arial"/>
-          <w:sz w:val="20"/>
-        </w:rPr>
-        <w:t xml:space="preserve">, </w:t>
-      </w:r>
-      <w:r>
-        <w:rPr>
-          <w:rStyle w:val="Strong"/>
-          <w:rFonts w:ascii="Arial" w:hAnsi="Arial" w:cs="Arial"/>
-          <w:sz w:val="20"/>
-        </w:rPr>
-        <w:t>OpenID Connect</w:t>
-      </w:r>
-      <w:r>
-        <w:rPr>
-          <w:rFonts w:ascii="Arial" w:hAnsi="Arial" w:cs="Arial"/>
-          <w:sz w:val="20"/>
-        </w:rPr>
-        <w:t xml:space="preserve">, </w:t>
-      </w:r>
-      <w:r>
-        <w:rPr>
-          <w:rStyle w:val="Strong"/>
-          <w:rFonts w:ascii="Arial" w:hAnsi="Arial" w:cs="Arial"/>
-          <w:sz w:val="20"/>
+          <w:sz w:val="22"/>
         </w:rPr>
         <w:t>JWT</w:t>
       </w:r>
       <w:r>
         <w:rPr>
-          <w:rFonts w:ascii="Arial" w:hAnsi="Arial" w:cs="Arial"/>
-          <w:sz w:val="20"/>
-        </w:rPr>
-        <w:t xml:space="preserve">, </w:t>
-      </w:r>
-      <w:r>
-        <w:rPr>
-          <w:rStyle w:val="Strong"/>
-          <w:rFonts w:ascii="Arial" w:hAnsi="Arial" w:cs="Arial"/>
-          <w:sz w:val="20"/>
-        </w:rPr>
-        <w:t>Okta</w:t>
-      </w:r>
-      <w:r>
-        <w:rPr>
-          <w:rFonts w:ascii="Arial" w:hAnsi="Arial" w:cs="Arial"/>
-          <w:sz w:val="20"/>
-        </w:rPr>
-        <w:t xml:space="preserve">, </w:t>
-      </w:r>
-      <w:r>
-        <w:rPr>
-          <w:rStyle w:val="Strong"/>
-          <w:rFonts w:ascii="Arial" w:hAnsi="Arial" w:cs="Arial"/>
-          <w:sz w:val="20"/>
-        </w:rPr>
-        <w:t>Auth0</w:t>
-      </w:r>
-      <w:r>
-        <w:rPr>
-          <w:rFonts w:ascii="Arial" w:hAnsi="Arial" w:cs="Arial"/>
-          <w:sz w:val="20"/>
-        </w:rPr>
-        <w:t xml:space="preserve">, </w:t>
-      </w:r>
-      <w:r>
-        <w:rPr>
-          <w:rStyle w:val="Strong"/>
-          <w:rFonts w:ascii="Arial" w:hAnsi="Arial" w:cs="Arial"/>
-          <w:sz w:val="20"/>
-        </w:rPr>
-        <w:t>AWS Cognito</w:t>
-      </w:r>
-      <w:r>
-        <w:rPr>
-          <w:rFonts w:ascii="Arial" w:hAnsi="Arial" w:cs="Arial"/>
-          <w:sz w:val="20"/>
-        </w:rPr>
-        <w:t>, RBAC/ABAC, audit logging, least-privilege IAM</w:t>
+          <w:sz w:val="22"/>
+        </w:rPr>
+        <w:t>, RBAC, ABAC, audit logging, incident response</w:t>
       </w:r>
     </w:p>
     <w:p>
@@ -1174,7 +848,31 @@
           <w:sz w:val="21"/>
           <w:szCs w:val="21"/>
         </w:rPr>
-        <w:t>Web Venturez LLC</w:t>
+        <w:t xml:space="preserve">Web </w:t>
+      </w:r>
+      <w:proofErr w:type="spellStart"/>
+      <w:r>
+        <w:rPr>
+          <w:rFonts w:ascii="Arial" w:eastAsia="Arial" w:hAnsi="Arial" w:cs="Arial"/>
+          <w:b/>
+          <w:bCs/>
+          <w:color w:val="6F8F6B"/>
+          <w:sz w:val="21"/>
+          <w:szCs w:val="21"/>
+        </w:rPr>
+        <w:t>Venturez</w:t>
+      </w:r>
+      <w:proofErr w:type="spellEnd"/>
+      <w:r>
+        <w:rPr>
+          <w:rFonts w:ascii="Arial" w:eastAsia="Arial" w:hAnsi="Arial" w:cs="Arial"/>
+          <w:b/>
+          <w:bCs/>
+          <w:color w:val="6F8F6B"/>
+          <w:sz w:val="21"/>
+          <w:szCs w:val="21"/>
+        </w:rPr>
+        <w:t xml:space="preserve"> LLC</w:t>
       </w:r>
     </w:p>
     <w:p>
@@ -1197,91 +895,36 @@
         </w:numPr>
         <w:jc w:val="both"/>
         <w:rPr>
-          <w:rFonts w:ascii="Arial" w:hAnsi="Arial" w:cs="Arial"/>
-          <w:sz w:val="20"/>
-        </w:rPr>
-      </w:pPr>
-      <w:r>
-        <w:rPr>
-          <w:rFonts w:ascii="Arial" w:hAnsi="Arial" w:cs="Arial"/>
-          <w:sz w:val="20"/>
+          <w:sz w:val="22"/>
+        </w:rPr>
+      </w:pPr>
+      <w:r>
+        <w:rPr>
+          <w:sz w:val="22"/>
         </w:rPr>
         <w:t xml:space="preserve">Owned multiple </w:t>
       </w:r>
       <w:r>
         <w:rPr>
           <w:rStyle w:val="Strong"/>
-          <w:rFonts w:ascii="Arial" w:hAnsi="Arial" w:cs="Arial"/>
-          <w:sz w:val="20"/>
-        </w:rPr>
-        <w:t>Go</w:t>
-      </w:r>
-      <w:r>
-        <w:rPr>
-          <w:rFonts w:ascii="Arial" w:hAnsi="Arial" w:cs="Arial"/>
-          <w:sz w:val="20"/>
-        </w:rPr>
-        <w:t xml:space="preserve"> services end-to-end, defining </w:t>
-      </w:r>
-      <w:r>
-        <w:rPr>
-          <w:rStyle w:val="Strong"/>
-          <w:rFonts w:ascii="Arial" w:hAnsi="Arial" w:cs="Arial"/>
-          <w:sz w:val="20"/>
-        </w:rPr>
-        <w:t>service boundaries</w:t>
-      </w:r>
-      <w:r>
-        <w:rPr>
-          <w:rFonts w:ascii="Arial" w:hAnsi="Arial" w:cs="Arial"/>
-          <w:sz w:val="20"/>
-        </w:rPr>
-        <w:t xml:space="preserve">, </w:t>
-      </w:r>
-      <w:r>
-        <w:rPr>
-          <w:rStyle w:val="Strong"/>
-          <w:rFonts w:ascii="Arial" w:hAnsi="Arial" w:cs="Arial"/>
-          <w:sz w:val="20"/>
-        </w:rPr>
-        <w:t>domain contracts</w:t>
-      </w:r>
-      <w:r>
-        <w:rPr>
-          <w:rFonts w:ascii="Arial" w:hAnsi="Arial" w:cs="Arial"/>
-          <w:sz w:val="20"/>
-        </w:rPr>
-        <w:t xml:space="preserve">, and </w:t>
-      </w:r>
-      <w:r>
-        <w:rPr>
-          <w:rStyle w:val="Strong"/>
-          <w:rFonts w:ascii="Arial" w:hAnsi="Arial" w:cs="Arial"/>
-          <w:sz w:val="20"/>
-        </w:rPr>
-        <w:t>deployment patterns</w:t>
-      </w:r>
-      <w:r>
-        <w:rPr>
-          <w:rFonts w:ascii="Arial" w:hAnsi="Arial" w:cs="Arial"/>
-          <w:sz w:val="20"/>
-        </w:rPr>
-        <w:t xml:space="preserve"> that kept </w:t>
-      </w:r>
-      <w:r>
-        <w:rPr>
-          <w:rStyle w:val="Strong"/>
-          <w:rFonts w:ascii="Arial" w:hAnsi="Arial" w:cs="Arial"/>
-          <w:sz w:val="20"/>
-        </w:rPr>
-        <w:t>latency predictable</w:t>
-      </w:r>
-      <w:r>
-        <w:rPr>
-          <w:rFonts w:ascii="Arial" w:hAnsi="Arial" w:cs="Arial"/>
-          <w:sz w:val="20"/>
-        </w:rPr>
-        <w:t xml:space="preserve"> as tenants and traffic scaled.</w:t>
+          <w:sz w:val="22"/>
+        </w:rPr>
+        <w:t xml:space="preserve">Go </w:t>
+      </w:r>
+      <w:proofErr w:type="spellStart"/>
+      <w:r>
+        <w:rPr>
+          <w:rStyle w:val="Strong"/>
+          <w:sz w:val="22"/>
+        </w:rPr>
+        <w:t>microservices</w:t>
+      </w:r>
+      <w:proofErr w:type="spellEnd"/>
+      <w:r>
+        <w:rPr>
+          <w:sz w:val="22"/>
+        </w:rPr>
+        <w:t xml:space="preserve"> powering multi-tenant SaaS workflows and partner integrations, defining service boundaries, error contracts, and deployment rules that improved platform stability as customer traffic and data volume increased across several business-critical domains.</w:t>
       </w:r>
     </w:p>
     <w:p>
@@ -1293,76 +936,84 @@
         </w:numPr>
         <w:jc w:val="both"/>
         <w:rPr>
-          <w:rFonts w:ascii="Arial" w:hAnsi="Arial" w:cs="Arial"/>
-          <w:sz w:val="20"/>
-        </w:rPr>
-      </w:pPr>
-      <w:r>
-        <w:rPr>
-          <w:rFonts w:ascii="Arial" w:hAnsi="Arial" w:cs="Arial"/>
-          <w:sz w:val="20"/>
-        </w:rPr>
-        <w:t xml:space="preserve">Designed high-throughput </w:t>
-      </w:r>
-      <w:r>
-        <w:rPr>
-          <w:rStyle w:val="Strong"/>
-          <w:rFonts w:ascii="Arial" w:hAnsi="Arial" w:cs="Arial"/>
-          <w:sz w:val="20"/>
+          <w:sz w:val="22"/>
+        </w:rPr>
+      </w:pPr>
+      <w:r>
+        <w:rPr>
+          <w:sz w:val="22"/>
+        </w:rPr>
+        <w:t xml:space="preserve">Architected and delivered high-throughput </w:t>
+      </w:r>
+      <w:r>
+        <w:rPr>
+          <w:rStyle w:val="Strong"/>
+          <w:sz w:val="22"/>
         </w:rPr>
         <w:t>REST</w:t>
       </w:r>
       <w:r>
         <w:rPr>
-          <w:rFonts w:ascii="Arial" w:hAnsi="Arial" w:cs="Arial"/>
-          <w:sz w:val="20"/>
+          <w:sz w:val="22"/>
         </w:rPr>
         <w:t xml:space="preserve"> and </w:t>
       </w:r>
-      <w:r>
-        <w:rPr>
-          <w:rStyle w:val="Strong"/>
-          <w:rFonts w:ascii="Arial" w:hAnsi="Arial" w:cs="Arial"/>
-          <w:sz w:val="20"/>
+      <w:proofErr w:type="spellStart"/>
+      <w:r>
+        <w:rPr>
+          <w:rStyle w:val="Strong"/>
+          <w:sz w:val="22"/>
         </w:rPr>
         <w:t>gRPC</w:t>
       </w:r>
-      <w:r>
-        <w:rPr>
-          <w:rFonts w:ascii="Arial" w:hAnsi="Arial" w:cs="Arial"/>
-          <w:sz w:val="20"/>
+      <w:proofErr w:type="spellEnd"/>
+      <w:r>
+        <w:rPr>
+          <w:sz w:val="22"/>
         </w:rPr>
         <w:t xml:space="preserve"> APIs with </w:t>
       </w:r>
-      <w:r>
-        <w:rPr>
-          <w:rStyle w:val="Strong"/>
-          <w:rFonts w:ascii="Arial" w:hAnsi="Arial" w:cs="Arial"/>
-          <w:sz w:val="20"/>
+      <w:proofErr w:type="spellStart"/>
+      <w:r>
+        <w:rPr>
+          <w:rStyle w:val="Strong"/>
+          <w:sz w:val="22"/>
         </w:rPr>
         <w:t>Protobuf</w:t>
       </w:r>
-      <w:r>
-        <w:rPr>
-          <w:rFonts w:ascii="Arial" w:hAnsi="Arial" w:cs="Arial"/>
-          <w:sz w:val="20"/>
-        </w:rPr>
-        <w:t xml:space="preserve">, strict validation, consistent error models, and </w:t>
-      </w:r>
-      <w:r>
-        <w:rPr>
-          <w:rStyle w:val="Strong"/>
-          <w:rFonts w:ascii="Arial" w:hAnsi="Arial" w:cs="Arial"/>
-          <w:sz w:val="20"/>
+      <w:proofErr w:type="spellEnd"/>
+      <w:r>
+        <w:rPr>
+          <w:sz w:val="22"/>
+        </w:rPr>
+        <w:t xml:space="preserve"> and </w:t>
+      </w:r>
+      <w:proofErr w:type="spellStart"/>
+      <w:r>
+        <w:rPr>
+          <w:sz w:val="22"/>
         </w:rPr>
         <w:t>OpenAPI</w:t>
       </w:r>
-      <w:r>
-        <w:rPr>
-          <w:rFonts w:ascii="Arial" w:hAnsi="Arial" w:cs="Arial"/>
-          <w:sz w:val="20"/>
-        </w:rPr>
-        <w:t xml:space="preserve"> documentation for long-lived enterprise integrations.</w:t>
+      <w:proofErr w:type="spellEnd"/>
+      <w:r>
+        <w:rPr>
+          <w:sz w:val="22"/>
+        </w:rPr>
+        <w:t xml:space="preserve">-driven contracts, which improved integration consistency, reduced onboarding friction for partner teams, and cut contract-related support escalations by </w:t>
+      </w:r>
+      <w:r>
+        <w:rPr>
+          <w:rStyle w:val="Strong"/>
+          <w:sz w:val="22"/>
+        </w:rPr>
+        <w:t>34%</w:t>
+      </w:r>
+      <w:r>
+        <w:rPr>
+          <w:sz w:val="22"/>
+        </w:rPr>
+        <w:t>.</w:t>
       </w:r>
     </w:p>
     <w:p>
@@ -1374,91 +1025,53 @@
         </w:numPr>
         <w:jc w:val="both"/>
         <w:rPr>
-          <w:rFonts w:ascii="Arial" w:hAnsi="Arial" w:cs="Arial"/>
-          <w:sz w:val="20"/>
-        </w:rPr>
-      </w:pPr>
-      <w:r>
-        <w:rPr>
-          <w:rFonts w:ascii="Arial" w:hAnsi="Arial" w:cs="Arial"/>
-          <w:sz w:val="20"/>
-        </w:rPr>
-        <w:t xml:space="preserve">Built </w:t>
-      </w:r>
-      <w:r>
-        <w:rPr>
-          <w:rStyle w:val="Strong"/>
-          <w:rFonts w:ascii="Arial" w:hAnsi="Arial" w:cs="Arial"/>
-          <w:sz w:val="20"/>
-        </w:rPr>
-        <w:t>event-driven</w:t>
-      </w:r>
-      <w:r>
-        <w:rPr>
-          <w:rFonts w:ascii="Arial" w:hAnsi="Arial" w:cs="Arial"/>
-          <w:sz w:val="20"/>
-        </w:rPr>
-        <w:t xml:space="preserve"> workflows using </w:t>
-      </w:r>
-      <w:r>
-        <w:rPr>
-          <w:rStyle w:val="Strong"/>
-          <w:rFonts w:ascii="Arial" w:hAnsi="Arial" w:cs="Arial"/>
-          <w:sz w:val="20"/>
+          <w:sz w:val="22"/>
+        </w:rPr>
+      </w:pPr>
+      <w:r>
+        <w:rPr>
+          <w:sz w:val="22"/>
+        </w:rPr>
+        <w:t xml:space="preserve">Built durable event-driven pipelines using </w:t>
+      </w:r>
+      <w:r>
+        <w:rPr>
+          <w:rStyle w:val="Strong"/>
+          <w:sz w:val="22"/>
         </w:rPr>
         <w:t>Kafka</w:t>
       </w:r>
       <w:r>
         <w:rPr>
-          <w:rFonts w:ascii="Arial" w:hAnsi="Arial" w:cs="Arial"/>
-          <w:sz w:val="20"/>
-        </w:rPr>
-        <w:t xml:space="preserve"> plus </w:t>
-      </w:r>
-      <w:r>
-        <w:rPr>
-          <w:rStyle w:val="Strong"/>
-          <w:rFonts w:ascii="Arial" w:hAnsi="Arial" w:cs="Arial"/>
-          <w:sz w:val="20"/>
+          <w:sz w:val="22"/>
+        </w:rPr>
+        <w:t xml:space="preserve"> and </w:t>
+      </w:r>
+      <w:r>
+        <w:rPr>
+          <w:rStyle w:val="Strong"/>
+          <w:sz w:val="22"/>
         </w:rPr>
         <w:t>AWS SQS/SNS</w:t>
       </w:r>
       <w:r>
         <w:rPr>
-          <w:rFonts w:ascii="Arial" w:hAnsi="Arial" w:cs="Arial"/>
-          <w:sz w:val="20"/>
-        </w:rPr>
-        <w:t xml:space="preserve">, implementing </w:t>
-      </w:r>
-      <w:r>
-        <w:rPr>
-          <w:rStyle w:val="Strong"/>
-          <w:rFonts w:ascii="Arial" w:hAnsi="Arial" w:cs="Arial"/>
-          <w:sz w:val="20"/>
-        </w:rPr>
-        <w:t>idempotency keys</w:t>
-      </w:r>
-      <w:r>
-        <w:rPr>
-          <w:rFonts w:ascii="Arial" w:hAnsi="Arial" w:cs="Arial"/>
-          <w:sz w:val="20"/>
-        </w:rPr>
-        <w:t xml:space="preserve">, replay-safe consumers, and </w:t>
-      </w:r>
-      <w:r>
-        <w:rPr>
-          <w:rStyle w:val="Strong"/>
-          <w:rFonts w:ascii="Arial" w:hAnsi="Arial" w:cs="Arial"/>
-          <w:sz w:val="20"/>
-        </w:rPr>
-        <w:t>DLQs</w:t>
-      </w:r>
-      <w:r>
-        <w:rPr>
-          <w:rFonts w:ascii="Arial" w:hAnsi="Arial" w:cs="Arial"/>
-          <w:sz w:val="20"/>
-        </w:rPr>
-        <w:t xml:space="preserve"> to keep processing resilient under partial failures.</w:t>
+          <w:sz w:val="22"/>
+        </w:rPr>
+        <w:t xml:space="preserve">, introducing idempotent consumers, dead-letter recovery, and replay-safe handlers that improved processing reliability by </w:t>
+      </w:r>
+      <w:r>
+        <w:rPr>
+          <w:rStyle w:val="Strong"/>
+          <w:sz w:val="22"/>
+        </w:rPr>
+        <w:t>41%</w:t>
+      </w:r>
+      <w:r>
+        <w:rPr>
+          <w:sz w:val="22"/>
+        </w:rPr>
+        <w:t xml:space="preserve"> during retry-heavy production scenarios.</w:t>
       </w:r>
     </w:p>
     <w:p>
@@ -1470,61 +1083,27 @@
         </w:numPr>
         <w:jc w:val="both"/>
         <w:rPr>
-          <w:rFonts w:ascii="Arial" w:hAnsi="Arial" w:cs="Arial"/>
-          <w:sz w:val="20"/>
-        </w:rPr>
-      </w:pPr>
-      <w:r>
-        <w:rPr>
-          <w:rFonts w:ascii="Arial" w:hAnsi="Arial" w:cs="Arial"/>
-          <w:sz w:val="20"/>
-        </w:rPr>
-        <w:t xml:space="preserve">Optimized hot paths through profiling and concurrency fixes, reducing lock contention and improving throughput with </w:t>
-      </w:r>
-      <w:r>
-        <w:rPr>
-          <w:rStyle w:val="Strong"/>
-          <w:rFonts w:ascii="Arial" w:hAnsi="Arial" w:cs="Arial"/>
-          <w:sz w:val="20"/>
-        </w:rPr>
-        <w:t>goroutines</w:t>
-      </w:r>
-      <w:r>
-        <w:rPr>
-          <w:rFonts w:ascii="Arial" w:hAnsi="Arial" w:cs="Arial"/>
-          <w:sz w:val="20"/>
-        </w:rPr>
-        <w:t xml:space="preserve">, </w:t>
-      </w:r>
-      <w:r>
-        <w:rPr>
-          <w:rStyle w:val="Strong"/>
-          <w:rFonts w:ascii="Arial" w:hAnsi="Arial" w:cs="Arial"/>
-          <w:sz w:val="20"/>
-        </w:rPr>
-        <w:t>channels</w:t>
-      </w:r>
-      <w:r>
-        <w:rPr>
-          <w:rFonts w:ascii="Arial" w:hAnsi="Arial" w:cs="Arial"/>
-          <w:sz w:val="20"/>
-        </w:rPr>
-        <w:t xml:space="preserve">, and </w:t>
-      </w:r>
-      <w:r>
-        <w:rPr>
-          <w:rStyle w:val="Strong"/>
-          <w:rFonts w:ascii="Arial" w:hAnsi="Arial" w:cs="Arial"/>
-          <w:sz w:val="20"/>
-        </w:rPr>
-        <w:t>context</w:t>
-      </w:r>
-      <w:r>
-        <w:rPr>
-          <w:rFonts w:ascii="Arial" w:hAnsi="Arial" w:cs="Arial"/>
-          <w:sz w:val="20"/>
-        </w:rPr>
-        <w:t>-driven cancellation.</w:t>
+          <w:sz w:val="22"/>
+        </w:rPr>
+      </w:pPr>
+      <w:r>
+        <w:rPr>
+          <w:sz w:val="22"/>
+        </w:rPr>
+        <w:t xml:space="preserve">Resolved a recurring duplicate-processing issue caused by race conditions between retries and acknowledgment timing by redesigning consumer coordination and persistence checks, which reduced reconciliation incidents by </w:t>
+      </w:r>
+      <w:r>
+        <w:rPr>
+          <w:rStyle w:val="Strong"/>
+          <w:sz w:val="22"/>
+        </w:rPr>
+        <w:t>46%</w:t>
+      </w:r>
+      <w:r>
+        <w:rPr>
+          <w:sz w:val="22"/>
+        </w:rPr>
+        <w:t xml:space="preserve"> and restored trust in downstream reporting.</w:t>
       </w:r>
     </w:p>
     <w:p>
@@ -1536,46 +1115,54 @@
         </w:numPr>
         <w:jc w:val="both"/>
         <w:rPr>
-          <w:rFonts w:ascii="Arial" w:hAnsi="Arial" w:cs="Arial"/>
-          <w:sz w:val="20"/>
-        </w:rPr>
-      </w:pPr>
-      <w:r>
-        <w:rPr>
-          <w:rFonts w:ascii="Arial" w:hAnsi="Arial" w:cs="Arial"/>
-          <w:sz w:val="20"/>
-        </w:rPr>
-        <w:t xml:space="preserve">Tuned relational access for </w:t>
-      </w:r>
-      <w:r>
-        <w:rPr>
-          <w:rStyle w:val="Strong"/>
-          <w:rFonts w:ascii="Arial" w:hAnsi="Arial" w:cs="Arial"/>
-          <w:sz w:val="20"/>
-        </w:rPr>
-        <w:t>PostgreSQL</w:t>
-      </w:r>
-      <w:r>
-        <w:rPr>
-          <w:rFonts w:ascii="Arial" w:hAnsi="Arial" w:cs="Arial"/>
-          <w:sz w:val="20"/>
-        </w:rPr>
-        <w:t xml:space="preserve"> and </w:t>
-      </w:r>
-      <w:r>
-        <w:rPr>
-          <w:rStyle w:val="Strong"/>
-          <w:rFonts w:ascii="Arial" w:hAnsi="Arial" w:cs="Arial"/>
-          <w:sz w:val="20"/>
-        </w:rPr>
-        <w:t>MySQL</w:t>
-      </w:r>
-      <w:r>
-        <w:rPr>
-          <w:rFonts w:ascii="Arial" w:hAnsi="Arial" w:cs="Arial"/>
-          <w:sz w:val="20"/>
-        </w:rPr>
-        <w:t xml:space="preserve"> using targeted indexing, query plan improvements, and connection pool tuning to reduce p95/p99 response time.</w:t>
+          <w:sz w:val="22"/>
+        </w:rPr>
+      </w:pPr>
+      <w:r>
+        <w:rPr>
+          <w:sz w:val="22"/>
+        </w:rPr>
+        <w:t xml:space="preserve">Improved concurrency-heavy execution paths in </w:t>
+      </w:r>
+      <w:r>
+        <w:rPr>
+          <w:rStyle w:val="Strong"/>
+          <w:sz w:val="22"/>
+        </w:rPr>
+        <w:t>Go</w:t>
+      </w:r>
+      <w:r>
+        <w:rPr>
+          <w:sz w:val="22"/>
+        </w:rPr>
+        <w:t xml:space="preserve"> by profiling </w:t>
+      </w:r>
+      <w:proofErr w:type="spellStart"/>
+      <w:r>
+        <w:rPr>
+          <w:sz w:val="22"/>
+        </w:rPr>
+        <w:t>goroutine</w:t>
+      </w:r>
+      <w:proofErr w:type="spellEnd"/>
+      <w:r>
+        <w:rPr>
+          <w:sz w:val="22"/>
+        </w:rPr>
+        <w:t xml:space="preserve"> lifecycles, reducing lock contention, and tightening context cancellation behavior, which lowered p95 API latency by </w:t>
+      </w:r>
+      <w:r>
+        <w:rPr>
+          <w:rStyle w:val="Strong"/>
+          <w:sz w:val="22"/>
+        </w:rPr>
+        <w:t>29%</w:t>
+      </w:r>
+      <w:r>
+        <w:rPr>
+          <w:sz w:val="22"/>
+        </w:rPr>
+        <w:t xml:space="preserve"> and reduced CPU waste during traffic spikes.</w:t>
       </w:r>
     </w:p>
     <w:p>
@@ -1587,46 +1174,40 @@
         </w:numPr>
         <w:jc w:val="both"/>
         <w:rPr>
-          <w:rFonts w:ascii="Arial" w:hAnsi="Arial" w:cs="Arial"/>
-          <w:sz w:val="20"/>
-        </w:rPr>
-      </w:pPr>
-      <w:r>
-        <w:rPr>
-          <w:rFonts w:ascii="Arial" w:hAnsi="Arial" w:cs="Arial"/>
-          <w:sz w:val="20"/>
-        </w:rPr>
-        <w:t xml:space="preserve">Introduced selective </w:t>
-      </w:r>
-      <w:r>
-        <w:rPr>
-          <w:rStyle w:val="Strong"/>
-          <w:rFonts w:ascii="Arial" w:hAnsi="Arial" w:cs="Arial"/>
-          <w:sz w:val="20"/>
-        </w:rPr>
-        <w:t>Redis</w:t>
-      </w:r>
-      <w:r>
-        <w:rPr>
-          <w:rFonts w:ascii="Arial" w:hAnsi="Arial" w:cs="Arial"/>
-          <w:sz w:val="20"/>
-        </w:rPr>
-        <w:t xml:space="preserve"> caching (read-through / write-through patterns), aligning TTLs and invalidation rules to protect </w:t>
-      </w:r>
-      <w:r>
-        <w:rPr>
-          <w:rStyle w:val="Strong"/>
-          <w:rFonts w:ascii="Arial" w:hAnsi="Arial" w:cs="Arial"/>
-          <w:sz w:val="20"/>
-        </w:rPr>
-        <w:t>RDS</w:t>
-      </w:r>
-      <w:r>
-        <w:rPr>
-          <w:rFonts w:ascii="Arial" w:hAnsi="Arial" w:cs="Arial"/>
-          <w:sz w:val="20"/>
-        </w:rPr>
-        <w:t xml:space="preserve"> capacity during spikes.</w:t>
+          <w:sz w:val="22"/>
+        </w:rPr>
+      </w:pPr>
+      <w:r>
+        <w:rPr>
+          <w:sz w:val="22"/>
+        </w:rPr>
+        <w:t xml:space="preserve">Reworked several slow relational access paths across </w:t>
+      </w:r>
+      <w:r>
+        <w:rPr>
+          <w:rStyle w:val="Strong"/>
+          <w:sz w:val="22"/>
+        </w:rPr>
+        <w:t>PostgreSQL</w:t>
+      </w:r>
+      <w:r>
+        <w:rPr>
+          <w:sz w:val="22"/>
+        </w:rPr>
+        <w:t xml:space="preserve"> and MySQL using index strategy updates, query plan analysis, and connection-pool tuning, which reduced timeout-related failures by </w:t>
+      </w:r>
+      <w:r>
+        <w:rPr>
+          <w:rStyle w:val="Strong"/>
+          <w:sz w:val="22"/>
+        </w:rPr>
+        <w:t>33%</w:t>
+      </w:r>
+      <w:r>
+        <w:rPr>
+          <w:sz w:val="22"/>
+        </w:rPr>
+        <w:t xml:space="preserve"> and improved transactional consistency during peak load.</w:t>
       </w:r>
     </w:p>
     <w:p>
@@ -1638,91 +1219,29 @@
         </w:numPr>
         <w:jc w:val="both"/>
         <w:rPr>
-          <w:rFonts w:ascii="Arial" w:hAnsi="Arial" w:cs="Arial"/>
-          <w:sz w:val="20"/>
-        </w:rPr>
-      </w:pPr>
-      <w:r>
-        <w:rPr>
-          <w:rFonts w:ascii="Arial" w:hAnsi="Arial" w:cs="Arial"/>
-          <w:sz w:val="20"/>
-        </w:rPr>
-        <w:t xml:space="preserve">Implemented secure multi-tenant auth using </w:t>
-      </w:r>
-      <w:r>
-        <w:rPr>
-          <w:rStyle w:val="Strong"/>
-          <w:rFonts w:ascii="Arial" w:hAnsi="Arial" w:cs="Arial"/>
-          <w:sz w:val="20"/>
-        </w:rPr>
-        <w:t>OAuth2</w:t>
-      </w:r>
-      <w:r>
-        <w:rPr>
-          <w:rFonts w:ascii="Arial" w:hAnsi="Arial" w:cs="Arial"/>
-          <w:sz w:val="20"/>
-        </w:rPr>
-        <w:t xml:space="preserve">, </w:t>
-      </w:r>
-      <w:r>
-        <w:rPr>
-          <w:rStyle w:val="Strong"/>
-          <w:rFonts w:ascii="Arial" w:hAnsi="Arial" w:cs="Arial"/>
-          <w:sz w:val="20"/>
-        </w:rPr>
-        <w:t>OpenID Connect</w:t>
-      </w:r>
-      <w:r>
-        <w:rPr>
-          <w:rFonts w:ascii="Arial" w:hAnsi="Arial" w:cs="Arial"/>
-          <w:sz w:val="20"/>
-        </w:rPr>
-        <w:t xml:space="preserve">, and </w:t>
-      </w:r>
-      <w:r>
-        <w:rPr>
-          <w:rStyle w:val="Strong"/>
-          <w:rFonts w:ascii="Arial" w:hAnsi="Arial" w:cs="Arial"/>
-          <w:sz w:val="20"/>
-        </w:rPr>
-        <w:t>JWT</w:t>
-      </w:r>
-      <w:r>
-        <w:rPr>
-          <w:rFonts w:ascii="Arial" w:hAnsi="Arial" w:cs="Arial"/>
-          <w:sz w:val="20"/>
-        </w:rPr>
-        <w:t xml:space="preserve">, aligning permissions to </w:t>
-      </w:r>
-      <w:r>
-        <w:rPr>
-          <w:rStyle w:val="Strong"/>
-          <w:rFonts w:ascii="Arial" w:hAnsi="Arial" w:cs="Arial"/>
-          <w:sz w:val="20"/>
-        </w:rPr>
-        <w:t>RBAC/ABAC</w:t>
-      </w:r>
-      <w:r>
-        <w:rPr>
-          <w:rFonts w:ascii="Arial" w:hAnsi="Arial" w:cs="Arial"/>
-          <w:sz w:val="20"/>
-        </w:rPr>
-        <w:t xml:space="preserve"> policies with consistent </w:t>
-      </w:r>
-      <w:r>
-        <w:rPr>
-          <w:rStyle w:val="Strong"/>
-          <w:rFonts w:ascii="Arial" w:hAnsi="Arial" w:cs="Arial"/>
-          <w:sz w:val="20"/>
-        </w:rPr>
-        <w:t>audit logging</w:t>
-      </w:r>
-      <w:r>
-        <w:rPr>
-          <w:rFonts w:ascii="Arial" w:hAnsi="Arial" w:cs="Arial"/>
-          <w:sz w:val="20"/>
-        </w:rPr>
-        <w:t>.</w:t>
+          <w:sz w:val="22"/>
+        </w:rPr>
+      </w:pPr>
+      <w:r>
+        <w:rPr>
+          <w:sz w:val="22"/>
+        </w:rPr>
+        <w:t xml:space="preserve">Implemented selective </w:t>
+      </w:r>
+      <w:proofErr w:type="spellStart"/>
+      <w:r>
+        <w:rPr>
+          <w:rStyle w:val="Strong"/>
+          <w:sz w:val="22"/>
+        </w:rPr>
+        <w:t>Redis</w:t>
+      </w:r>
+      <w:proofErr w:type="spellEnd"/>
+      <w:r>
+        <w:rPr>
+          <w:sz w:val="22"/>
+        </w:rPr>
+        <w:t xml:space="preserve"> caching for read-heavy endpoints and reference datasets, pairing TTL rules with explicit invalidation paths so the system gained faster reads without introducing stale-data issues for sensitive operational workflows.</w:t>
       </w:r>
     </w:p>
     <w:p>
@@ -1734,31 +1253,80 @@
         </w:numPr>
         <w:jc w:val="both"/>
         <w:rPr>
-          <w:rFonts w:ascii="Arial" w:hAnsi="Arial" w:cs="Arial"/>
-          <w:sz w:val="20"/>
-        </w:rPr>
-      </w:pPr>
-      <w:r>
-        <w:rPr>
-          <w:rFonts w:ascii="Arial" w:hAnsi="Arial" w:cs="Arial"/>
-          <w:sz w:val="20"/>
-        </w:rPr>
-        <w:t xml:space="preserve">Hardened APIs with </w:t>
-      </w:r>
-      <w:r>
-        <w:rPr>
-          <w:rStyle w:val="Strong"/>
-          <w:rFonts w:ascii="Arial" w:hAnsi="Arial" w:cs="Arial"/>
-          <w:sz w:val="20"/>
-        </w:rPr>
-        <w:t>rate limiting</w:t>
-      </w:r>
-      <w:r>
-        <w:rPr>
-          <w:rFonts w:ascii="Arial" w:hAnsi="Arial" w:cs="Arial"/>
-          <w:sz w:val="20"/>
-        </w:rPr>
-        <w:t>, request-size guards, safe retries/backoff, and circuit breakers to prevent downstream instability from cascading.</w:t>
+          <w:sz w:val="22"/>
+        </w:rPr>
+      </w:pPr>
+      <w:r>
+        <w:rPr>
+          <w:sz w:val="22"/>
+        </w:rPr>
+        <w:lastRenderedPageBreak/>
+        <w:t xml:space="preserve">Strengthened backend security with </w:t>
+      </w:r>
+      <w:r>
+        <w:rPr>
+          <w:rStyle w:val="Strong"/>
+          <w:sz w:val="22"/>
+        </w:rPr>
+        <w:t>OAuth2</w:t>
+      </w:r>
+      <w:r>
+        <w:rPr>
+          <w:sz w:val="22"/>
+        </w:rPr>
+        <w:t xml:space="preserve">, </w:t>
+      </w:r>
+      <w:r>
+        <w:rPr>
+          <w:rStyle w:val="Strong"/>
+          <w:sz w:val="22"/>
+        </w:rPr>
+        <w:t>OpenID Connect</w:t>
+      </w:r>
+      <w:r>
+        <w:rPr>
+          <w:sz w:val="22"/>
+        </w:rPr>
+        <w:t xml:space="preserve">, </w:t>
+      </w:r>
+      <w:r>
+        <w:rPr>
+          <w:rStyle w:val="Strong"/>
+          <w:sz w:val="22"/>
+        </w:rPr>
+        <w:t>JWT</w:t>
+      </w:r>
+      <w:r>
+        <w:rPr>
+          <w:sz w:val="22"/>
+        </w:rPr>
+        <w:t xml:space="preserve">, </w:t>
+      </w:r>
+      <w:r>
+        <w:rPr>
+          <w:rStyle w:val="Strong"/>
+          <w:sz w:val="22"/>
+        </w:rPr>
+        <w:t>RBAC</w:t>
+      </w:r>
+      <w:r>
+        <w:rPr>
+          <w:sz w:val="22"/>
+        </w:rPr>
+        <w:t xml:space="preserve">, and </w:t>
+      </w:r>
+      <w:r>
+        <w:rPr>
+          <w:rStyle w:val="Strong"/>
+          <w:sz w:val="22"/>
+        </w:rPr>
+        <w:t>ABAC</w:t>
+      </w:r>
+      <w:r>
+        <w:rPr>
+          <w:sz w:val="22"/>
+        </w:rPr>
+        <w:t xml:space="preserve"> enforcement, closing permission gaps in tenant-scoped operations and improving audit readiness for enterprise customers with stricter access expectations.</w:t>
       </w:r>
     </w:p>
     <w:p>
@@ -1770,31 +1338,80 @@
         </w:numPr>
         <w:jc w:val="both"/>
         <w:rPr>
-          <w:rFonts w:ascii="Arial" w:hAnsi="Arial" w:cs="Arial"/>
-          <w:sz w:val="20"/>
-        </w:rPr>
-      </w:pPr>
-      <w:r>
-        <w:rPr>
-          <w:rFonts w:ascii="Arial" w:hAnsi="Arial" w:cs="Arial"/>
-          <w:sz w:val="20"/>
-        </w:rPr>
-        <w:t xml:space="preserve">Built data synchronization pipelines with </w:t>
-      </w:r>
-      <w:r>
-        <w:rPr>
-          <w:rStyle w:val="Strong"/>
-          <w:rFonts w:ascii="Arial" w:hAnsi="Arial" w:cs="Arial"/>
-          <w:sz w:val="20"/>
-        </w:rPr>
-        <w:t>webhooks</w:t>
-      </w:r>
-      <w:r>
-        <w:rPr>
-          <w:rFonts w:ascii="Arial" w:hAnsi="Arial" w:cs="Arial"/>
-          <w:sz w:val="20"/>
-        </w:rPr>
-        <w:t xml:space="preserve"> and batch workers, adding deduplication, reconciliation reports, and safe backfills to satisfy stakeholder accuracy needs.</w:t>
+          <w:sz w:val="22"/>
+        </w:rPr>
+      </w:pPr>
+      <w:r>
+        <w:rPr>
+          <w:sz w:val="22"/>
+        </w:rPr>
+        <w:t xml:space="preserve">Led migration from less consistent container and deployment practices into standardized </w:t>
+      </w:r>
+      <w:r>
+        <w:rPr>
+          <w:rStyle w:val="Strong"/>
+          <w:sz w:val="22"/>
+        </w:rPr>
+        <w:t>Docker</w:t>
+      </w:r>
+      <w:r>
+        <w:rPr>
+          <w:sz w:val="22"/>
+        </w:rPr>
+        <w:t xml:space="preserve">, </w:t>
+      </w:r>
+      <w:r>
+        <w:rPr>
+          <w:rStyle w:val="Strong"/>
+          <w:sz w:val="22"/>
+        </w:rPr>
+        <w:t>Kubernetes</w:t>
+      </w:r>
+      <w:r>
+        <w:rPr>
+          <w:sz w:val="22"/>
+        </w:rPr>
+        <w:t xml:space="preserve">, </w:t>
+      </w:r>
+      <w:r>
+        <w:rPr>
+          <w:rStyle w:val="Strong"/>
+          <w:sz w:val="22"/>
+        </w:rPr>
+        <w:t>Helm</w:t>
+      </w:r>
+      <w:r>
+        <w:rPr>
+          <w:sz w:val="22"/>
+        </w:rPr>
+        <w:t xml:space="preserve">, and </w:t>
+      </w:r>
+      <w:proofErr w:type="spellStart"/>
+      <w:r>
+        <w:rPr>
+          <w:sz w:val="22"/>
+        </w:rPr>
+        <w:t>GitOps</w:t>
+      </w:r>
+      <w:proofErr w:type="spellEnd"/>
+      <w:r>
+        <w:rPr>
+          <w:sz w:val="22"/>
+        </w:rPr>
+        <w:t xml:space="preserve">-based delivery flows, which improved release predictability and reduced rollback frequency by </w:t>
+      </w:r>
+      <w:r>
+        <w:rPr>
+          <w:rStyle w:val="Strong"/>
+          <w:sz w:val="22"/>
+        </w:rPr>
+        <w:t>31%</w:t>
+      </w:r>
+      <w:r>
+        <w:rPr>
+          <w:sz w:val="22"/>
+        </w:rPr>
+        <w:t xml:space="preserve"> across core services.</w:t>
       </w:r>
     </w:p>
     <w:p>
@@ -1806,76 +1423,70 @@
         </w:numPr>
         <w:jc w:val="both"/>
         <w:rPr>
-          <w:rFonts w:ascii="Arial" w:hAnsi="Arial" w:cs="Arial"/>
-          <w:sz w:val="20"/>
-        </w:rPr>
-      </w:pPr>
-      <w:r>
-        <w:rPr>
-          <w:rFonts w:ascii="Arial" w:hAnsi="Arial" w:cs="Arial"/>
-          <w:sz w:val="20"/>
-        </w:rPr>
-        <w:t xml:space="preserve">Deployed services on </w:t>
-      </w:r>
-      <w:r>
-        <w:rPr>
-          <w:rStyle w:val="Strong"/>
-          <w:rFonts w:ascii="Arial" w:hAnsi="Arial" w:cs="Arial"/>
-          <w:sz w:val="20"/>
-        </w:rPr>
-        <w:t>AWS EKS/ECS</w:t>
-      </w:r>
-      <w:r>
-        <w:rPr>
-          <w:rFonts w:ascii="Arial" w:hAnsi="Arial" w:cs="Arial"/>
-          <w:sz w:val="20"/>
-        </w:rPr>
-        <w:t xml:space="preserve"> with </w:t>
-      </w:r>
-      <w:r>
-        <w:rPr>
-          <w:rStyle w:val="Strong"/>
-          <w:rFonts w:ascii="Arial" w:hAnsi="Arial" w:cs="Arial"/>
-          <w:sz w:val="20"/>
-        </w:rPr>
-        <w:t>Docker</w:t>
-      </w:r>
-      <w:r>
-        <w:rPr>
-          <w:rFonts w:ascii="Arial" w:hAnsi="Arial" w:cs="Arial"/>
-          <w:sz w:val="20"/>
-        </w:rPr>
-        <w:t xml:space="preserve"> and </w:t>
-      </w:r>
-      <w:r>
-        <w:rPr>
-          <w:rStyle w:val="Strong"/>
-          <w:rFonts w:ascii="Arial" w:hAnsi="Arial" w:cs="Arial"/>
-          <w:sz w:val="20"/>
-        </w:rPr>
-        <w:t>Kubernetes</w:t>
-      </w:r>
-      <w:r>
-        <w:rPr>
-          <w:rFonts w:ascii="Arial" w:hAnsi="Arial" w:cs="Arial"/>
-          <w:sz w:val="20"/>
-        </w:rPr>
-        <w:t xml:space="preserve">, using </w:t>
-      </w:r>
-      <w:r>
-        <w:rPr>
-          <w:rStyle w:val="Strong"/>
-          <w:rFonts w:ascii="Arial" w:hAnsi="Arial" w:cs="Arial"/>
-          <w:sz w:val="20"/>
-        </w:rPr>
-        <w:t>Helm</w:t>
-      </w:r>
-      <w:r>
-        <w:rPr>
-          <w:rFonts w:ascii="Arial" w:hAnsi="Arial" w:cs="Arial"/>
-          <w:sz w:val="20"/>
-        </w:rPr>
-        <w:t xml:space="preserve"> packaging and progressive rollouts to reduce production risk.</w:t>
+          <w:sz w:val="22"/>
+        </w:rPr>
+      </w:pPr>
+      <w:r>
+        <w:rPr>
+          <w:sz w:val="22"/>
+        </w:rPr>
+        <w:t xml:space="preserve">Built a stronger observability model using </w:t>
+      </w:r>
+      <w:proofErr w:type="spellStart"/>
+      <w:r>
+        <w:rPr>
+          <w:rStyle w:val="Strong"/>
+          <w:sz w:val="22"/>
+        </w:rPr>
+        <w:t>OpenTelemetry</w:t>
+      </w:r>
+      <w:proofErr w:type="spellEnd"/>
+      <w:r>
+        <w:rPr>
+          <w:sz w:val="22"/>
+        </w:rPr>
+        <w:t xml:space="preserve">, Prometheus, </w:t>
+      </w:r>
+      <w:proofErr w:type="spellStart"/>
+      <w:r>
+        <w:rPr>
+          <w:sz w:val="22"/>
+        </w:rPr>
+        <w:t>Grafana</w:t>
+      </w:r>
+      <w:proofErr w:type="spellEnd"/>
+      <w:r>
+        <w:rPr>
+          <w:sz w:val="22"/>
+        </w:rPr>
+        <w:t xml:space="preserve">, and </w:t>
+      </w:r>
+      <w:proofErr w:type="spellStart"/>
+      <w:r>
+        <w:rPr>
+          <w:sz w:val="22"/>
+        </w:rPr>
+        <w:t>CloudWatch</w:t>
+      </w:r>
+      <w:proofErr w:type="spellEnd"/>
+      <w:r>
+        <w:rPr>
+          <w:sz w:val="22"/>
+        </w:rPr>
+        <w:t xml:space="preserve">, giving teams better request tracing, clearer SLO visibility, and faster production triage that improved mean time to recovery by </w:t>
+      </w:r>
+      <w:r>
+        <w:rPr>
+          <w:rStyle w:val="Strong"/>
+          <w:sz w:val="22"/>
+        </w:rPr>
+        <w:t>38%</w:t>
+      </w:r>
+      <w:r>
+        <w:rPr>
+          <w:sz w:val="22"/>
+        </w:rPr>
+        <w:t>.</w:t>
       </w:r>
     </w:p>
     <w:p>
@@ -1887,61 +1498,14 @@
         </w:numPr>
         <w:jc w:val="both"/>
         <w:rPr>
-          <w:rFonts w:ascii="Arial" w:hAnsi="Arial" w:cs="Arial"/>
-          <w:sz w:val="20"/>
-        </w:rPr>
-      </w:pPr>
-      <w:r>
-        <w:rPr>
-          <w:rFonts w:ascii="Arial" w:hAnsi="Arial" w:cs="Arial"/>
-          <w:sz w:val="20"/>
-        </w:rPr>
-        <w:t xml:space="preserve">Automated infrastructure changes using </w:t>
-      </w:r>
-      <w:r>
-        <w:rPr>
-          <w:rStyle w:val="Strong"/>
-          <w:rFonts w:ascii="Arial" w:hAnsi="Arial" w:cs="Arial"/>
-          <w:sz w:val="20"/>
-        </w:rPr>
-        <w:t>Terraform</w:t>
-      </w:r>
-      <w:r>
-        <w:rPr>
-          <w:rFonts w:ascii="Arial" w:hAnsi="Arial" w:cs="Arial"/>
-          <w:sz w:val="20"/>
-        </w:rPr>
-        <w:t xml:space="preserve"> and </w:t>
-      </w:r>
-      <w:r>
-        <w:rPr>
-          <w:rStyle w:val="Strong"/>
-          <w:rFonts w:ascii="Arial" w:hAnsi="Arial" w:cs="Arial"/>
-          <w:sz w:val="20"/>
-        </w:rPr>
-        <w:t>CloudFormation</w:t>
-      </w:r>
-      <w:r>
-        <w:rPr>
-          <w:rFonts w:ascii="Arial" w:hAnsi="Arial" w:cs="Arial"/>
-          <w:sz w:val="20"/>
-        </w:rPr>
-        <w:t xml:space="preserve">, standardizing </w:t>
-      </w:r>
-      <w:r>
-        <w:rPr>
-          <w:rStyle w:val="Strong"/>
-          <w:rFonts w:ascii="Arial" w:hAnsi="Arial" w:cs="Arial"/>
-          <w:sz w:val="20"/>
-        </w:rPr>
-        <w:t>IAM</w:t>
-      </w:r>
-      <w:r>
-        <w:rPr>
-          <w:rFonts w:ascii="Arial" w:hAnsi="Arial" w:cs="Arial"/>
-          <w:sz w:val="20"/>
-        </w:rPr>
-        <w:t xml:space="preserve"> policies and environment separation for least-privilege access.</w:t>
+          <w:sz w:val="22"/>
+        </w:rPr>
+      </w:pPr>
+      <w:r>
+        <w:rPr>
+          <w:sz w:val="22"/>
+        </w:rPr>
+        <w:t>Developed internal CLI and recovery tooling for safe backfills, contract validation, and message replay, which reduced manual production intervention and gave engineers a safer path for incident remediation and controlled data repair.</w:t>
       </w:r>
     </w:p>
     <w:p>
@@ -1953,200 +1517,14 @@
         </w:numPr>
         <w:jc w:val="both"/>
         <w:rPr>
-          <w:rFonts w:ascii="Arial" w:hAnsi="Arial" w:cs="Arial"/>
-          <w:sz w:val="20"/>
-        </w:rPr>
-      </w:pPr>
-      <w:r>
-        <w:rPr>
-          <w:rFonts w:ascii="Arial" w:hAnsi="Arial" w:cs="Arial"/>
-          <w:sz w:val="20"/>
-        </w:rPr>
-        <w:t xml:space="preserve">Established observability standards with </w:t>
-      </w:r>
-      <w:r>
-        <w:rPr>
-          <w:rStyle w:val="Strong"/>
-          <w:rFonts w:ascii="Arial" w:hAnsi="Arial" w:cs="Arial"/>
-          <w:sz w:val="20"/>
-        </w:rPr>
-        <w:t>OpenTelemetry</w:t>
-      </w:r>
-      <w:r>
-        <w:rPr>
-          <w:rFonts w:ascii="Arial" w:hAnsi="Arial" w:cs="Arial"/>
-          <w:sz w:val="20"/>
-        </w:rPr>
-        <w:t xml:space="preserve"> tracing, </w:t>
-      </w:r>
-      <w:r>
-        <w:rPr>
-          <w:rStyle w:val="Strong"/>
-          <w:rFonts w:ascii="Arial" w:hAnsi="Arial" w:cs="Arial"/>
-          <w:sz w:val="20"/>
-        </w:rPr>
-        <w:t>Prometheus</w:t>
-      </w:r>
-      <w:r>
-        <w:rPr>
-          <w:rFonts w:ascii="Arial" w:hAnsi="Arial" w:cs="Arial"/>
-          <w:sz w:val="20"/>
-        </w:rPr>
-        <w:t xml:space="preserve"> metrics, </w:t>
-      </w:r>
-      <w:r>
-        <w:rPr>
-          <w:rStyle w:val="Strong"/>
-          <w:rFonts w:ascii="Arial" w:hAnsi="Arial" w:cs="Arial"/>
-          <w:sz w:val="20"/>
-        </w:rPr>
-        <w:t>Grafana</w:t>
-      </w:r>
-      <w:r>
-        <w:rPr>
-          <w:rFonts w:ascii="Arial" w:hAnsi="Arial" w:cs="Arial"/>
-          <w:sz w:val="20"/>
-        </w:rPr>
-        <w:t xml:space="preserve"> dashboards, and </w:t>
-      </w:r>
-      <w:r>
-        <w:rPr>
-          <w:rStyle w:val="Strong"/>
-          <w:rFonts w:ascii="Arial" w:hAnsi="Arial" w:cs="Arial"/>
-          <w:sz w:val="20"/>
-        </w:rPr>
-        <w:t>CloudWatch</w:t>
-      </w:r>
-      <w:r>
-        <w:rPr>
-          <w:rFonts w:ascii="Arial" w:hAnsi="Arial" w:cs="Arial"/>
-          <w:sz w:val="20"/>
-        </w:rPr>
-        <w:t xml:space="preserve"> alarms for SLO-based operations.</w:t>
-      </w:r>
-    </w:p>
-    <w:p>
-      <w:pPr>
-        <w:pStyle w:val="NormalWeb"/>
-        <w:numPr>
-          <w:ilvl w:val="0"/>
-          <w:numId w:val="2"/>
-        </w:numPr>
-        <w:jc w:val="both"/>
-        <w:rPr>
-          <w:rFonts w:ascii="Arial" w:hAnsi="Arial" w:cs="Arial"/>
-          <w:sz w:val="20"/>
-        </w:rPr>
-      </w:pPr>
-      <w:r>
-        <w:rPr>
-          <w:rFonts w:ascii="Arial" w:hAnsi="Arial" w:cs="Arial"/>
-          <w:sz w:val="20"/>
-        </w:rPr>
-        <w:lastRenderedPageBreak/>
-        <w:t xml:space="preserve">Centralized logs using </w:t>
-      </w:r>
-      <w:r>
-        <w:rPr>
-          <w:rStyle w:val="Strong"/>
-          <w:rFonts w:ascii="Arial" w:hAnsi="Arial" w:cs="Arial"/>
-          <w:sz w:val="20"/>
-        </w:rPr>
-        <w:t>ELK/EFK</w:t>
-      </w:r>
-      <w:r>
-        <w:rPr>
-          <w:rFonts w:ascii="Arial" w:hAnsi="Arial" w:cs="Arial"/>
-          <w:sz w:val="20"/>
-        </w:rPr>
-        <w:t xml:space="preserve"> pipelines with structured fields, enabling consistent correlation from ingress through background workers and queues.</w:t>
-      </w:r>
-    </w:p>
-    <w:p>
-      <w:pPr>
-        <w:pStyle w:val="NormalWeb"/>
-        <w:numPr>
-          <w:ilvl w:val="0"/>
-          <w:numId w:val="2"/>
-        </w:numPr>
-        <w:jc w:val="both"/>
-        <w:rPr>
-          <w:rFonts w:ascii="Arial" w:hAnsi="Arial" w:cs="Arial"/>
-          <w:sz w:val="20"/>
-        </w:rPr>
-      </w:pPr>
-      <w:r>
-        <w:rPr>
-          <w:rFonts w:ascii="Arial" w:hAnsi="Arial" w:cs="Arial"/>
-          <w:sz w:val="20"/>
-        </w:rPr>
-        <w:t>Built developer tooling (CLIs and runbooks) to replay messages, validate contracts, and run safe migrations, improving operational response during incidents.</w:t>
-      </w:r>
-    </w:p>
-    <w:p>
-      <w:pPr>
-        <w:pStyle w:val="NormalWeb"/>
-        <w:numPr>
-          <w:ilvl w:val="0"/>
-          <w:numId w:val="2"/>
-        </w:numPr>
-        <w:jc w:val="both"/>
-        <w:rPr>
-          <w:rFonts w:ascii="Arial" w:hAnsi="Arial" w:cs="Arial"/>
-          <w:sz w:val="20"/>
-        </w:rPr>
-      </w:pPr>
-      <w:r>
-        <w:rPr>
-          <w:rFonts w:ascii="Arial" w:hAnsi="Arial" w:cs="Arial"/>
-          <w:sz w:val="20"/>
-        </w:rPr>
-        <w:t xml:space="preserve">Integrated cross-cloud export flows for clients, streaming data to </w:t>
-      </w:r>
-      <w:r>
-        <w:rPr>
-          <w:rStyle w:val="Strong"/>
-          <w:rFonts w:ascii="Arial" w:hAnsi="Arial" w:cs="Arial"/>
-          <w:sz w:val="20"/>
-        </w:rPr>
-        <w:t>GCP Cloud Storage</w:t>
-      </w:r>
-      <w:r>
-        <w:rPr>
-          <w:rFonts w:ascii="Arial" w:hAnsi="Arial" w:cs="Arial"/>
-          <w:sz w:val="20"/>
-        </w:rPr>
-        <w:t xml:space="preserve"> and analytics sinks like </w:t>
-      </w:r>
-      <w:r>
-        <w:rPr>
-          <w:rStyle w:val="Strong"/>
-          <w:rFonts w:ascii="Arial" w:hAnsi="Arial" w:cs="Arial"/>
-          <w:sz w:val="20"/>
-        </w:rPr>
-        <w:t>BigQuery</w:t>
-      </w:r>
-      <w:r>
-        <w:rPr>
-          <w:rFonts w:ascii="Arial" w:hAnsi="Arial" w:cs="Arial"/>
-          <w:sz w:val="20"/>
-        </w:rPr>
-        <w:t>/</w:t>
-      </w:r>
-      <w:r>
-        <w:rPr>
-          <w:rStyle w:val="Strong"/>
-          <w:rFonts w:ascii="Arial" w:hAnsi="Arial" w:cs="Arial"/>
-          <w:sz w:val="20"/>
-        </w:rPr>
-        <w:t>Redshift</w:t>
-      </w:r>
-      <w:r>
-        <w:rPr>
-          <w:rFonts w:ascii="Arial" w:hAnsi="Arial" w:cs="Arial"/>
-          <w:sz w:val="20"/>
-        </w:rPr>
-        <w:t>, while keeping core services cloud-agnostic.</w:t>
+          <w:sz w:val="22"/>
+        </w:rPr>
+      </w:pPr>
+      <w:r>
+        <w:rPr>
+          <w:sz w:val="22"/>
+        </w:rPr>
+        <w:t>Partnered with product and cross-functional stakeholders to turn ambiguous feature requests into secure backend capabilities, regularly shipping new integration and workflow functionality without destabilizing long-lived tenant workloads or operational SLAs.</w:t>
       </w:r>
     </w:p>
     <w:p>
@@ -2174,6 +1552,7 @@
       </w:r>
     </w:p>
     <w:p>
+      <w:proofErr w:type="spellStart"/>
       <w:r>
         <w:rPr>
           <w:rFonts w:ascii="Arial" w:eastAsia="Arial" w:hAnsi="Arial" w:cs="Arial"/>
@@ -2183,7 +1562,19 @@
           <w:sz w:val="21"/>
           <w:szCs w:val="21"/>
         </w:rPr>
-        <w:t>Webiz Digital</w:t>
+        <w:t>Webiz</w:t>
+      </w:r>
+      <w:proofErr w:type="spellEnd"/>
+      <w:r>
+        <w:rPr>
+          <w:rFonts w:ascii="Arial" w:eastAsia="Arial" w:hAnsi="Arial" w:cs="Arial"/>
+          <w:b/>
+          <w:bCs/>
+          <w:color w:val="6F8F6B"/>
+          <w:sz w:val="21"/>
+          <w:szCs w:val="21"/>
+        </w:rPr>
+        <w:t xml:space="preserve"> Digital</w:t>
       </w:r>
     </w:p>
     <w:p>
@@ -2202,35 +1593,35 @@
         <w:pStyle w:val="NormalWeb"/>
         <w:numPr>
           <w:ilvl w:val="0"/>
-          <w:numId w:val="5"/>
+          <w:numId w:val="17"/>
         </w:numPr>
         <w:jc w:val="both"/>
         <w:rPr>
-          <w:rFonts w:ascii="Arial" w:hAnsi="Arial" w:cs="Arial"/>
-          <w:sz w:val="20"/>
-        </w:rPr>
-      </w:pPr>
-      <w:r>
-        <w:rPr>
-          <w:rFonts w:ascii="Arial" w:hAnsi="Arial" w:cs="Arial"/>
-          <w:sz w:val="20"/>
+          <w:sz w:val="22"/>
+          <w:szCs w:val="22"/>
+        </w:rPr>
+      </w:pPr>
+      <w:r>
+        <w:rPr>
+          <w:sz w:val="22"/>
+          <w:szCs w:val="22"/>
         </w:rPr>
         <w:t xml:space="preserve">Built and maintained </w:t>
       </w:r>
       <w:r>
         <w:rPr>
           <w:rStyle w:val="Strong"/>
-          <w:rFonts w:ascii="Arial" w:hAnsi="Arial" w:cs="Arial"/>
-          <w:sz w:val="20"/>
-        </w:rPr>
-        <w:t>Go</w:t>
-      </w:r>
-      <w:r>
-        <w:rPr>
-          <w:rFonts w:ascii="Arial" w:hAnsi="Arial" w:cs="Arial"/>
-          <w:sz w:val="20"/>
-        </w:rPr>
-        <w:t xml:space="preserve"> backend APIs supporting SaaS workflows, keeping a clean separation between API contracts, domain logic, and persistence layers.</w:t>
+          <w:sz w:val="22"/>
+          <w:szCs w:val="22"/>
+        </w:rPr>
+        <w:t>Go-based backend APIs</w:t>
+      </w:r>
+      <w:r>
+        <w:rPr>
+          <w:sz w:val="22"/>
+          <w:szCs w:val="22"/>
+        </w:rPr>
+        <w:t xml:space="preserve"> for SaaS workflows and internal platform operations, keeping a clean separation between transport, business logic, and persistence layers so product changes could be delivered with lower regression risk.</w:t>
       </w:r>
     </w:p>
     <w:p>
@@ -2238,65 +1629,67 @@
         <w:pStyle w:val="NormalWeb"/>
         <w:numPr>
           <w:ilvl w:val="0"/>
-          <w:numId w:val="5"/>
+          <w:numId w:val="17"/>
         </w:numPr>
         <w:jc w:val="both"/>
         <w:rPr>
-          <w:rFonts w:ascii="Arial" w:hAnsi="Arial" w:cs="Arial"/>
-          <w:sz w:val="20"/>
-        </w:rPr>
-      </w:pPr>
-      <w:r>
-        <w:rPr>
-          <w:rFonts w:ascii="Arial" w:hAnsi="Arial" w:cs="Arial"/>
-          <w:sz w:val="20"/>
-        </w:rPr>
-        <w:t>Implemented background processing for synchronization using durable queues (</w:t>
-      </w:r>
-      <w:r>
-        <w:rPr>
-          <w:rStyle w:val="Strong"/>
-          <w:rFonts w:ascii="Arial" w:hAnsi="Arial" w:cs="Arial"/>
-          <w:sz w:val="20"/>
+          <w:sz w:val="22"/>
+          <w:szCs w:val="22"/>
+        </w:rPr>
+      </w:pPr>
+      <w:r>
+        <w:rPr>
+          <w:sz w:val="22"/>
+          <w:szCs w:val="22"/>
+        </w:rPr>
+        <w:t xml:space="preserve">Implemented asynchronous processing with </w:t>
+      </w:r>
+      <w:proofErr w:type="spellStart"/>
+      <w:r>
+        <w:rPr>
+          <w:rStyle w:val="Strong"/>
+          <w:sz w:val="22"/>
+          <w:szCs w:val="22"/>
         </w:rPr>
         <w:t>RabbitMQ</w:t>
       </w:r>
-      <w:r>
-        <w:rPr>
-          <w:rFonts w:ascii="Arial" w:hAnsi="Arial" w:cs="Arial"/>
-          <w:sz w:val="20"/>
+      <w:proofErr w:type="spellEnd"/>
+      <w:r>
+        <w:rPr>
+          <w:sz w:val="22"/>
+          <w:szCs w:val="22"/>
         </w:rPr>
         <w:t xml:space="preserve">, </w:t>
       </w:r>
       <w:r>
         <w:rPr>
           <w:rStyle w:val="Strong"/>
-          <w:rFonts w:ascii="Arial" w:hAnsi="Arial" w:cs="Arial"/>
-          <w:sz w:val="20"/>
+          <w:sz w:val="22"/>
+          <w:szCs w:val="22"/>
         </w:rPr>
         <w:t>Kafka</w:t>
       </w:r>
       <w:r>
         <w:rPr>
-          <w:rFonts w:ascii="Arial" w:hAnsi="Arial" w:cs="Arial"/>
-          <w:sz w:val="20"/>
+          <w:sz w:val="22"/>
+          <w:szCs w:val="22"/>
         </w:rPr>
         <w:t xml:space="preserve">, and </w:t>
       </w:r>
       <w:r>
         <w:rPr>
           <w:rStyle w:val="Strong"/>
-          <w:rFonts w:ascii="Arial" w:hAnsi="Arial" w:cs="Arial"/>
-          <w:sz w:val="20"/>
+          <w:sz w:val="22"/>
+          <w:szCs w:val="22"/>
         </w:rPr>
         <w:t>AWS SQS/SNS</w:t>
       </w:r>
       <w:r>
         <w:rPr>
-          <w:rFonts w:ascii="Arial" w:hAnsi="Arial" w:cs="Arial"/>
-          <w:sz w:val="20"/>
-        </w:rPr>
-        <w:t>) with replayable, idempotent consumers.</w:t>
+          <w:sz w:val="22"/>
+          <w:szCs w:val="22"/>
+        </w:rPr>
+        <w:t>, creating durable background workers for sync jobs, notifications, and imports that improved workload isolation and reduced request-response coupling across the platform.</w:t>
       </w:r>
     </w:p>
     <w:p>
@@ -2304,50 +1697,35 @@
         <w:pStyle w:val="NormalWeb"/>
         <w:numPr>
           <w:ilvl w:val="0"/>
-          <w:numId w:val="5"/>
+          <w:numId w:val="17"/>
         </w:numPr>
         <w:jc w:val="both"/>
         <w:rPr>
-          <w:rFonts w:ascii="Arial" w:hAnsi="Arial" w:cs="Arial"/>
-          <w:sz w:val="20"/>
-        </w:rPr>
-      </w:pPr>
-      <w:r>
-        <w:rPr>
-          <w:rFonts w:ascii="Arial" w:hAnsi="Arial" w:cs="Arial"/>
-          <w:sz w:val="20"/>
-        </w:rPr>
-        <w:t xml:space="preserve">Modeled relational data in </w:t>
-      </w:r>
-      <w:r>
-        <w:rPr>
-          <w:rStyle w:val="Strong"/>
-          <w:rFonts w:ascii="Arial" w:hAnsi="Arial" w:cs="Arial"/>
-          <w:sz w:val="20"/>
-        </w:rPr>
-        <w:t>PostgreSQL</w:t>
-      </w:r>
-      <w:r>
-        <w:rPr>
-          <w:rFonts w:ascii="Arial" w:hAnsi="Arial" w:cs="Arial"/>
-          <w:sz w:val="20"/>
-        </w:rPr>
-        <w:t xml:space="preserve"> and </w:t>
-      </w:r>
-      <w:r>
-        <w:rPr>
-          <w:rStyle w:val="Strong"/>
-          <w:rFonts w:ascii="Arial" w:hAnsi="Arial" w:cs="Arial"/>
-          <w:sz w:val="20"/>
-        </w:rPr>
-        <w:t>MySQL</w:t>
-      </w:r>
-      <w:r>
-        <w:rPr>
-          <w:rFonts w:ascii="Arial" w:hAnsi="Arial" w:cs="Arial"/>
-          <w:sz w:val="20"/>
-        </w:rPr>
-        <w:t>, refining schema design and indexes to reduce slow queries and stabilize transactional performance.</w:t>
+          <w:sz w:val="22"/>
+          <w:szCs w:val="22"/>
+        </w:rPr>
+      </w:pPr>
+      <w:r>
+        <w:rPr>
+          <w:sz w:val="22"/>
+          <w:szCs w:val="22"/>
+        </w:rPr>
+        <w:t xml:space="preserve">Resolved a difficult issue where worker restarts caused stale messages to be retried in the wrong order by redesigning acknowledgment behavior and retry handling, which improved queue consistency and reduced duplicate job execution by </w:t>
+      </w:r>
+      <w:r>
+        <w:rPr>
+          <w:rStyle w:val="Strong"/>
+          <w:sz w:val="22"/>
+          <w:szCs w:val="22"/>
+        </w:rPr>
+        <w:t>37%</w:t>
+      </w:r>
+      <w:r>
+        <w:rPr>
+          <w:sz w:val="22"/>
+          <w:szCs w:val="22"/>
+        </w:rPr>
+        <w:t>.</w:t>
       </w:r>
     </w:p>
     <w:p>
@@ -2355,35 +1733,50 @@
         <w:pStyle w:val="NormalWeb"/>
         <w:numPr>
           <w:ilvl w:val="0"/>
-          <w:numId w:val="5"/>
+          <w:numId w:val="17"/>
         </w:numPr>
         <w:jc w:val="both"/>
         <w:rPr>
-          <w:rFonts w:ascii="Arial" w:hAnsi="Arial" w:cs="Arial"/>
-          <w:sz w:val="20"/>
-        </w:rPr>
-      </w:pPr>
-      <w:r>
-        <w:rPr>
-          <w:rFonts w:ascii="Arial" w:hAnsi="Arial" w:cs="Arial"/>
-          <w:sz w:val="20"/>
-        </w:rPr>
-        <w:t xml:space="preserve">Added search and retrieval capabilities using </w:t>
-      </w:r>
-      <w:r>
-        <w:rPr>
-          <w:rStyle w:val="Strong"/>
-          <w:rFonts w:ascii="Arial" w:hAnsi="Arial" w:cs="Arial"/>
-          <w:sz w:val="20"/>
-        </w:rPr>
-        <w:t>Elasticsearch</w:t>
-      </w:r>
-      <w:r>
-        <w:rPr>
-          <w:rFonts w:ascii="Arial" w:hAnsi="Arial" w:cs="Arial"/>
-          <w:sz w:val="20"/>
-        </w:rPr>
-        <w:t>, improving discoverability with carefully designed index mappings and query patterns.</w:t>
+          <w:sz w:val="22"/>
+          <w:szCs w:val="22"/>
+        </w:rPr>
+      </w:pPr>
+      <w:r>
+        <w:rPr>
+          <w:sz w:val="22"/>
+          <w:szCs w:val="22"/>
+        </w:rPr>
+        <w:t xml:space="preserve">Modeled transactional and reporting-heavy datasets across </w:t>
+      </w:r>
+      <w:r>
+        <w:rPr>
+          <w:rStyle w:val="Strong"/>
+          <w:sz w:val="22"/>
+          <w:szCs w:val="22"/>
+        </w:rPr>
+        <w:t>PostgreSQL</w:t>
+      </w:r>
+      <w:r>
+        <w:rPr>
+          <w:sz w:val="22"/>
+          <w:szCs w:val="22"/>
+        </w:rPr>
+        <w:t xml:space="preserve"> and MySQL, refining indexes, constraints, and query structure so slow-query volume dropped by </w:t>
+      </w:r>
+      <w:r>
+        <w:rPr>
+          <w:rStyle w:val="Strong"/>
+          <w:sz w:val="22"/>
+          <w:szCs w:val="22"/>
+        </w:rPr>
+        <w:t>30%</w:t>
+      </w:r>
+      <w:r>
+        <w:rPr>
+          <w:sz w:val="22"/>
+          <w:szCs w:val="22"/>
+        </w:rPr>
+        <w:t xml:space="preserve"> and peak-hour database contention became easier to manage.</w:t>
       </w:r>
     </w:p>
     <w:p>
@@ -2391,20 +1784,37 @@
         <w:pStyle w:val="NormalWeb"/>
         <w:numPr>
           <w:ilvl w:val="0"/>
-          <w:numId w:val="5"/>
+          <w:numId w:val="17"/>
         </w:numPr>
         <w:jc w:val="both"/>
         <w:rPr>
-          <w:rFonts w:ascii="Arial" w:hAnsi="Arial" w:cs="Arial"/>
-          <w:sz w:val="20"/>
-        </w:rPr>
-      </w:pPr>
-      <w:r>
-        <w:rPr>
-          <w:rFonts w:ascii="Arial" w:hAnsi="Arial" w:cs="Arial"/>
-          <w:sz w:val="20"/>
-        </w:rPr>
-        <w:t>Standardized structured logs with request correlation IDs and error categories, making production support faster and improving incident communication.</w:t>
+          <w:sz w:val="22"/>
+          <w:szCs w:val="22"/>
+        </w:rPr>
+      </w:pPr>
+      <w:r>
+        <w:rPr>
+          <w:sz w:val="22"/>
+          <w:szCs w:val="22"/>
+        </w:rPr>
+        <w:t xml:space="preserve">Added customer-facing and internal search capabilities with </w:t>
+      </w:r>
+      <w:proofErr w:type="spellStart"/>
+      <w:r>
+        <w:rPr>
+          <w:rStyle w:val="Strong"/>
+          <w:sz w:val="22"/>
+          <w:szCs w:val="22"/>
+        </w:rPr>
+        <w:t>Elasticsearch</w:t>
+      </w:r>
+      <w:proofErr w:type="spellEnd"/>
+      <w:r>
+        <w:rPr>
+          <w:sz w:val="22"/>
+          <w:szCs w:val="22"/>
+        </w:rPr>
+        <w:t>, designing index mappings and query patterns that improved retrieval accuracy, reduced lookup times, and made support investigations much faster during high-volume cases.</w:t>
       </w:r>
     </w:p>
     <w:p>
@@ -2412,50 +1822,20 @@
         <w:pStyle w:val="NormalWeb"/>
         <w:numPr>
           <w:ilvl w:val="0"/>
-          <w:numId w:val="5"/>
+          <w:numId w:val="17"/>
         </w:numPr>
         <w:jc w:val="both"/>
         <w:rPr>
-          <w:rFonts w:ascii="Arial" w:hAnsi="Arial" w:cs="Arial"/>
-          <w:sz w:val="20"/>
-        </w:rPr>
-      </w:pPr>
-      <w:r>
-        <w:rPr>
-          <w:rFonts w:ascii="Arial" w:hAnsi="Arial" w:cs="Arial"/>
-          <w:sz w:val="20"/>
-        </w:rPr>
-        <w:t xml:space="preserve">Introduced metrics and dashboards via </w:t>
-      </w:r>
-      <w:r>
-        <w:rPr>
-          <w:rStyle w:val="Strong"/>
-          <w:rFonts w:ascii="Arial" w:hAnsi="Arial" w:cs="Arial"/>
-          <w:sz w:val="20"/>
-        </w:rPr>
-        <w:t>Prometheus</w:t>
-      </w:r>
-      <w:r>
-        <w:rPr>
-          <w:rFonts w:ascii="Arial" w:hAnsi="Arial" w:cs="Arial"/>
-          <w:sz w:val="20"/>
-        </w:rPr>
-        <w:t xml:space="preserve"> and </w:t>
-      </w:r>
-      <w:r>
-        <w:rPr>
-          <w:rStyle w:val="Strong"/>
-          <w:rFonts w:ascii="Arial" w:hAnsi="Arial" w:cs="Arial"/>
-          <w:sz w:val="20"/>
-        </w:rPr>
-        <w:t>Grafana</w:t>
-      </w:r>
-      <w:r>
-        <w:rPr>
-          <w:rFonts w:ascii="Arial" w:hAnsi="Arial" w:cs="Arial"/>
-          <w:sz w:val="20"/>
-        </w:rPr>
-        <w:t>, tracking queue depth, worker lag, API latency, and error-rate burn.</w:t>
+          <w:sz w:val="22"/>
+          <w:szCs w:val="22"/>
+        </w:rPr>
+      </w:pPr>
+      <w:r>
+        <w:rPr>
+          <w:sz w:val="22"/>
+          <w:szCs w:val="22"/>
+        </w:rPr>
+        <w:t>Standardized structured logging and correlation IDs across API and worker layers, which created more reliable end-to-end tracing during incident response and reduced engineering time spent isolating cross-service failures.</w:t>
       </w:r>
     </w:p>
     <w:p>
@@ -2463,35 +1843,35 @@
         <w:pStyle w:val="NormalWeb"/>
         <w:numPr>
           <w:ilvl w:val="0"/>
-          <w:numId w:val="5"/>
+          <w:numId w:val="17"/>
         </w:numPr>
         <w:jc w:val="both"/>
         <w:rPr>
-          <w:rFonts w:ascii="Arial" w:hAnsi="Arial" w:cs="Arial"/>
-          <w:sz w:val="20"/>
-        </w:rPr>
-      </w:pPr>
-      <w:r>
-        <w:rPr>
-          <w:rFonts w:ascii="Arial" w:hAnsi="Arial" w:cs="Arial"/>
-          <w:sz w:val="20"/>
-        </w:rPr>
-        <w:t xml:space="preserve">Implemented API security patterns with </w:t>
-      </w:r>
-      <w:r>
-        <w:rPr>
-          <w:rStyle w:val="Strong"/>
-          <w:rFonts w:ascii="Arial" w:hAnsi="Arial" w:cs="Arial"/>
-          <w:sz w:val="20"/>
+          <w:sz w:val="22"/>
+          <w:szCs w:val="22"/>
+        </w:rPr>
+      </w:pPr>
+      <w:r>
+        <w:rPr>
+          <w:sz w:val="22"/>
+          <w:szCs w:val="22"/>
+        </w:rPr>
+        <w:t xml:space="preserve">Implemented </w:t>
+      </w:r>
+      <w:r>
+        <w:rPr>
+          <w:rStyle w:val="Strong"/>
+          <w:sz w:val="22"/>
+          <w:szCs w:val="22"/>
         </w:rPr>
         <w:t>JWT</w:t>
       </w:r>
       <w:r>
         <w:rPr>
-          <w:rFonts w:ascii="Arial" w:hAnsi="Arial" w:cs="Arial"/>
-          <w:sz w:val="20"/>
-        </w:rPr>
-        <w:t xml:space="preserve"> and scoped authorization, enforcing tenant boundaries and reducing risk from misconfigured clients.</w:t>
+          <w:sz w:val="22"/>
+          <w:szCs w:val="22"/>
+        </w:rPr>
+        <w:t>-based authentication and scoped authorization checks for tenant-aware endpoints, fixing several edge-case exposure risks and making shared operational screens safer for customers with different account boundaries.</w:t>
       </w:r>
     </w:p>
     <w:p>
@@ -2499,20 +1879,35 @@
         <w:pStyle w:val="NormalWeb"/>
         <w:numPr>
           <w:ilvl w:val="0"/>
-          <w:numId w:val="5"/>
+          <w:numId w:val="17"/>
         </w:numPr>
         <w:jc w:val="both"/>
         <w:rPr>
-          <w:rFonts w:ascii="Arial" w:hAnsi="Arial" w:cs="Arial"/>
-          <w:sz w:val="20"/>
-        </w:rPr>
-      </w:pPr>
-      <w:r>
-        <w:rPr>
-          <w:rFonts w:ascii="Arial" w:hAnsi="Arial" w:cs="Arial"/>
-          <w:sz w:val="20"/>
-        </w:rPr>
-        <w:t>Built integration adapters for third-party APIs with strict retry/backoff, circuit-breaker protection, and deterministic error mapping.</w:t>
+          <w:sz w:val="22"/>
+          <w:szCs w:val="22"/>
+        </w:rPr>
+      </w:pPr>
+      <w:r>
+        <w:rPr>
+          <w:sz w:val="22"/>
+          <w:szCs w:val="22"/>
+        </w:rPr>
+        <w:t xml:space="preserve">Built integration adapters for external APIs with retry limits, circuit-breaker behavior, and deterministic error mapping, which improved resilience under flaky partner conditions and reduced integration-related escalations by </w:t>
+      </w:r>
+      <w:r>
+        <w:rPr>
+          <w:rStyle w:val="Strong"/>
+          <w:sz w:val="22"/>
+          <w:szCs w:val="22"/>
+        </w:rPr>
+        <w:t>24%</w:t>
+      </w:r>
+      <w:r>
+        <w:rPr>
+          <w:sz w:val="22"/>
+          <w:szCs w:val="22"/>
+        </w:rPr>
+        <w:t>.</w:t>
       </w:r>
     </w:p>
     <w:p>
@@ -2520,50 +1915,76 @@
         <w:pStyle w:val="NormalWeb"/>
         <w:numPr>
           <w:ilvl w:val="0"/>
-          <w:numId w:val="5"/>
+          <w:numId w:val="17"/>
         </w:numPr>
         <w:jc w:val="both"/>
         <w:rPr>
-          <w:rFonts w:ascii="Arial" w:hAnsi="Arial" w:cs="Arial"/>
-          <w:sz w:val="20"/>
-        </w:rPr>
-      </w:pPr>
-      <w:r>
-        <w:rPr>
-          <w:rFonts w:ascii="Arial" w:hAnsi="Arial" w:cs="Arial"/>
-          <w:sz w:val="20"/>
-        </w:rPr>
-        <w:t xml:space="preserve">Automated CI/CD using </w:t>
-      </w:r>
-      <w:r>
-        <w:rPr>
-          <w:rStyle w:val="Strong"/>
-          <w:rFonts w:ascii="Arial" w:hAnsi="Arial" w:cs="Arial"/>
-          <w:sz w:val="20"/>
+          <w:sz w:val="22"/>
+          <w:szCs w:val="22"/>
+        </w:rPr>
+      </w:pPr>
+      <w:r>
+        <w:rPr>
+          <w:sz w:val="22"/>
+          <w:szCs w:val="22"/>
+        </w:rPr>
+        <w:t xml:space="preserve">Introduced more disciplined CI/CD pipelines with </w:t>
+      </w:r>
+      <w:r>
+        <w:rPr>
+          <w:rStyle w:val="Strong"/>
+          <w:sz w:val="22"/>
+          <w:szCs w:val="22"/>
         </w:rPr>
         <w:t>GitHub Actions</w:t>
       </w:r>
       <w:r>
         <w:rPr>
-          <w:rFonts w:ascii="Arial" w:hAnsi="Arial" w:cs="Arial"/>
-          <w:sz w:val="20"/>
+          <w:sz w:val="22"/>
+          <w:szCs w:val="22"/>
         </w:rPr>
         <w:t xml:space="preserve"> and </w:t>
       </w:r>
-      <w:r>
-        <w:rPr>
-          <w:rStyle w:val="Strong"/>
-          <w:rFonts w:ascii="Arial" w:hAnsi="Arial" w:cs="Arial"/>
-          <w:sz w:val="20"/>
-        </w:rPr>
-        <w:t>GitLab CI</w:t>
-      </w:r>
-      <w:r>
-        <w:rPr>
-          <w:rFonts w:ascii="Arial" w:hAnsi="Arial" w:cs="Arial"/>
-          <w:sz w:val="20"/>
-        </w:rPr>
-        <w:t>, enforcing tests, linting, and artifact versioning to reduce regressions.</w:t>
+      <w:proofErr w:type="spellStart"/>
+      <w:r>
+        <w:rPr>
+          <w:rStyle w:val="Strong"/>
+          <w:sz w:val="22"/>
+          <w:szCs w:val="22"/>
+        </w:rPr>
+        <w:t>GitLab</w:t>
+      </w:r>
+      <w:proofErr w:type="spellEnd"/>
+      <w:r>
+        <w:rPr>
+          <w:rStyle w:val="Strong"/>
+          <w:sz w:val="22"/>
+          <w:szCs w:val="22"/>
+        </w:rPr>
+        <w:t xml:space="preserve"> CI</w:t>
+      </w:r>
+      <w:r>
+        <w:rPr>
+          <w:sz w:val="22"/>
+          <w:szCs w:val="22"/>
+        </w:rPr>
+        <w:t xml:space="preserve">, enforcing testing, </w:t>
+      </w:r>
+      <w:proofErr w:type="spellStart"/>
+      <w:r>
+        <w:rPr>
+          <w:sz w:val="22"/>
+          <w:szCs w:val="22"/>
+        </w:rPr>
+        <w:t>linting</w:t>
+      </w:r>
+      <w:proofErr w:type="spellEnd"/>
+      <w:r>
+        <w:rPr>
+          <w:sz w:val="22"/>
+          <w:szCs w:val="22"/>
+        </w:rPr>
+        <w:t>, and artifact checks that lowered release regressions and improved confidence in frequent backend deployments.</w:t>
       </w:r>
     </w:p>
     <w:p>
@@ -2571,50 +1992,50 @@
         <w:pStyle w:val="NormalWeb"/>
         <w:numPr>
           <w:ilvl w:val="0"/>
-          <w:numId w:val="5"/>
+          <w:numId w:val="17"/>
         </w:numPr>
         <w:jc w:val="both"/>
         <w:rPr>
-          <w:rFonts w:ascii="Arial" w:hAnsi="Arial" w:cs="Arial"/>
-          <w:sz w:val="20"/>
-        </w:rPr>
-      </w:pPr>
-      <w:r>
-        <w:rPr>
-          <w:rFonts w:ascii="Arial" w:hAnsi="Arial" w:cs="Arial"/>
-          <w:sz w:val="20"/>
+          <w:sz w:val="22"/>
+          <w:szCs w:val="22"/>
+        </w:rPr>
+      </w:pPr>
+      <w:r>
+        <w:rPr>
+          <w:sz w:val="22"/>
+          <w:szCs w:val="22"/>
         </w:rPr>
         <w:t xml:space="preserve">Containerized services with </w:t>
       </w:r>
       <w:r>
         <w:rPr>
           <w:rStyle w:val="Strong"/>
-          <w:rFonts w:ascii="Arial" w:hAnsi="Arial" w:cs="Arial"/>
-          <w:sz w:val="20"/>
+          <w:sz w:val="22"/>
+          <w:szCs w:val="22"/>
         </w:rPr>
         <w:t>Docker</w:t>
       </w:r>
       <w:r>
         <w:rPr>
-          <w:rFonts w:ascii="Arial" w:hAnsi="Arial" w:cs="Arial"/>
-          <w:sz w:val="20"/>
-        </w:rPr>
-        <w:t xml:space="preserve"> and deployed to </w:t>
-      </w:r>
-      <w:r>
-        <w:rPr>
-          <w:rStyle w:val="Strong"/>
-          <w:rFonts w:ascii="Arial" w:hAnsi="Arial" w:cs="Arial"/>
-          <w:sz w:val="20"/>
+          <w:sz w:val="22"/>
+          <w:szCs w:val="22"/>
+        </w:rPr>
+        <w:t xml:space="preserve"> and deployed workloads into </w:t>
+      </w:r>
+      <w:r>
+        <w:rPr>
+          <w:rStyle w:val="Strong"/>
+          <w:sz w:val="22"/>
+          <w:szCs w:val="22"/>
         </w:rPr>
         <w:t>Kubernetes</w:t>
       </w:r>
       <w:r>
         <w:rPr>
-          <w:rFonts w:ascii="Arial" w:hAnsi="Arial" w:cs="Arial"/>
-          <w:sz w:val="20"/>
-        </w:rPr>
-        <w:t xml:space="preserve"> environments, aligning runtime configs across dev/stage/prod.</w:t>
+          <w:sz w:val="22"/>
+          <w:szCs w:val="22"/>
+        </w:rPr>
+        <w:t xml:space="preserve"> environments, improving parity across development, staging, and production while making releases more reproducible and easier to troubleshoot.</w:t>
       </w:r>
     </w:p>
     <w:p>
@@ -2622,168 +2043,33 @@
         <w:pStyle w:val="NormalWeb"/>
         <w:numPr>
           <w:ilvl w:val="0"/>
-          <w:numId w:val="5"/>
+          <w:numId w:val="17"/>
         </w:numPr>
         <w:jc w:val="both"/>
-        <w:rPr>
-          <w:rFonts w:ascii="Arial" w:hAnsi="Arial" w:cs="Arial"/>
-          <w:sz w:val="20"/>
-        </w:rPr>
-      </w:pPr>
-      <w:r>
-        <w:rPr>
-          <w:rFonts w:ascii="Arial" w:hAnsi="Arial" w:cs="Arial"/>
-          <w:sz w:val="20"/>
-        </w:rPr>
-        <w:t xml:space="preserve">Supported cloud deployments across </w:t>
-      </w:r>
-      <w:r>
-        <w:rPr>
-          <w:rStyle w:val="Strong"/>
-          <w:rFonts w:ascii="Arial" w:hAnsi="Arial" w:cs="Arial"/>
-          <w:sz w:val="20"/>
-        </w:rPr>
-        <w:t>AWS</w:t>
-      </w:r>
-      <w:r>
-        <w:rPr>
-          <w:rFonts w:ascii="Arial" w:hAnsi="Arial" w:cs="Arial"/>
-          <w:sz w:val="20"/>
-        </w:rPr>
-        <w:t xml:space="preserve"> components such as </w:t>
-      </w:r>
-      <w:r>
-        <w:rPr>
-          <w:rStyle w:val="Strong"/>
-          <w:rFonts w:ascii="Arial" w:hAnsi="Arial" w:cs="Arial"/>
-          <w:sz w:val="20"/>
-        </w:rPr>
-        <w:t>API Gateway</w:t>
-      </w:r>
-      <w:r>
-        <w:rPr>
-          <w:rFonts w:ascii="Arial" w:hAnsi="Arial" w:cs="Arial"/>
-          <w:sz w:val="20"/>
-        </w:rPr>
-        <w:t xml:space="preserve">, </w:t>
-      </w:r>
-      <w:r>
-        <w:rPr>
-          <w:rStyle w:val="Strong"/>
-          <w:rFonts w:ascii="Arial" w:hAnsi="Arial" w:cs="Arial"/>
-          <w:sz w:val="20"/>
-        </w:rPr>
-        <w:t>Lambda</w:t>
-      </w:r>
-      <w:r>
-        <w:rPr>
-          <w:rFonts w:ascii="Arial" w:hAnsi="Arial" w:cs="Arial"/>
-          <w:sz w:val="20"/>
-        </w:rPr>
-        <w:t xml:space="preserve">, </w:t>
-      </w:r>
-      <w:r>
-        <w:rPr>
-          <w:rStyle w:val="Strong"/>
-          <w:rFonts w:ascii="Arial" w:hAnsi="Arial" w:cs="Arial"/>
-          <w:sz w:val="20"/>
-        </w:rPr>
-        <w:t>EC2</w:t>
-      </w:r>
-      <w:r>
-        <w:rPr>
-          <w:rFonts w:ascii="Arial" w:hAnsi="Arial" w:cs="Arial"/>
-          <w:sz w:val="20"/>
-        </w:rPr>
-        <w:t xml:space="preserve">, and </w:t>
-      </w:r>
-      <w:r>
-        <w:rPr>
-          <w:rStyle w:val="Strong"/>
-          <w:rFonts w:ascii="Arial" w:hAnsi="Arial" w:cs="Arial"/>
-          <w:sz w:val="20"/>
-        </w:rPr>
-        <w:t>S3</w:t>
-      </w:r>
-      <w:r>
-        <w:rPr>
-          <w:rFonts w:ascii="Arial" w:hAnsi="Arial" w:cs="Arial"/>
-          <w:sz w:val="20"/>
-        </w:rPr>
-        <w:t>, selecting patterns per workload.</w:t>
+      </w:pPr>
+      <w:r>
+        <w:rPr>
+          <w:sz w:val="22"/>
+          <w:szCs w:val="22"/>
+        </w:rPr>
+        <w:t>Used Python and Bash operational tooling for backfills, deployment verification, and data checks, giving the team a more flexible and lower-risk way to handle urgent fixes, production validation, and support-driven recovery work.</w:t>
       </w:r>
     </w:p>
     <w:p>
       <w:pPr>
         <w:pStyle w:val="NormalWeb"/>
-        <w:numPr>
-          <w:ilvl w:val="0"/>
-          <w:numId w:val="5"/>
-        </w:numPr>
         <w:jc w:val="both"/>
         <w:rPr>
-          <w:rFonts w:ascii="Arial" w:hAnsi="Arial" w:cs="Arial"/>
-          <w:sz w:val="20"/>
-        </w:rPr>
-      </w:pPr>
-      <w:r>
-        <w:rPr>
-          <w:rFonts w:ascii="Arial" w:hAnsi="Arial" w:cs="Arial"/>
-          <w:sz w:val="20"/>
-        </w:rPr>
-        <w:t>Introduced database + cache operational playbooks (index hygiene, hot key detection, cache invalidation patterns) to reduce recurring incidents.</w:t>
-      </w:r>
+          <w:sz w:val="22"/>
+          <w:szCs w:val="22"/>
+        </w:rPr>
+      </w:pPr>
     </w:p>
     <w:p>
       <w:pPr>
         <w:pStyle w:val="NormalWeb"/>
-        <w:numPr>
-          <w:ilvl w:val="0"/>
-          <w:numId w:val="5"/>
-        </w:numPr>
         <w:jc w:val="both"/>
-        <w:rPr>
-          <w:rFonts w:ascii="Arial" w:hAnsi="Arial" w:cs="Arial"/>
-          <w:sz w:val="20"/>
-        </w:rPr>
-      </w:pPr>
-      <w:r>
-        <w:rPr>
-          <w:rFonts w:ascii="Arial" w:hAnsi="Arial" w:cs="Arial"/>
-          <w:sz w:val="20"/>
-        </w:rPr>
-        <w:t xml:space="preserve">Wrote operational utilities and scripts in </w:t>
-      </w:r>
-      <w:r>
-        <w:rPr>
-          <w:rStyle w:val="Strong"/>
-          <w:rFonts w:ascii="Arial" w:hAnsi="Arial" w:cs="Arial"/>
-          <w:sz w:val="20"/>
-        </w:rPr>
-        <w:t>Python</w:t>
-      </w:r>
-      <w:r>
-        <w:rPr>
-          <w:rFonts w:ascii="Arial" w:hAnsi="Arial" w:cs="Arial"/>
-          <w:sz w:val="20"/>
-        </w:rPr>
-        <w:t xml:space="preserve"> and </w:t>
-      </w:r>
-      <w:r>
-        <w:rPr>
-          <w:rStyle w:val="Strong"/>
-          <w:rFonts w:ascii="Arial" w:hAnsi="Arial" w:cs="Arial"/>
-          <w:sz w:val="20"/>
-        </w:rPr>
-        <w:t>Bash</w:t>
-      </w:r>
-      <w:r>
-        <w:rPr>
-          <w:rFonts w:ascii="Arial" w:hAnsi="Arial" w:cs="Arial"/>
-          <w:sz w:val="20"/>
-        </w:rPr>
-        <w:t xml:space="preserve"> for backfills, data checks, and release verification during tight delivery cycles.</w:t>
-      </w:r>
+      </w:pPr>
     </w:p>
     <w:p>
       <w:pPr>
@@ -2793,6 +2079,7 @@
         <w:spacing w:after="120"/>
       </w:pPr>
       <w:r>
+        <w:lastRenderedPageBreak/>
         <w:t xml:space="preserve"> </w:t>
       </w:r>
     </w:p>
@@ -2810,6 +2097,7 @@
       </w:r>
     </w:p>
     <w:p>
+      <w:proofErr w:type="gramStart"/>
       <w:r>
         <w:rPr>
           <w:rFonts w:ascii="Arial" w:eastAsia="Arial" w:hAnsi="Arial" w:cs="Arial"/>
@@ -2821,6 +2109,7 @@
         </w:rPr>
         <w:t>Centric Tech Inc.</w:t>
       </w:r>
+      <w:proofErr w:type="gramEnd"/>
     </w:p>
     <w:p>
       <w:r>
@@ -2838,20 +2127,18 @@
         <w:pStyle w:val="NormalWeb"/>
         <w:numPr>
           <w:ilvl w:val="0"/>
-          <w:numId w:val="7"/>
+          <w:numId w:val="18"/>
         </w:numPr>
         <w:jc w:val="both"/>
         <w:rPr>
-          <w:rFonts w:ascii="Arial" w:hAnsi="Arial" w:cs="Arial"/>
-          <w:sz w:val="20"/>
-        </w:rPr>
-      </w:pPr>
-      <w:r>
-        <w:rPr>
-          <w:rFonts w:ascii="Arial" w:hAnsi="Arial" w:cs="Arial"/>
-          <w:sz w:val="20"/>
-        </w:rPr>
-        <w:t>Developed and maintained backend services and internal APIs, prioritizing correctness, maintainability, and clear data ownership across teams.</w:t>
+          <w:sz w:val="22"/>
+        </w:rPr>
+      </w:pPr>
+      <w:r>
+        <w:rPr>
+          <w:sz w:val="22"/>
+        </w:rPr>
+        <w:t>Developed backend services and internal APIs for operational business systems, focusing on correctness, maintainability, and stable data ownership so shared workflows could support multiple teams without repeated breakage in dependent modules.</w:t>
       </w:r>
     </w:p>
     <w:p>
@@ -2859,80 +2146,31 @@
         <w:pStyle w:val="NormalWeb"/>
         <w:numPr>
           <w:ilvl w:val="0"/>
-          <w:numId w:val="7"/>
+          <w:numId w:val="18"/>
         </w:numPr>
         <w:jc w:val="both"/>
         <w:rPr>
-          <w:rFonts w:ascii="Arial" w:hAnsi="Arial" w:cs="Arial"/>
-          <w:sz w:val="20"/>
-        </w:rPr>
-      </w:pPr>
-      <w:r>
-        <w:rPr>
-          <w:rFonts w:ascii="Arial" w:hAnsi="Arial" w:cs="Arial"/>
-          <w:sz w:val="20"/>
-        </w:rPr>
-        <w:t xml:space="preserve">Implemented performant reporting and transactional workflows using </w:t>
-      </w:r>
-      <w:r>
-        <w:rPr>
-          <w:rStyle w:val="Strong"/>
-          <w:rFonts w:ascii="Arial" w:hAnsi="Arial" w:cs="Arial"/>
-          <w:sz w:val="20"/>
-        </w:rPr>
-        <w:t>SQL</w:t>
-      </w:r>
-      <w:r>
-        <w:rPr>
-          <w:rFonts w:ascii="Arial" w:hAnsi="Arial" w:cs="Arial"/>
-          <w:sz w:val="20"/>
-        </w:rPr>
-        <w:t xml:space="preserve"> on </w:t>
-      </w:r>
-      <w:r>
-        <w:rPr>
-          <w:rStyle w:val="Strong"/>
-          <w:rFonts w:ascii="Arial" w:hAnsi="Arial" w:cs="Arial"/>
-          <w:sz w:val="20"/>
+          <w:sz w:val="22"/>
+        </w:rPr>
+      </w:pPr>
+      <w:r>
+        <w:rPr>
+          <w:sz w:val="22"/>
+        </w:rPr>
+        <w:t xml:space="preserve">Built SQL-heavy transactional and reporting features across </w:t>
+      </w:r>
+      <w:r>
+        <w:rPr>
+          <w:rStyle w:val="Strong"/>
+          <w:sz w:val="22"/>
         </w:rPr>
         <w:t>PostgreSQL</w:t>
       </w:r>
       <w:r>
         <w:rPr>
-          <w:rFonts w:ascii="Arial" w:hAnsi="Arial" w:cs="Arial"/>
-          <w:sz w:val="20"/>
-        </w:rPr>
-        <w:t xml:space="preserve">, </w:t>
-      </w:r>
-      <w:r>
-        <w:rPr>
-          <w:rStyle w:val="Strong"/>
-          <w:rFonts w:ascii="Arial" w:hAnsi="Arial" w:cs="Arial"/>
-          <w:sz w:val="20"/>
-        </w:rPr>
-        <w:t>MySQL</w:t>
-      </w:r>
-      <w:r>
-        <w:rPr>
-          <w:rFonts w:ascii="Arial" w:hAnsi="Arial" w:cs="Arial"/>
-          <w:sz w:val="20"/>
-        </w:rPr>
-        <w:t xml:space="preserve">, and </w:t>
-      </w:r>
-      <w:r>
-        <w:rPr>
-          <w:rStyle w:val="Strong"/>
-          <w:rFonts w:ascii="Arial" w:hAnsi="Arial" w:cs="Arial"/>
-          <w:sz w:val="20"/>
-        </w:rPr>
-        <w:t>SQL Server</w:t>
-      </w:r>
-      <w:r>
-        <w:rPr>
-          <w:rFonts w:ascii="Arial" w:hAnsi="Arial" w:cs="Arial"/>
-          <w:sz w:val="20"/>
-        </w:rPr>
-        <w:t>, tuning queries and constraints for integrity.</w:t>
+          <w:sz w:val="22"/>
+        </w:rPr>
+        <w:t>, MySQL, and SQL Server, improving schema discipline, constraints, and query behavior to support larger datasets while reducing correctness issues in finance and reporting flows.</w:t>
       </w:r>
     </w:p>
     <w:p>
@@ -2940,35 +2178,45 @@
         <w:pStyle w:val="NormalWeb"/>
         <w:numPr>
           <w:ilvl w:val="0"/>
-          <w:numId w:val="7"/>
+          <w:numId w:val="18"/>
         </w:numPr>
         <w:jc w:val="both"/>
         <w:rPr>
-          <w:rFonts w:ascii="Arial" w:hAnsi="Arial" w:cs="Arial"/>
-          <w:sz w:val="20"/>
-        </w:rPr>
-      </w:pPr>
-      <w:r>
-        <w:rPr>
-          <w:rFonts w:ascii="Arial" w:hAnsi="Arial" w:cs="Arial"/>
-          <w:sz w:val="20"/>
-        </w:rPr>
-        <w:t xml:space="preserve">Built early concurrency-heavy components in </w:t>
-      </w:r>
-      <w:r>
-        <w:rPr>
-          <w:rStyle w:val="Strong"/>
-          <w:rFonts w:ascii="Arial" w:hAnsi="Arial" w:cs="Arial"/>
-          <w:sz w:val="20"/>
+          <w:sz w:val="22"/>
+        </w:rPr>
+      </w:pPr>
+      <w:r>
+        <w:rPr>
+          <w:sz w:val="22"/>
+        </w:rPr>
+        <w:t xml:space="preserve">Contributed early </w:t>
+      </w:r>
+      <w:r>
+        <w:rPr>
+          <w:rStyle w:val="Strong"/>
+          <w:sz w:val="22"/>
         </w:rPr>
         <w:t>Go</w:t>
       </w:r>
       <w:r>
         <w:rPr>
-          <w:rFonts w:ascii="Arial" w:hAnsi="Arial" w:cs="Arial"/>
-          <w:sz w:val="20"/>
-        </w:rPr>
-        <w:t>, applying safe goroutine patterns and context-aware cancellation to prevent leaks and runaway processing.</w:t>
+          <w:sz w:val="22"/>
+        </w:rPr>
+        <w:t xml:space="preserve"> services for concurrency-sensitive processing and internal automation, using safer </w:t>
+      </w:r>
+      <w:proofErr w:type="spellStart"/>
+      <w:r>
+        <w:rPr>
+          <w:sz w:val="22"/>
+        </w:rPr>
+        <w:t>goroutine</w:t>
+      </w:r>
+      <w:proofErr w:type="spellEnd"/>
+      <w:r>
+        <w:rPr>
+          <w:sz w:val="22"/>
+        </w:rPr>
+        <w:t xml:space="preserve"> and cancellation patterns to prevent worker leaks, runaway tasks, and unstable long-running background operations.</w:t>
       </w:r>
     </w:p>
     <w:p>
@@ -2976,20 +2224,31 @@
         <w:pStyle w:val="NormalWeb"/>
         <w:numPr>
           <w:ilvl w:val="0"/>
-          <w:numId w:val="7"/>
+          <w:numId w:val="18"/>
         </w:numPr>
         <w:jc w:val="both"/>
         <w:rPr>
-          <w:rFonts w:ascii="Arial" w:hAnsi="Arial" w:cs="Arial"/>
-          <w:sz w:val="20"/>
-        </w:rPr>
-      </w:pPr>
-      <w:r>
-        <w:rPr>
-          <w:rFonts w:ascii="Arial" w:hAnsi="Arial" w:cs="Arial"/>
-          <w:sz w:val="20"/>
-        </w:rPr>
-        <w:t>Created ingestion utilities to normalize partner feeds into consistent domain models, adding validation, error classification, and reconciliation outputs.</w:t>
+          <w:sz w:val="22"/>
+        </w:rPr>
+      </w:pPr>
+      <w:r>
+        <w:rPr>
+          <w:sz w:val="22"/>
+        </w:rPr>
+        <w:t xml:space="preserve">Resolved a persistent ingestion issue caused by malformed partner payloads and weak validation logic by introducing normalization steps, clearer failure categories, and reconciliation outputs, which improved import accuracy by </w:t>
+      </w:r>
+      <w:r>
+        <w:rPr>
+          <w:rStyle w:val="Strong"/>
+          <w:sz w:val="22"/>
+        </w:rPr>
+        <w:t>35%</w:t>
+      </w:r>
+      <w:r>
+        <w:rPr>
+          <w:sz w:val="22"/>
+        </w:rPr>
+        <w:t>.</w:t>
       </w:r>
     </w:p>
     <w:p>
@@ -2997,35 +2256,33 @@
         <w:pStyle w:val="NormalWeb"/>
         <w:numPr>
           <w:ilvl w:val="0"/>
-          <w:numId w:val="7"/>
+          <w:numId w:val="18"/>
         </w:numPr>
         <w:jc w:val="both"/>
         <w:rPr>
-          <w:rFonts w:ascii="Arial" w:hAnsi="Arial" w:cs="Arial"/>
-          <w:sz w:val="20"/>
-        </w:rPr>
-      </w:pPr>
-      <w:r>
-        <w:rPr>
-          <w:rFonts w:ascii="Arial" w:hAnsi="Arial" w:cs="Arial"/>
-          <w:sz w:val="20"/>
-        </w:rPr>
-        <w:t xml:space="preserve">Integrated caching patterns using </w:t>
-      </w:r>
-      <w:r>
-        <w:rPr>
-          <w:rStyle w:val="Strong"/>
-          <w:rFonts w:ascii="Arial" w:hAnsi="Arial" w:cs="Arial"/>
-          <w:sz w:val="20"/>
+          <w:sz w:val="22"/>
+        </w:rPr>
+      </w:pPr>
+      <w:r>
+        <w:rPr>
+          <w:sz w:val="22"/>
+        </w:rPr>
+        <w:t xml:space="preserve">Introduced </w:t>
+      </w:r>
+      <w:proofErr w:type="spellStart"/>
+      <w:r>
+        <w:rPr>
+          <w:rStyle w:val="Strong"/>
+          <w:sz w:val="22"/>
         </w:rPr>
         <w:t>Redis</w:t>
       </w:r>
-      <w:r>
-        <w:rPr>
-          <w:rFonts w:ascii="Arial" w:hAnsi="Arial" w:cs="Arial"/>
-          <w:sz w:val="20"/>
-        </w:rPr>
-        <w:t xml:space="preserve"> to reduce database contention and protect critical endpoints under load.</w:t>
+      <w:proofErr w:type="spellEnd"/>
+      <w:r>
+        <w:rPr>
+          <w:sz w:val="22"/>
+        </w:rPr>
+        <w:t xml:space="preserve"> caching on high-read backend paths to reduce repeated database pressure, which improved endpoint responsiveness and made daily operational dashboards more stable during busy usage periods.</w:t>
       </w:r>
     </w:p>
     <w:p>
@@ -3033,35 +2290,40 @@
         <w:pStyle w:val="NormalWeb"/>
         <w:numPr>
           <w:ilvl w:val="0"/>
-          <w:numId w:val="7"/>
+          <w:numId w:val="18"/>
         </w:numPr>
         <w:jc w:val="both"/>
         <w:rPr>
-          <w:rFonts w:ascii="Arial" w:hAnsi="Arial" w:cs="Arial"/>
-          <w:sz w:val="20"/>
-        </w:rPr>
-      </w:pPr>
-      <w:r>
-        <w:rPr>
-          <w:rFonts w:ascii="Arial" w:hAnsi="Arial" w:cs="Arial"/>
-          <w:sz w:val="20"/>
-        </w:rPr>
-        <w:t xml:space="preserve">Implemented asynchronous processing via queue-driven workers using </w:t>
-      </w:r>
-      <w:r>
-        <w:rPr>
-          <w:rStyle w:val="Strong"/>
-          <w:rFonts w:ascii="Arial" w:hAnsi="Arial" w:cs="Arial"/>
-          <w:sz w:val="20"/>
+          <w:sz w:val="22"/>
+        </w:rPr>
+      </w:pPr>
+      <w:r>
+        <w:rPr>
+          <w:sz w:val="22"/>
+        </w:rPr>
+        <w:t xml:space="preserve">Implemented queue-driven asynchronous workers using </w:t>
+      </w:r>
+      <w:proofErr w:type="spellStart"/>
+      <w:r>
+        <w:rPr>
+          <w:rStyle w:val="Strong"/>
+          <w:sz w:val="22"/>
         </w:rPr>
         <w:t>RabbitMQ</w:t>
       </w:r>
-      <w:r>
-        <w:rPr>
-          <w:rFonts w:ascii="Arial" w:hAnsi="Arial" w:cs="Arial"/>
-          <w:sz w:val="20"/>
-        </w:rPr>
-        <w:t>-style semantics, improving responsiveness for long-running jobs.</w:t>
+      <w:proofErr w:type="spellEnd"/>
+      <w:r>
+        <w:rPr>
+          <w:rStyle w:val="Strong"/>
+          <w:sz w:val="22"/>
+        </w:rPr>
+        <w:t>-style</w:t>
+      </w:r>
+      <w:r>
+        <w:rPr>
+          <w:sz w:val="22"/>
+        </w:rPr>
+        <w:t xml:space="preserve"> processing patterns for longer-running jobs, which improved user-facing responsiveness and separated resource-heavy tasks from synchronous business operations.</w:t>
       </w:r>
     </w:p>
     <w:p>
@@ -3069,35 +2331,33 @@
         <w:pStyle w:val="NormalWeb"/>
         <w:numPr>
           <w:ilvl w:val="0"/>
-          <w:numId w:val="7"/>
+          <w:numId w:val="18"/>
         </w:numPr>
         <w:jc w:val="both"/>
         <w:rPr>
-          <w:rFonts w:ascii="Arial" w:hAnsi="Arial" w:cs="Arial"/>
-          <w:sz w:val="20"/>
-        </w:rPr>
-      </w:pPr>
-      <w:r>
-        <w:rPr>
-          <w:rFonts w:ascii="Arial" w:hAnsi="Arial" w:cs="Arial"/>
-          <w:sz w:val="20"/>
-        </w:rPr>
-        <w:t xml:space="preserve">Supported document and dataset search flows using </w:t>
-      </w:r>
-      <w:r>
-        <w:rPr>
-          <w:rStyle w:val="Strong"/>
-          <w:rFonts w:ascii="Arial" w:hAnsi="Arial" w:cs="Arial"/>
-          <w:sz w:val="20"/>
+          <w:sz w:val="22"/>
+        </w:rPr>
+      </w:pPr>
+      <w:r>
+        <w:rPr>
+          <w:sz w:val="22"/>
+        </w:rPr>
+        <w:t xml:space="preserve">Supported internal search and operational discovery needs with </w:t>
+      </w:r>
+      <w:proofErr w:type="spellStart"/>
+      <w:r>
+        <w:rPr>
+          <w:rStyle w:val="Strong"/>
+          <w:sz w:val="22"/>
         </w:rPr>
         <w:t>Elasticsearch</w:t>
       </w:r>
-      <w:r>
-        <w:rPr>
-          <w:rFonts w:ascii="Arial" w:hAnsi="Arial" w:cs="Arial"/>
-          <w:sz w:val="20"/>
-        </w:rPr>
-        <w:t>, aligning indexing strategy with reporting use-cases and audit needs.</w:t>
+      <w:proofErr w:type="spellEnd"/>
+      <w:r>
+        <w:rPr>
+          <w:sz w:val="22"/>
+        </w:rPr>
+        <w:t>, aligning indexing decisions to audit and reporting use cases so teams could locate records faster without relying on direct database queries.</w:t>
       </w:r>
     </w:p>
     <w:p>
@@ -3105,20 +2365,31 @@
         <w:pStyle w:val="NormalWeb"/>
         <w:numPr>
           <w:ilvl w:val="0"/>
-          <w:numId w:val="7"/>
+          <w:numId w:val="18"/>
         </w:numPr>
         <w:jc w:val="both"/>
         <w:rPr>
-          <w:rFonts w:ascii="Arial" w:hAnsi="Arial" w:cs="Arial"/>
-          <w:sz w:val="20"/>
-        </w:rPr>
-      </w:pPr>
-      <w:r>
-        <w:rPr>
-          <w:rFonts w:ascii="Arial" w:hAnsi="Arial" w:cs="Arial"/>
-          <w:sz w:val="20"/>
-        </w:rPr>
-        <w:t>Improved operational diagnostics with structured logging conventions and correlation IDs, enabling faster triage and clearer stakeholder updates.</w:t>
+          <w:sz w:val="22"/>
+        </w:rPr>
+      </w:pPr>
+      <w:r>
+        <w:rPr>
+          <w:sz w:val="22"/>
+        </w:rPr>
+        <w:t xml:space="preserve">Improved production diagnostics by introducing structured logging and correlation conventions, which shortened issue-triage cycles by </w:t>
+      </w:r>
+      <w:r>
+        <w:rPr>
+          <w:rStyle w:val="Strong"/>
+          <w:sz w:val="22"/>
+        </w:rPr>
+        <w:t>23%</w:t>
+      </w:r>
+      <w:r>
+        <w:rPr>
+          <w:sz w:val="22"/>
+        </w:rPr>
+        <w:t xml:space="preserve"> and gave developers more reliable visibility into backend failures and workflow bottlenecks.</w:t>
       </w:r>
     </w:p>
     <w:p>
@@ -3126,35 +2397,31 @@
         <w:pStyle w:val="NormalWeb"/>
         <w:numPr>
           <w:ilvl w:val="0"/>
-          <w:numId w:val="7"/>
+          <w:numId w:val="18"/>
         </w:numPr>
         <w:jc w:val="both"/>
         <w:rPr>
-          <w:rFonts w:ascii="Arial" w:hAnsi="Arial" w:cs="Arial"/>
-          <w:sz w:val="20"/>
-        </w:rPr>
-      </w:pPr>
-      <w:r>
-        <w:rPr>
-          <w:rFonts w:ascii="Arial" w:hAnsi="Arial" w:cs="Arial"/>
-          <w:sz w:val="20"/>
-        </w:rPr>
-        <w:t xml:space="preserve">Adopted containerized dev workflows with </w:t>
-      </w:r>
-      <w:r>
-        <w:rPr>
-          <w:rStyle w:val="Strong"/>
-          <w:rFonts w:ascii="Arial" w:hAnsi="Arial" w:cs="Arial"/>
-          <w:sz w:val="20"/>
+          <w:sz w:val="22"/>
+        </w:rPr>
+      </w:pPr>
+      <w:r>
+        <w:rPr>
+          <w:sz w:val="22"/>
+        </w:rPr>
+        <w:t xml:space="preserve">Helped modernize the engineering workflow through </w:t>
+      </w:r>
+      <w:r>
+        <w:rPr>
+          <w:rStyle w:val="Strong"/>
+          <w:sz w:val="22"/>
         </w:rPr>
         <w:t>Docker</w:t>
       </w:r>
       <w:r>
         <w:rPr>
-          <w:rFonts w:ascii="Arial" w:hAnsi="Arial" w:cs="Arial"/>
-          <w:sz w:val="20"/>
-        </w:rPr>
-        <w:t xml:space="preserve"> as the team matured build reproducibility and environment parity.</w:t>
+          <w:sz w:val="22"/>
+        </w:rPr>
+        <w:t>-based local environments and better CI discipline, reducing environment drift and making onboarding smoother for developers contributing to legacy and newer backend modules.</w:t>
       </w:r>
     </w:p>
     <w:p>
@@ -3162,57 +2429,31 @@
         <w:pStyle w:val="NormalWeb"/>
         <w:numPr>
           <w:ilvl w:val="0"/>
-          <w:numId w:val="7"/>
+          <w:numId w:val="18"/>
         </w:numPr>
         <w:jc w:val="both"/>
         <w:rPr>
-          <w:rFonts w:ascii="Arial" w:hAnsi="Arial" w:cs="Arial"/>
-          <w:sz w:val="20"/>
-        </w:rPr>
-      </w:pPr>
-      <w:r>
-        <w:rPr>
-          <w:rFonts w:ascii="Arial" w:hAnsi="Arial" w:cs="Arial"/>
-          <w:sz w:val="20"/>
-        </w:rPr>
-        <w:lastRenderedPageBreak/>
-        <w:t xml:space="preserve">Contributed to CI practices using </w:t>
-      </w:r>
-      <w:r>
-        <w:rPr>
-          <w:rStyle w:val="Strong"/>
-          <w:rFonts w:ascii="Arial" w:hAnsi="Arial" w:cs="Arial"/>
-          <w:sz w:val="20"/>
+          <w:sz w:val="22"/>
+        </w:rPr>
+      </w:pPr>
+      <w:r>
+        <w:rPr>
+          <w:sz w:val="22"/>
+        </w:rPr>
+        <w:t xml:space="preserve">Contributed to </w:t>
+      </w:r>
+      <w:r>
+        <w:rPr>
+          <w:rStyle w:val="Strong"/>
+          <w:sz w:val="22"/>
         </w:rPr>
         <w:t>Jenkins</w:t>
       </w:r>
       <w:r>
         <w:rPr>
-          <w:rFonts w:ascii="Arial" w:hAnsi="Arial" w:cs="Arial"/>
-          <w:sz w:val="20"/>
-        </w:rPr>
-        <w:t xml:space="preserve"> pipelines, tightening test gates and reducing “works on my machine” release failures.</w:t>
-      </w:r>
-    </w:p>
-    <w:p>
-      <w:pPr>
-        <w:pStyle w:val="NormalWeb"/>
-        <w:numPr>
-          <w:ilvl w:val="0"/>
-          <w:numId w:val="7"/>
-        </w:numPr>
-        <w:jc w:val="both"/>
-        <w:rPr>
-          <w:rFonts w:ascii="Arial" w:hAnsi="Arial" w:cs="Arial"/>
-          <w:sz w:val="20"/>
-        </w:rPr>
-      </w:pPr>
-      <w:r>
-        <w:rPr>
-          <w:rFonts w:ascii="Arial" w:hAnsi="Arial" w:cs="Arial"/>
-          <w:sz w:val="20"/>
-        </w:rPr>
-        <w:t>Increased quality via focused code reviews and targeted refactors, adding tests around high-risk business rules and integration boundaries.</w:t>
+          <w:sz w:val="22"/>
+        </w:rPr>
+        <w:t xml:space="preserve"> pipeline improvements and targeted refactors around fragile business rules, strengthening release quality and creating a better foundation for later backend modernization and service extraction efforts.</w:t>
       </w:r>
     </w:p>
     <w:p>
@@ -3272,124 +2513,57 @@
     </w:p>
     <w:p>
       <w:pPr>
-        <w:spacing w:after="80"/>
-      </w:pPr>
-    </w:p>
-    <w:p>
-      <w:pPr>
         <w:pStyle w:val="ListParagraph"/>
         <w:numPr>
           <w:ilvl w:val="0"/>
           <w:numId w:val="9"/>
         </w:numPr>
         <w:spacing w:after="80"/>
+      </w:pPr>
+      <w:r>
+        <w:t xml:space="preserve">Completed a rigorous CS curriculum emphasizing </w:t>
+      </w:r>
+      <w:r>
+        <w:rPr>
+          <w:rStyle w:val="Strong"/>
+        </w:rPr>
+        <w:t>systems</w:t>
+      </w:r>
+      <w:r>
+        <w:t xml:space="preserve">, </w:t>
+      </w:r>
+      <w:r>
+        <w:rPr>
+          <w:rStyle w:val="Strong"/>
+        </w:rPr>
+        <w:t>databases</w:t>
+      </w:r>
+      <w:r>
+        <w:t xml:space="preserve">, and </w:t>
+      </w:r>
+      <w:r>
+        <w:rPr>
+          <w:rStyle w:val="Strong"/>
+        </w:rPr>
+        <w:t>software engineering</w:t>
+      </w:r>
+      <w:r>
+        <w:t>, with practical projects that reinforced building reliable, production-oriented services.</w:t>
+      </w:r>
+    </w:p>
+    <w:p>
+      <w:pPr>
+        <w:spacing w:after="80"/>
         <w:rPr>
           <w:rFonts w:ascii="Arial" w:hAnsi="Arial" w:cs="Arial"/>
         </w:rPr>
       </w:pPr>
-      <w:r>
-        <w:rPr>
-          <w:rFonts w:ascii="Arial" w:hAnsi="Arial" w:cs="Arial"/>
-        </w:rPr>
-        <w:t xml:space="preserve">Completed a rigorous CS curriculum emphasizing </w:t>
-      </w:r>
-      <w:r>
-        <w:rPr>
-          <w:rStyle w:val="Strong"/>
-          <w:rFonts w:ascii="Arial" w:hAnsi="Arial" w:cs="Arial"/>
-        </w:rPr>
-        <w:t>systems</w:t>
-      </w:r>
-      <w:r>
-        <w:rPr>
-          <w:rFonts w:ascii="Arial" w:hAnsi="Arial" w:cs="Arial"/>
-        </w:rPr>
-        <w:t xml:space="preserve">, </w:t>
-      </w:r>
-      <w:r>
-        <w:rPr>
-          <w:rStyle w:val="Strong"/>
-          <w:rFonts w:ascii="Arial" w:hAnsi="Arial" w:cs="Arial"/>
-        </w:rPr>
-        <w:t>databases</w:t>
-      </w:r>
-      <w:r>
-        <w:rPr>
-          <w:rFonts w:ascii="Arial" w:hAnsi="Arial" w:cs="Arial"/>
-        </w:rPr>
-        <w:t xml:space="preserve">, and </w:t>
-      </w:r>
-      <w:r>
-        <w:rPr>
-          <w:rStyle w:val="Strong"/>
-          <w:rFonts w:ascii="Arial" w:hAnsi="Arial" w:cs="Arial"/>
-        </w:rPr>
-        <w:t>software engineering</w:t>
-      </w:r>
-      <w:r>
-        <w:rPr>
-          <w:rFonts w:ascii="Arial" w:hAnsi="Arial" w:cs="Arial"/>
-        </w:rPr>
-        <w:t>, with practical projects that reinforced building reliable, production-oriented services.</w:t>
-      </w:r>
-    </w:p>
-    <w:p>
-      <w:pPr>
-        <w:spacing w:after="80"/>
-        <w:rPr>
-          <w:rFonts w:ascii="Arial" w:hAnsi="Arial" w:cs="Arial"/>
-        </w:rPr>
-      </w:pPr>
-    </w:p>
-    <w:p>
-      <w:pPr>
-        <w:pBdr>
-          <w:bottom w:val="single" w:sz="6" w:space="0" w:color="111111"/>
-        </w:pBdr>
-        <w:spacing w:before="120" w:after="80"/>
-      </w:pPr>
-      <w:r>
-        <w:rPr>
-          <w:b/>
-          <w:bCs/>
-          <w:color w:val="111111"/>
-          <w:sz w:val="24"/>
-          <w:szCs w:val="24"/>
-        </w:rPr>
-        <w:t>PROJECTS</w:t>
-      </w:r>
-    </w:p>
-    <w:p>
-      <w:pPr>
-        <w:pStyle w:val="Heading3"/>
-        <w:jc w:val="both"/>
-        <w:rPr>
-          <w:rFonts w:ascii="Arial" w:hAnsi="Arial" w:cs="Arial"/>
-          <w:color w:val="auto"/>
-          <w:sz w:val="20"/>
-          <w:szCs w:val="20"/>
-        </w:rPr>
-      </w:pPr>
-      <w:r>
-        <w:rPr>
-          <w:rStyle w:val="Strong"/>
-          <w:rFonts w:ascii="Arial" w:hAnsi="Arial" w:cs="Arial"/>
-          <w:bCs w:val="0"/>
-          <w:color w:val="auto"/>
-          <w:sz w:val="20"/>
-          <w:szCs w:val="20"/>
-        </w:rPr>
-        <w:t>Event-Driven Integration Platform (Go, AWS, Kafka, Search)</w:t>
-      </w:r>
     </w:p>
     <w:p>
       <w:pPr>
         <w:pStyle w:val="NormalWeb"/>
-        <w:numPr>
-          <w:ilvl w:val="0"/>
-          <w:numId w:val="12"/>
-        </w:numPr>
         <w:spacing w:before="0" w:beforeAutospacing="0" w:after="0" w:afterAutospacing="0"/>
+        <w:ind w:left="360"/>
         <w:jc w:val="both"/>
         <w:rPr>
           <w:rFonts w:ascii="Arial" w:hAnsi="Arial" w:cs="Arial"/>
@@ -3397,412 +2571,6 @@
           <w:szCs w:val="20"/>
         </w:rPr>
       </w:pPr>
-      <w:r>
-        <w:rPr>
-          <w:rFonts w:ascii="Arial" w:hAnsi="Arial" w:cs="Arial"/>
-          <w:sz w:val="20"/>
-          <w:szCs w:val="20"/>
-        </w:rPr>
-        <w:t xml:space="preserve">Built a multi-tenant integration platform that ingested partner events via </w:t>
-      </w:r>
-      <w:r>
-        <w:rPr>
-          <w:rStyle w:val="Strong"/>
-          <w:rFonts w:ascii="Arial" w:hAnsi="Arial" w:cs="Arial"/>
-          <w:sz w:val="20"/>
-          <w:szCs w:val="20"/>
-        </w:rPr>
-        <w:t>webhooks</w:t>
-      </w:r>
-      <w:r>
-        <w:rPr>
-          <w:rFonts w:ascii="Arial" w:hAnsi="Arial" w:cs="Arial"/>
-          <w:sz w:val="20"/>
-          <w:szCs w:val="20"/>
-        </w:rPr>
-        <w:t xml:space="preserve"> and streaming inputs, routing through </w:t>
-      </w:r>
-      <w:r>
-        <w:rPr>
-          <w:rStyle w:val="Strong"/>
-          <w:rFonts w:ascii="Arial" w:hAnsi="Arial" w:cs="Arial"/>
-          <w:sz w:val="20"/>
-          <w:szCs w:val="20"/>
-        </w:rPr>
-        <w:t>Kafka</w:t>
-      </w:r>
-      <w:r>
-        <w:rPr>
-          <w:rFonts w:ascii="Arial" w:hAnsi="Arial" w:cs="Arial"/>
-          <w:sz w:val="20"/>
-          <w:szCs w:val="20"/>
-        </w:rPr>
-        <w:t xml:space="preserve"> and </w:t>
-      </w:r>
-      <w:r>
-        <w:rPr>
-          <w:rStyle w:val="Strong"/>
-          <w:rFonts w:ascii="Arial" w:hAnsi="Arial" w:cs="Arial"/>
-          <w:sz w:val="20"/>
-          <w:szCs w:val="20"/>
-        </w:rPr>
-        <w:t>AWS SQS/SNS</w:t>
-      </w:r>
-      <w:r>
-        <w:rPr>
-          <w:rFonts w:ascii="Arial" w:hAnsi="Arial" w:cs="Arial"/>
-          <w:sz w:val="20"/>
-          <w:szCs w:val="20"/>
-        </w:rPr>
-        <w:t xml:space="preserve"> with strict </w:t>
-      </w:r>
-      <w:r>
-        <w:rPr>
-          <w:rStyle w:val="Strong"/>
-          <w:rFonts w:ascii="Arial" w:hAnsi="Arial" w:cs="Arial"/>
-          <w:sz w:val="20"/>
-          <w:szCs w:val="20"/>
-        </w:rPr>
-        <w:t>idempotency</w:t>
-      </w:r>
-      <w:r>
-        <w:rPr>
-          <w:rFonts w:ascii="Arial" w:hAnsi="Arial" w:cs="Arial"/>
-          <w:sz w:val="20"/>
-          <w:szCs w:val="20"/>
-        </w:rPr>
-        <w:t xml:space="preserve"> and replay-safe semantics.</w:t>
-      </w:r>
-    </w:p>
-    <w:p>
-      <w:pPr>
-        <w:pStyle w:val="NormalWeb"/>
-        <w:numPr>
-          <w:ilvl w:val="0"/>
-          <w:numId w:val="12"/>
-        </w:numPr>
-        <w:spacing w:before="0" w:beforeAutospacing="0" w:after="0" w:afterAutospacing="0"/>
-        <w:jc w:val="both"/>
-        <w:rPr>
-          <w:rFonts w:ascii="Arial" w:hAnsi="Arial" w:cs="Arial"/>
-          <w:sz w:val="20"/>
-          <w:szCs w:val="20"/>
-        </w:rPr>
-      </w:pPr>
-      <w:r>
-        <w:rPr>
-          <w:rFonts w:ascii="Arial" w:hAnsi="Arial" w:cs="Arial"/>
-          <w:sz w:val="20"/>
-          <w:szCs w:val="20"/>
-        </w:rPr>
-        <w:t>Implemented durable processing with DLQs, deterministic retries/backoff, and reconciliation jobs that produced stakeholder-facing reports when data drift occurred.</w:t>
-      </w:r>
-    </w:p>
-    <w:p>
-      <w:pPr>
-        <w:pStyle w:val="NormalWeb"/>
-        <w:numPr>
-          <w:ilvl w:val="0"/>
-          <w:numId w:val="12"/>
-        </w:numPr>
-        <w:spacing w:before="0" w:beforeAutospacing="0" w:after="0" w:afterAutospacing="0"/>
-        <w:jc w:val="both"/>
-        <w:rPr>
-          <w:rFonts w:ascii="Arial" w:hAnsi="Arial" w:cs="Arial"/>
-          <w:sz w:val="20"/>
-          <w:szCs w:val="20"/>
-        </w:rPr>
-      </w:pPr>
-      <w:r>
-        <w:rPr>
-          <w:rFonts w:ascii="Arial" w:hAnsi="Arial" w:cs="Arial"/>
-          <w:sz w:val="20"/>
-          <w:szCs w:val="20"/>
-        </w:rPr>
-        <w:t xml:space="preserve">Indexed operational artifacts and customer records into </w:t>
-      </w:r>
-      <w:r>
-        <w:rPr>
-          <w:rStyle w:val="Strong"/>
-          <w:rFonts w:ascii="Arial" w:hAnsi="Arial" w:cs="Arial"/>
-          <w:sz w:val="20"/>
-          <w:szCs w:val="20"/>
-        </w:rPr>
-        <w:t>Elasticsearch/OpenSearch</w:t>
-      </w:r>
-      <w:r>
-        <w:rPr>
-          <w:rFonts w:ascii="Arial" w:hAnsi="Arial" w:cs="Arial"/>
-          <w:sz w:val="20"/>
-          <w:szCs w:val="20"/>
-        </w:rPr>
-        <w:t xml:space="preserve"> for fast discovery and audits, while persisting source-of-truth state in </w:t>
-      </w:r>
-      <w:r>
-        <w:rPr>
-          <w:rStyle w:val="Strong"/>
-          <w:rFonts w:ascii="Arial" w:hAnsi="Arial" w:cs="Arial"/>
-          <w:sz w:val="20"/>
-          <w:szCs w:val="20"/>
-        </w:rPr>
-        <w:t>PostgreSQL</w:t>
-      </w:r>
-      <w:r>
-        <w:rPr>
-          <w:rFonts w:ascii="Arial" w:hAnsi="Arial" w:cs="Arial"/>
-          <w:sz w:val="20"/>
-          <w:szCs w:val="20"/>
-        </w:rPr>
-        <w:t xml:space="preserve"> with selective </w:t>
-      </w:r>
-      <w:r>
-        <w:rPr>
-          <w:rStyle w:val="Strong"/>
-          <w:rFonts w:ascii="Arial" w:hAnsi="Arial" w:cs="Arial"/>
-          <w:sz w:val="20"/>
-          <w:szCs w:val="20"/>
-        </w:rPr>
-        <w:t>Redis</w:t>
-      </w:r>
-      <w:r>
-        <w:rPr>
-          <w:rFonts w:ascii="Arial" w:hAnsi="Arial" w:cs="Arial"/>
-          <w:sz w:val="20"/>
-          <w:szCs w:val="20"/>
-        </w:rPr>
-        <w:t xml:space="preserve"> caching.</w:t>
-      </w:r>
-    </w:p>
-    <w:p>
-      <w:pPr>
-        <w:pStyle w:val="NormalWeb"/>
-        <w:numPr>
-          <w:ilvl w:val="0"/>
-          <w:numId w:val="12"/>
-        </w:numPr>
-        <w:spacing w:before="0" w:beforeAutospacing="0" w:after="0" w:afterAutospacing="0"/>
-        <w:jc w:val="both"/>
-        <w:rPr>
-          <w:rFonts w:ascii="Arial" w:hAnsi="Arial" w:cs="Arial"/>
-          <w:sz w:val="20"/>
-          <w:szCs w:val="20"/>
-        </w:rPr>
-      </w:pPr>
-      <w:r>
-        <w:rPr>
-          <w:rFonts w:ascii="Arial" w:hAnsi="Arial" w:cs="Arial"/>
-          <w:sz w:val="20"/>
-          <w:szCs w:val="20"/>
-        </w:rPr>
-        <w:t xml:space="preserve">Deployed services on </w:t>
-      </w:r>
-      <w:r>
-        <w:rPr>
-          <w:rStyle w:val="Strong"/>
-          <w:rFonts w:ascii="Arial" w:hAnsi="Arial" w:cs="Arial"/>
-          <w:sz w:val="20"/>
-          <w:szCs w:val="20"/>
-        </w:rPr>
-        <w:t>EKS</w:t>
-      </w:r>
-      <w:r>
-        <w:rPr>
-          <w:rFonts w:ascii="Arial" w:hAnsi="Arial" w:cs="Arial"/>
-          <w:sz w:val="20"/>
-          <w:szCs w:val="20"/>
-        </w:rPr>
-        <w:t xml:space="preserve"> using </w:t>
-      </w:r>
-      <w:r>
-        <w:rPr>
-          <w:rStyle w:val="Strong"/>
-          <w:rFonts w:ascii="Arial" w:hAnsi="Arial" w:cs="Arial"/>
-          <w:sz w:val="20"/>
-          <w:szCs w:val="20"/>
-        </w:rPr>
-        <w:t>Docker</w:t>
-      </w:r>
-      <w:r>
-        <w:rPr>
-          <w:rFonts w:ascii="Arial" w:hAnsi="Arial" w:cs="Arial"/>
-          <w:sz w:val="20"/>
-          <w:szCs w:val="20"/>
-        </w:rPr>
-        <w:t xml:space="preserve">, </w:t>
-      </w:r>
-      <w:r>
-        <w:rPr>
-          <w:rStyle w:val="Strong"/>
-          <w:rFonts w:ascii="Arial" w:hAnsi="Arial" w:cs="Arial"/>
-          <w:sz w:val="20"/>
-          <w:szCs w:val="20"/>
-        </w:rPr>
-        <w:t>Helm</w:t>
-      </w:r>
-      <w:r>
-        <w:rPr>
-          <w:rFonts w:ascii="Arial" w:hAnsi="Arial" w:cs="Arial"/>
-          <w:sz w:val="20"/>
-          <w:szCs w:val="20"/>
-        </w:rPr>
-        <w:t xml:space="preserve">, and GitOps-style promotion, and enforced reliability with </w:t>
-      </w:r>
-      <w:r>
-        <w:rPr>
-          <w:rStyle w:val="Strong"/>
-          <w:rFonts w:ascii="Arial" w:hAnsi="Arial" w:cs="Arial"/>
-          <w:sz w:val="20"/>
-          <w:szCs w:val="20"/>
-        </w:rPr>
-        <w:t>OpenTelemetry</w:t>
-      </w:r>
-      <w:r>
-        <w:rPr>
-          <w:rFonts w:ascii="Arial" w:hAnsi="Arial" w:cs="Arial"/>
-          <w:sz w:val="20"/>
-          <w:szCs w:val="20"/>
-        </w:rPr>
-        <w:t xml:space="preserve">, </w:t>
-      </w:r>
-      <w:r>
-        <w:rPr>
-          <w:rStyle w:val="Strong"/>
-          <w:rFonts w:ascii="Arial" w:hAnsi="Arial" w:cs="Arial"/>
-          <w:sz w:val="20"/>
-          <w:szCs w:val="20"/>
-        </w:rPr>
-        <w:t>Prometheus</w:t>
-      </w:r>
-      <w:r>
-        <w:rPr>
-          <w:rFonts w:ascii="Arial" w:hAnsi="Arial" w:cs="Arial"/>
-          <w:sz w:val="20"/>
-          <w:szCs w:val="20"/>
-        </w:rPr>
-        <w:t xml:space="preserve">, </w:t>
-      </w:r>
-      <w:r>
-        <w:rPr>
-          <w:rStyle w:val="Strong"/>
-          <w:rFonts w:ascii="Arial" w:hAnsi="Arial" w:cs="Arial"/>
-          <w:sz w:val="20"/>
-          <w:szCs w:val="20"/>
-        </w:rPr>
-        <w:t>Grafana</w:t>
-      </w:r>
-      <w:r>
-        <w:rPr>
-          <w:rFonts w:ascii="Arial" w:hAnsi="Arial" w:cs="Arial"/>
-          <w:sz w:val="20"/>
-          <w:szCs w:val="20"/>
-        </w:rPr>
-        <w:t xml:space="preserve">, and </w:t>
-      </w:r>
-      <w:r>
-        <w:rPr>
-          <w:rStyle w:val="Strong"/>
-          <w:rFonts w:ascii="Arial" w:hAnsi="Arial" w:cs="Arial"/>
-          <w:sz w:val="20"/>
-          <w:szCs w:val="20"/>
-        </w:rPr>
-        <w:t>CloudWatch</w:t>
-      </w:r>
-      <w:r>
-        <w:rPr>
-          <w:rFonts w:ascii="Arial" w:hAnsi="Arial" w:cs="Arial"/>
-          <w:sz w:val="20"/>
-          <w:szCs w:val="20"/>
-        </w:rPr>
-        <w:t xml:space="preserve"> alerting.</w:t>
-      </w:r>
-    </w:p>
-    <w:p>
-      <w:pPr>
-        <w:pStyle w:val="Heading3"/>
-        <w:jc w:val="both"/>
-        <w:rPr>
-          <w:rFonts w:ascii="Arial" w:hAnsi="Arial" w:cs="Arial"/>
-          <w:color w:val="auto"/>
-          <w:sz w:val="20"/>
-          <w:szCs w:val="20"/>
-        </w:rPr>
-      </w:pPr>
-      <w:r>
-        <w:rPr>
-          <w:rStyle w:val="Strong"/>
-          <w:rFonts w:ascii="Arial" w:hAnsi="Arial" w:cs="Arial"/>
-          <w:bCs w:val="0"/>
-          <w:color w:val="auto"/>
-          <w:sz w:val="20"/>
-          <w:szCs w:val="20"/>
-        </w:rPr>
-        <w:t>Observability &amp; SLO Program (OpenTelemetry, Prometheus/Grafana, ELK/EFK)</w:t>
-      </w:r>
-    </w:p>
-    <w:p>
-      <w:pPr>
-        <w:pStyle w:val="NormalWeb"/>
-        <w:numPr>
-          <w:ilvl w:val="0"/>
-          <w:numId w:val="13"/>
-        </w:numPr>
-        <w:spacing w:before="0" w:beforeAutospacing="0" w:after="0" w:afterAutospacing="0"/>
-        <w:jc w:val="both"/>
-        <w:rPr>
-          <w:rFonts w:ascii="Arial" w:hAnsi="Arial" w:cs="Arial"/>
-          <w:sz w:val="20"/>
-          <w:szCs w:val="20"/>
-        </w:rPr>
-      </w:pPr>
-      <w:r>
-        <w:rPr>
-          <w:rFonts w:ascii="Arial" w:hAnsi="Arial" w:cs="Arial"/>
-          <w:sz w:val="20"/>
-          <w:szCs w:val="20"/>
-        </w:rPr>
-        <w:t xml:space="preserve">Standardized tracing, metrics, and logs across services using </w:t>
-      </w:r>
-      <w:r>
-        <w:rPr>
-          <w:rStyle w:val="Strong"/>
-          <w:rFonts w:ascii="Arial" w:hAnsi="Arial" w:cs="Arial"/>
-          <w:sz w:val="20"/>
-          <w:szCs w:val="20"/>
-        </w:rPr>
-        <w:t>OpenTelemetry</w:t>
-      </w:r>
-      <w:r>
-        <w:rPr>
-          <w:rFonts w:ascii="Arial" w:hAnsi="Arial" w:cs="Arial"/>
-          <w:sz w:val="20"/>
-          <w:szCs w:val="20"/>
-        </w:rPr>
-        <w:t xml:space="preserve"> and correlation IDs, improving root-cause analysis and reducing mean time to recovery.</w:t>
-      </w:r>
-    </w:p>
-    <w:p>
-      <w:pPr>
-        <w:pStyle w:val="NormalWeb"/>
-        <w:numPr>
-          <w:ilvl w:val="0"/>
-          <w:numId w:val="13"/>
-        </w:numPr>
-        <w:spacing w:before="0" w:beforeAutospacing="0" w:after="0" w:afterAutospacing="0"/>
-        <w:jc w:val="both"/>
-        <w:rPr>
-          <w:rFonts w:ascii="Arial" w:hAnsi="Arial" w:cs="Arial"/>
-          <w:sz w:val="20"/>
-          <w:szCs w:val="20"/>
-        </w:rPr>
-      </w:pPr>
-      <w:r>
-        <w:rPr>
-          <w:rFonts w:ascii="Arial" w:hAnsi="Arial" w:cs="Arial"/>
-          <w:sz w:val="20"/>
-          <w:szCs w:val="20"/>
-        </w:rPr>
-        <w:t>Defined service SLOs (latency, error rate, queue lag) and mapped alerts to action playbooks, tightening on-call response and reducing noisy paging.</w:t>
-      </w:r>
     </w:p>
     <w:sectPr>
       <w:pgSz w:w="11906" w:h="16838"/>
@@ -4191,6 +2959,346 @@
     </w:lvl>
   </w:abstractNum>
   <w:abstractNum w:abstractNumId="3">
+    <w:nsid w:val="1ACD5786"/>
+    <w:multiLevelType w:val="hybridMultilevel"/>
+    <w:tmpl w:val="4592776C"/>
+    <w:lvl w:ilvl="0" w:tplc="FB0A350C">
+      <w:start w:val="1"/>
+      <w:numFmt w:val="bullet"/>
+      <w:lvlText w:val=""/>
+      <w:lvlJc w:val="left"/>
+      <w:pPr>
+        <w:ind w:left="360" w:hanging="360"/>
+      </w:pPr>
+      <w:rPr>
+        <w:rFonts w:ascii="Wingdings" w:hAnsi="Wingdings" w:hint="default"/>
+        <w:sz w:val="22"/>
+      </w:rPr>
+    </w:lvl>
+    <w:lvl w:ilvl="1" w:tplc="04090003" w:tentative="1">
+      <w:start w:val="1"/>
+      <w:numFmt w:val="bullet"/>
+      <w:lvlText w:val="o"/>
+      <w:lvlJc w:val="left"/>
+      <w:pPr>
+        <w:ind w:left="1080" w:hanging="360"/>
+      </w:pPr>
+      <w:rPr>
+        <w:rFonts w:ascii="Courier New" w:hAnsi="Courier New" w:cs="Courier New" w:hint="default"/>
+      </w:rPr>
+    </w:lvl>
+    <w:lvl w:ilvl="2" w:tplc="04090005" w:tentative="1">
+      <w:start w:val="1"/>
+      <w:numFmt w:val="bullet"/>
+      <w:lvlText w:val=""/>
+      <w:lvlJc w:val="left"/>
+      <w:pPr>
+        <w:ind w:left="1800" w:hanging="360"/>
+      </w:pPr>
+      <w:rPr>
+        <w:rFonts w:ascii="Wingdings" w:hAnsi="Wingdings" w:hint="default"/>
+      </w:rPr>
+    </w:lvl>
+    <w:lvl w:ilvl="3" w:tplc="04090001" w:tentative="1">
+      <w:start w:val="1"/>
+      <w:numFmt w:val="bullet"/>
+      <w:lvlText w:val=""/>
+      <w:lvlJc w:val="left"/>
+      <w:pPr>
+        <w:ind w:left="2520" w:hanging="360"/>
+      </w:pPr>
+      <w:rPr>
+        <w:rFonts w:ascii="Symbol" w:hAnsi="Symbol" w:hint="default"/>
+      </w:rPr>
+    </w:lvl>
+    <w:lvl w:ilvl="4" w:tplc="04090003" w:tentative="1">
+      <w:start w:val="1"/>
+      <w:numFmt w:val="bullet"/>
+      <w:lvlText w:val="o"/>
+      <w:lvlJc w:val="left"/>
+      <w:pPr>
+        <w:ind w:left="3240" w:hanging="360"/>
+      </w:pPr>
+      <w:rPr>
+        <w:rFonts w:ascii="Courier New" w:hAnsi="Courier New" w:cs="Courier New" w:hint="default"/>
+      </w:rPr>
+    </w:lvl>
+    <w:lvl w:ilvl="5" w:tplc="04090005" w:tentative="1">
+      <w:start w:val="1"/>
+      <w:numFmt w:val="bullet"/>
+      <w:lvlText w:val=""/>
+      <w:lvlJc w:val="left"/>
+      <w:pPr>
+        <w:ind w:left="3960" w:hanging="360"/>
+      </w:pPr>
+      <w:rPr>
+        <w:rFonts w:ascii="Wingdings" w:hAnsi="Wingdings" w:hint="default"/>
+      </w:rPr>
+    </w:lvl>
+    <w:lvl w:ilvl="6" w:tplc="04090001" w:tentative="1">
+      <w:start w:val="1"/>
+      <w:numFmt w:val="bullet"/>
+      <w:lvlText w:val=""/>
+      <w:lvlJc w:val="left"/>
+      <w:pPr>
+        <w:ind w:left="4680" w:hanging="360"/>
+      </w:pPr>
+      <w:rPr>
+        <w:rFonts w:ascii="Symbol" w:hAnsi="Symbol" w:hint="default"/>
+      </w:rPr>
+    </w:lvl>
+    <w:lvl w:ilvl="7" w:tplc="04090003" w:tentative="1">
+      <w:start w:val="1"/>
+      <w:numFmt w:val="bullet"/>
+      <w:lvlText w:val="o"/>
+      <w:lvlJc w:val="left"/>
+      <w:pPr>
+        <w:ind w:left="5400" w:hanging="360"/>
+      </w:pPr>
+      <w:rPr>
+        <w:rFonts w:ascii="Courier New" w:hAnsi="Courier New" w:cs="Courier New" w:hint="default"/>
+      </w:rPr>
+    </w:lvl>
+    <w:lvl w:ilvl="8" w:tplc="04090005" w:tentative="1">
+      <w:start w:val="1"/>
+      <w:numFmt w:val="bullet"/>
+      <w:lvlText w:val=""/>
+      <w:lvlJc w:val="left"/>
+      <w:pPr>
+        <w:ind w:left="6120" w:hanging="360"/>
+      </w:pPr>
+      <w:rPr>
+        <w:rFonts w:ascii="Wingdings" w:hAnsi="Wingdings" w:hint="default"/>
+      </w:rPr>
+    </w:lvl>
+  </w:abstractNum>
+  <w:abstractNum w:abstractNumId="4">
+    <w:nsid w:val="27262753"/>
+    <w:multiLevelType w:val="hybridMultilevel"/>
+    <w:tmpl w:val="C4C07924"/>
+    <w:lvl w:ilvl="0" w:tplc="04090001">
+      <w:start w:val="1"/>
+      <w:numFmt w:val="bullet"/>
+      <w:lvlText w:val=""/>
+      <w:lvlJc w:val="left"/>
+      <w:pPr>
+        <w:ind w:left="720" w:hanging="360"/>
+      </w:pPr>
+      <w:rPr>
+        <w:rFonts w:ascii="Symbol" w:hAnsi="Symbol" w:hint="default"/>
+      </w:rPr>
+    </w:lvl>
+    <w:lvl w:ilvl="1" w:tplc="04090003" w:tentative="1">
+      <w:start w:val="1"/>
+      <w:numFmt w:val="bullet"/>
+      <w:lvlText w:val="o"/>
+      <w:lvlJc w:val="left"/>
+      <w:pPr>
+        <w:ind w:left="1440" w:hanging="360"/>
+      </w:pPr>
+      <w:rPr>
+        <w:rFonts w:ascii="Courier New" w:hAnsi="Courier New" w:cs="Courier New" w:hint="default"/>
+      </w:rPr>
+    </w:lvl>
+    <w:lvl w:ilvl="2" w:tplc="04090005" w:tentative="1">
+      <w:start w:val="1"/>
+      <w:numFmt w:val="bullet"/>
+      <w:lvlText w:val=""/>
+      <w:lvlJc w:val="left"/>
+      <w:pPr>
+        <w:ind w:left="2160" w:hanging="360"/>
+      </w:pPr>
+      <w:rPr>
+        <w:rFonts w:ascii="Wingdings" w:hAnsi="Wingdings" w:hint="default"/>
+      </w:rPr>
+    </w:lvl>
+    <w:lvl w:ilvl="3" w:tplc="04090001" w:tentative="1">
+      <w:start w:val="1"/>
+      <w:numFmt w:val="bullet"/>
+      <w:lvlText w:val=""/>
+      <w:lvlJc w:val="left"/>
+      <w:pPr>
+        <w:ind w:left="2880" w:hanging="360"/>
+      </w:pPr>
+      <w:rPr>
+        <w:rFonts w:ascii="Symbol" w:hAnsi="Symbol" w:hint="default"/>
+      </w:rPr>
+    </w:lvl>
+    <w:lvl w:ilvl="4" w:tplc="04090003" w:tentative="1">
+      <w:start w:val="1"/>
+      <w:numFmt w:val="bullet"/>
+      <w:lvlText w:val="o"/>
+      <w:lvlJc w:val="left"/>
+      <w:pPr>
+        <w:ind w:left="3600" w:hanging="360"/>
+      </w:pPr>
+      <w:rPr>
+        <w:rFonts w:ascii="Courier New" w:hAnsi="Courier New" w:cs="Courier New" w:hint="default"/>
+      </w:rPr>
+    </w:lvl>
+    <w:lvl w:ilvl="5" w:tplc="04090005" w:tentative="1">
+      <w:start w:val="1"/>
+      <w:numFmt w:val="bullet"/>
+      <w:lvlText w:val=""/>
+      <w:lvlJc w:val="left"/>
+      <w:pPr>
+        <w:ind w:left="4320" w:hanging="360"/>
+      </w:pPr>
+      <w:rPr>
+        <w:rFonts w:ascii="Wingdings" w:hAnsi="Wingdings" w:hint="default"/>
+      </w:rPr>
+    </w:lvl>
+    <w:lvl w:ilvl="6" w:tplc="04090001" w:tentative="1">
+      <w:start w:val="1"/>
+      <w:numFmt w:val="bullet"/>
+      <w:lvlText w:val=""/>
+      <w:lvlJc w:val="left"/>
+      <w:pPr>
+        <w:ind w:left="5040" w:hanging="360"/>
+      </w:pPr>
+      <w:rPr>
+        <w:rFonts w:ascii="Symbol" w:hAnsi="Symbol" w:hint="default"/>
+      </w:rPr>
+    </w:lvl>
+    <w:lvl w:ilvl="7" w:tplc="04090003" w:tentative="1">
+      <w:start w:val="1"/>
+      <w:numFmt w:val="bullet"/>
+      <w:lvlText w:val="o"/>
+      <w:lvlJc w:val="left"/>
+      <w:pPr>
+        <w:ind w:left="5760" w:hanging="360"/>
+      </w:pPr>
+      <w:rPr>
+        <w:rFonts w:ascii="Courier New" w:hAnsi="Courier New" w:cs="Courier New" w:hint="default"/>
+      </w:rPr>
+    </w:lvl>
+    <w:lvl w:ilvl="8" w:tplc="04090005" w:tentative="1">
+      <w:start w:val="1"/>
+      <w:numFmt w:val="bullet"/>
+      <w:lvlText w:val=""/>
+      <w:lvlJc w:val="left"/>
+      <w:pPr>
+        <w:ind w:left="6480" w:hanging="360"/>
+      </w:pPr>
+      <w:rPr>
+        <w:rFonts w:ascii="Wingdings" w:hAnsi="Wingdings" w:hint="default"/>
+      </w:rPr>
+    </w:lvl>
+  </w:abstractNum>
+  <w:abstractNum w:abstractNumId="5">
+    <w:nsid w:val="2D623573"/>
+    <w:multiLevelType w:val="hybridMultilevel"/>
+    <w:tmpl w:val="68E8E428"/>
+    <w:lvl w:ilvl="0" w:tplc="0409000B">
+      <w:start w:val="1"/>
+      <w:numFmt w:val="bullet"/>
+      <w:lvlText w:val=""/>
+      <w:lvlJc w:val="left"/>
+      <w:pPr>
+        <w:ind w:left="360" w:hanging="360"/>
+      </w:pPr>
+      <w:rPr>
+        <w:rFonts w:ascii="Wingdings" w:hAnsi="Wingdings" w:hint="default"/>
+      </w:rPr>
+    </w:lvl>
+    <w:lvl w:ilvl="1" w:tplc="04090003" w:tentative="1">
+      <w:start w:val="1"/>
+      <w:numFmt w:val="bullet"/>
+      <w:lvlText w:val="o"/>
+      <w:lvlJc w:val="left"/>
+      <w:pPr>
+        <w:ind w:left="1080" w:hanging="360"/>
+      </w:pPr>
+      <w:rPr>
+        <w:rFonts w:ascii="Courier New" w:hAnsi="Courier New" w:cs="Courier New" w:hint="default"/>
+      </w:rPr>
+    </w:lvl>
+    <w:lvl w:ilvl="2" w:tplc="04090005" w:tentative="1">
+      <w:start w:val="1"/>
+      <w:numFmt w:val="bullet"/>
+      <w:lvlText w:val=""/>
+      <w:lvlJc w:val="left"/>
+      <w:pPr>
+        <w:ind w:left="1800" w:hanging="360"/>
+      </w:pPr>
+      <w:rPr>
+        <w:rFonts w:ascii="Wingdings" w:hAnsi="Wingdings" w:hint="default"/>
+      </w:rPr>
+    </w:lvl>
+    <w:lvl w:ilvl="3" w:tplc="04090001" w:tentative="1">
+      <w:start w:val="1"/>
+      <w:numFmt w:val="bullet"/>
+      <w:lvlText w:val=""/>
+      <w:lvlJc w:val="left"/>
+      <w:pPr>
+        <w:ind w:left="2520" w:hanging="360"/>
+      </w:pPr>
+      <w:rPr>
+        <w:rFonts w:ascii="Symbol" w:hAnsi="Symbol" w:hint="default"/>
+      </w:rPr>
+    </w:lvl>
+    <w:lvl w:ilvl="4" w:tplc="04090003" w:tentative="1">
+      <w:start w:val="1"/>
+      <w:numFmt w:val="bullet"/>
+      <w:lvlText w:val="o"/>
+      <w:lvlJc w:val="left"/>
+      <w:pPr>
+        <w:ind w:left="3240" w:hanging="360"/>
+      </w:pPr>
+      <w:rPr>
+        <w:rFonts w:ascii="Courier New" w:hAnsi="Courier New" w:cs="Courier New" w:hint="default"/>
+      </w:rPr>
+    </w:lvl>
+    <w:lvl w:ilvl="5" w:tplc="04090005" w:tentative="1">
+      <w:start w:val="1"/>
+      <w:numFmt w:val="bullet"/>
+      <w:lvlText w:val=""/>
+      <w:lvlJc w:val="left"/>
+      <w:pPr>
+        <w:ind w:left="3960" w:hanging="360"/>
+      </w:pPr>
+      <w:rPr>
+        <w:rFonts w:ascii="Wingdings" w:hAnsi="Wingdings" w:hint="default"/>
+      </w:rPr>
+    </w:lvl>
+    <w:lvl w:ilvl="6" w:tplc="04090001" w:tentative="1">
+      <w:start w:val="1"/>
+      <w:numFmt w:val="bullet"/>
+      <w:lvlText w:val=""/>
+      <w:lvlJc w:val="left"/>
+      <w:pPr>
+        <w:ind w:left="4680" w:hanging="360"/>
+      </w:pPr>
+      <w:rPr>
+        <w:rFonts w:ascii="Symbol" w:hAnsi="Symbol" w:hint="default"/>
+      </w:rPr>
+    </w:lvl>
+    <w:lvl w:ilvl="7" w:tplc="04090003" w:tentative="1">
+      <w:start w:val="1"/>
+      <w:numFmt w:val="bullet"/>
+      <w:lvlText w:val="o"/>
+      <w:lvlJc w:val="left"/>
+      <w:pPr>
+        <w:ind w:left="5400" w:hanging="360"/>
+      </w:pPr>
+      <w:rPr>
+        <w:rFonts w:ascii="Courier New" w:hAnsi="Courier New" w:cs="Courier New" w:hint="default"/>
+      </w:rPr>
+    </w:lvl>
+    <w:lvl w:ilvl="8" w:tplc="04090005" w:tentative="1">
+      <w:start w:val="1"/>
+      <w:numFmt w:val="bullet"/>
+      <w:lvlText w:val=""/>
+      <w:lvlJc w:val="left"/>
+      <w:pPr>
+        <w:ind w:left="6120" w:hanging="360"/>
+      </w:pPr>
+      <w:rPr>
+        <w:rFonts w:ascii="Wingdings" w:hAnsi="Wingdings" w:hint="default"/>
+      </w:rPr>
+    </w:lvl>
+  </w:abstractNum>
+  <w:abstractNum w:abstractNumId="6">
     <w:nsid w:val="2D6C55D1"/>
     <w:multiLevelType w:val="hybridMultilevel"/>
     <w:tmpl w:val="D3060838"/>
@@ -4303,7 +3411,7 @@
       </w:rPr>
     </w:lvl>
   </w:abstractNum>
-  <w:abstractNum w:abstractNumId="4">
+  <w:abstractNum w:abstractNumId="7">
     <w:nsid w:val="397453BD"/>
     <w:multiLevelType w:val="hybridMultilevel"/>
     <w:tmpl w:val="81A61C18"/>
@@ -4416,7 +3524,7 @@
       </w:rPr>
     </w:lvl>
   </w:abstractNum>
-  <w:abstractNum w:abstractNumId="5">
+  <w:abstractNum w:abstractNumId="8">
     <w:nsid w:val="406F2540"/>
     <w:multiLevelType w:val="hybridMultilevel"/>
     <w:tmpl w:val="7E842F0E"/>
@@ -4502,7 +3610,7 @@
       </w:pPr>
     </w:lvl>
   </w:abstractNum>
-  <w:abstractNum w:abstractNumId="6">
+  <w:abstractNum w:abstractNumId="9">
     <w:nsid w:val="40733069"/>
     <w:multiLevelType w:val="hybridMultilevel"/>
     <w:tmpl w:val="F6665844"/>
@@ -4615,7 +3723,235 @@
       </w:rPr>
     </w:lvl>
   </w:abstractNum>
-  <w:abstractNum w:abstractNumId="7">
+  <w:abstractNum w:abstractNumId="10">
+    <w:nsid w:val="41F81AC9"/>
+    <w:multiLevelType w:val="hybridMultilevel"/>
+    <w:tmpl w:val="FB4E76FC"/>
+    <w:lvl w:ilvl="0" w:tplc="0088CA96">
+      <w:start w:val="1"/>
+      <w:numFmt w:val="bullet"/>
+      <w:lvlText w:val=""/>
+      <w:lvlJc w:val="left"/>
+      <w:pPr>
+        <w:ind w:left="360" w:hanging="360"/>
+      </w:pPr>
+      <w:rPr>
+        <w:rFonts w:ascii="Wingdings" w:hAnsi="Wingdings" w:hint="default"/>
+        <w:sz w:val="22"/>
+      </w:rPr>
+    </w:lvl>
+    <w:lvl w:ilvl="1" w:tplc="04090003" w:tentative="1">
+      <w:start w:val="1"/>
+      <w:numFmt w:val="bullet"/>
+      <w:lvlText w:val="o"/>
+      <w:lvlJc w:val="left"/>
+      <w:pPr>
+        <w:ind w:left="1080" w:hanging="360"/>
+      </w:pPr>
+      <w:rPr>
+        <w:rFonts w:ascii="Courier New" w:hAnsi="Courier New" w:cs="Courier New" w:hint="default"/>
+      </w:rPr>
+    </w:lvl>
+    <w:lvl w:ilvl="2" w:tplc="04090005" w:tentative="1">
+      <w:start w:val="1"/>
+      <w:numFmt w:val="bullet"/>
+      <w:lvlText w:val=""/>
+      <w:lvlJc w:val="left"/>
+      <w:pPr>
+        <w:ind w:left="1800" w:hanging="360"/>
+      </w:pPr>
+      <w:rPr>
+        <w:rFonts w:ascii="Wingdings" w:hAnsi="Wingdings" w:hint="default"/>
+      </w:rPr>
+    </w:lvl>
+    <w:lvl w:ilvl="3" w:tplc="04090001" w:tentative="1">
+      <w:start w:val="1"/>
+      <w:numFmt w:val="bullet"/>
+      <w:lvlText w:val=""/>
+      <w:lvlJc w:val="left"/>
+      <w:pPr>
+        <w:ind w:left="2520" w:hanging="360"/>
+      </w:pPr>
+      <w:rPr>
+        <w:rFonts w:ascii="Symbol" w:hAnsi="Symbol" w:hint="default"/>
+      </w:rPr>
+    </w:lvl>
+    <w:lvl w:ilvl="4" w:tplc="04090003" w:tentative="1">
+      <w:start w:val="1"/>
+      <w:numFmt w:val="bullet"/>
+      <w:lvlText w:val="o"/>
+      <w:lvlJc w:val="left"/>
+      <w:pPr>
+        <w:ind w:left="3240" w:hanging="360"/>
+      </w:pPr>
+      <w:rPr>
+        <w:rFonts w:ascii="Courier New" w:hAnsi="Courier New" w:cs="Courier New" w:hint="default"/>
+      </w:rPr>
+    </w:lvl>
+    <w:lvl w:ilvl="5" w:tplc="04090005" w:tentative="1">
+      <w:start w:val="1"/>
+      <w:numFmt w:val="bullet"/>
+      <w:lvlText w:val=""/>
+      <w:lvlJc w:val="left"/>
+      <w:pPr>
+        <w:ind w:left="3960" w:hanging="360"/>
+      </w:pPr>
+      <w:rPr>
+        <w:rFonts w:ascii="Wingdings" w:hAnsi="Wingdings" w:hint="default"/>
+      </w:rPr>
+    </w:lvl>
+    <w:lvl w:ilvl="6" w:tplc="04090001" w:tentative="1">
+      <w:start w:val="1"/>
+      <w:numFmt w:val="bullet"/>
+      <w:lvlText w:val=""/>
+      <w:lvlJc w:val="left"/>
+      <w:pPr>
+        <w:ind w:left="4680" w:hanging="360"/>
+      </w:pPr>
+      <w:rPr>
+        <w:rFonts w:ascii="Symbol" w:hAnsi="Symbol" w:hint="default"/>
+      </w:rPr>
+    </w:lvl>
+    <w:lvl w:ilvl="7" w:tplc="04090003" w:tentative="1">
+      <w:start w:val="1"/>
+      <w:numFmt w:val="bullet"/>
+      <w:lvlText w:val="o"/>
+      <w:lvlJc w:val="left"/>
+      <w:pPr>
+        <w:ind w:left="5400" w:hanging="360"/>
+      </w:pPr>
+      <w:rPr>
+        <w:rFonts w:ascii="Courier New" w:hAnsi="Courier New" w:cs="Courier New" w:hint="default"/>
+      </w:rPr>
+    </w:lvl>
+    <w:lvl w:ilvl="8" w:tplc="04090005" w:tentative="1">
+      <w:start w:val="1"/>
+      <w:numFmt w:val="bullet"/>
+      <w:lvlText w:val=""/>
+      <w:lvlJc w:val="left"/>
+      <w:pPr>
+        <w:ind w:left="6120" w:hanging="360"/>
+      </w:pPr>
+      <w:rPr>
+        <w:rFonts w:ascii="Wingdings" w:hAnsi="Wingdings" w:hint="default"/>
+      </w:rPr>
+    </w:lvl>
+  </w:abstractNum>
+  <w:abstractNum w:abstractNumId="11">
+    <w:nsid w:val="4A4A3858"/>
+    <w:multiLevelType w:val="hybridMultilevel"/>
+    <w:tmpl w:val="95706422"/>
+    <w:lvl w:ilvl="0" w:tplc="E5126E94">
+      <w:start w:val="1"/>
+      <w:numFmt w:val="bullet"/>
+      <w:lvlText w:val=""/>
+      <w:lvlJc w:val="left"/>
+      <w:pPr>
+        <w:ind w:left="360" w:hanging="360"/>
+      </w:pPr>
+      <w:rPr>
+        <w:rFonts w:ascii="Wingdings" w:hAnsi="Wingdings" w:hint="default"/>
+        <w:sz w:val="22"/>
+      </w:rPr>
+    </w:lvl>
+    <w:lvl w:ilvl="1" w:tplc="04090003" w:tentative="1">
+      <w:start w:val="1"/>
+      <w:numFmt w:val="bullet"/>
+      <w:lvlText w:val="o"/>
+      <w:lvlJc w:val="left"/>
+      <w:pPr>
+        <w:ind w:left="1080" w:hanging="360"/>
+      </w:pPr>
+      <w:rPr>
+        <w:rFonts w:ascii="Courier New" w:hAnsi="Courier New" w:cs="Courier New" w:hint="default"/>
+      </w:rPr>
+    </w:lvl>
+    <w:lvl w:ilvl="2" w:tplc="04090005" w:tentative="1">
+      <w:start w:val="1"/>
+      <w:numFmt w:val="bullet"/>
+      <w:lvlText w:val=""/>
+      <w:lvlJc w:val="left"/>
+      <w:pPr>
+        <w:ind w:left="1800" w:hanging="360"/>
+      </w:pPr>
+      <w:rPr>
+        <w:rFonts w:ascii="Wingdings" w:hAnsi="Wingdings" w:hint="default"/>
+      </w:rPr>
+    </w:lvl>
+    <w:lvl w:ilvl="3" w:tplc="04090001" w:tentative="1">
+      <w:start w:val="1"/>
+      <w:numFmt w:val="bullet"/>
+      <w:lvlText w:val=""/>
+      <w:lvlJc w:val="left"/>
+      <w:pPr>
+        <w:ind w:left="2520" w:hanging="360"/>
+      </w:pPr>
+      <w:rPr>
+        <w:rFonts w:ascii="Symbol" w:hAnsi="Symbol" w:hint="default"/>
+      </w:rPr>
+    </w:lvl>
+    <w:lvl w:ilvl="4" w:tplc="04090003" w:tentative="1">
+      <w:start w:val="1"/>
+      <w:numFmt w:val="bullet"/>
+      <w:lvlText w:val="o"/>
+      <w:lvlJc w:val="left"/>
+      <w:pPr>
+        <w:ind w:left="3240" w:hanging="360"/>
+      </w:pPr>
+      <w:rPr>
+        <w:rFonts w:ascii="Courier New" w:hAnsi="Courier New" w:cs="Courier New" w:hint="default"/>
+      </w:rPr>
+    </w:lvl>
+    <w:lvl w:ilvl="5" w:tplc="04090005" w:tentative="1">
+      <w:start w:val="1"/>
+      <w:numFmt w:val="bullet"/>
+      <w:lvlText w:val=""/>
+      <w:lvlJc w:val="left"/>
+      <w:pPr>
+        <w:ind w:left="3960" w:hanging="360"/>
+      </w:pPr>
+      <w:rPr>
+        <w:rFonts w:ascii="Wingdings" w:hAnsi="Wingdings" w:hint="default"/>
+      </w:rPr>
+    </w:lvl>
+    <w:lvl w:ilvl="6" w:tplc="04090001" w:tentative="1">
+      <w:start w:val="1"/>
+      <w:numFmt w:val="bullet"/>
+      <w:lvlText w:val=""/>
+      <w:lvlJc w:val="left"/>
+      <w:pPr>
+        <w:ind w:left="4680" w:hanging="360"/>
+      </w:pPr>
+      <w:rPr>
+        <w:rFonts w:ascii="Symbol" w:hAnsi="Symbol" w:hint="default"/>
+      </w:rPr>
+    </w:lvl>
+    <w:lvl w:ilvl="7" w:tplc="04090003" w:tentative="1">
+      <w:start w:val="1"/>
+      <w:numFmt w:val="bullet"/>
+      <w:lvlText w:val="o"/>
+      <w:lvlJc w:val="left"/>
+      <w:pPr>
+        <w:ind w:left="5400" w:hanging="360"/>
+      </w:pPr>
+      <w:rPr>
+        <w:rFonts w:ascii="Courier New" w:hAnsi="Courier New" w:cs="Courier New" w:hint="default"/>
+      </w:rPr>
+    </w:lvl>
+    <w:lvl w:ilvl="8" w:tplc="04090005" w:tentative="1">
+      <w:start w:val="1"/>
+      <w:numFmt w:val="bullet"/>
+      <w:lvlText w:val=""/>
+      <w:lvlJc w:val="left"/>
+      <w:pPr>
+        <w:ind w:left="6120" w:hanging="360"/>
+      </w:pPr>
+      <w:rPr>
+        <w:rFonts w:ascii="Wingdings" w:hAnsi="Wingdings" w:hint="default"/>
+      </w:rPr>
+    </w:lvl>
+  </w:abstractNum>
+  <w:abstractNum w:abstractNumId="12">
     <w:nsid w:val="4EB5388E"/>
     <w:multiLevelType w:val="multilevel"/>
     <w:tmpl w:val="DF0692C6"/>
@@ -4764,7 +4100,7 @@
       </w:rPr>
     </w:lvl>
   </w:abstractNum>
-  <w:abstractNum w:abstractNumId="8">
+  <w:abstractNum w:abstractNumId="13">
     <w:nsid w:val="5A2D3CF0"/>
     <w:multiLevelType w:val="hybridMultilevel"/>
     <w:tmpl w:val="B276C8D4"/>
@@ -4876,7 +4212,7 @@
       </w:rPr>
     </w:lvl>
   </w:abstractNum>
-  <w:abstractNum w:abstractNumId="9">
+  <w:abstractNum w:abstractNumId="14">
     <w:nsid w:val="5E983F04"/>
     <w:multiLevelType w:val="multilevel"/>
     <w:tmpl w:val="81C01FFA"/>
@@ -5025,7 +4361,7 @@
       </w:rPr>
     </w:lvl>
   </w:abstractNum>
-  <w:abstractNum w:abstractNumId="10">
+  <w:abstractNum w:abstractNumId="15">
     <w:nsid w:val="600B3E1E"/>
     <w:multiLevelType w:val="hybridMultilevel"/>
     <w:tmpl w:val="1D64D48C"/>
@@ -5137,7 +4473,7 @@
       </w:rPr>
     </w:lvl>
   </w:abstractNum>
-  <w:abstractNum w:abstractNumId="11">
+  <w:abstractNum w:abstractNumId="16">
     <w:nsid w:val="64BF4497"/>
     <w:multiLevelType w:val="hybridMultilevel"/>
     <w:tmpl w:val="12E08A54"/>
@@ -5250,7 +4586,7 @@
       </w:rPr>
     </w:lvl>
   </w:abstractNum>
-  <w:abstractNum w:abstractNumId="12">
+  <w:abstractNum w:abstractNumId="17">
     <w:nsid w:val="6EDE04E6"/>
     <w:multiLevelType w:val="multilevel"/>
     <w:tmpl w:val="432AFAB8"/>
@@ -5400,25 +4736,25 @@
     </w:lvl>
   </w:abstractNum>
   <w:num w:numId="1">
-    <w:abstractNumId w:val="5"/>
+    <w:abstractNumId w:val="8"/>
     <w:lvlOverride w:ilvl="0">
       <w:startOverride w:val="1"/>
     </w:lvlOverride>
   </w:num>
   <w:num w:numId="2">
-    <w:abstractNumId w:val="11"/>
+    <w:abstractNumId w:val="16"/>
   </w:num>
   <w:num w:numId="3">
-    <w:abstractNumId w:val="10"/>
+    <w:abstractNumId w:val="15"/>
   </w:num>
   <w:num w:numId="4">
-    <w:abstractNumId w:val="3"/>
+    <w:abstractNumId w:val="6"/>
   </w:num>
   <w:num w:numId="5">
-    <w:abstractNumId w:val="6"/>
+    <w:abstractNumId w:val="9"/>
   </w:num>
   <w:num w:numId="6">
-    <w:abstractNumId w:val="8"/>
+    <w:abstractNumId w:val="13"/>
   </w:num>
   <w:num w:numId="7">
     <w:abstractNumId w:val="0"/>
@@ -5427,19 +4763,34 @@
     <w:abstractNumId w:val="1"/>
   </w:num>
   <w:num w:numId="9">
-    <w:abstractNumId w:val="4"/>
+    <w:abstractNumId w:val="7"/>
   </w:num>
   <w:num w:numId="10">
     <w:abstractNumId w:val="2"/>
   </w:num>
   <w:num w:numId="11">
-    <w:abstractNumId w:val="9"/>
+    <w:abstractNumId w:val="14"/>
   </w:num>
   <w:num w:numId="12">
-    <w:abstractNumId w:val="7"/>
+    <w:abstractNumId w:val="12"/>
   </w:num>
   <w:num w:numId="13">
-    <w:abstractNumId w:val="12"/>
+    <w:abstractNumId w:val="17"/>
+  </w:num>
+  <w:num w:numId="14">
+    <w:abstractNumId w:val="4"/>
+  </w:num>
+  <w:num w:numId="15">
+    <w:abstractNumId w:val="11"/>
+  </w:num>
+  <w:num w:numId="16">
+    <w:abstractNumId w:val="5"/>
+  </w:num>
+  <w:num w:numId="17">
+    <w:abstractNumId w:val="10"/>
+  </w:num>
+  <w:num w:numId="18">
+    <w:abstractNumId w:val="3"/>
   </w:num>
 </w:numbering>
 </file>
